--- a/docs/06-thesis/THESIS.docx
+++ b/docs/06-thesis/THESIS.docx
@@ -245,7 +245,16 @@
         <w:t>It is inconsistent.</w:t>
       </w:r>
       <w:r>
-        <w:t xml:space="preserve"> Two officers with the same file may reach different conclusions, because the method for combining the evidence lives in each officer's head rather than in the instrument.</w:t>
+        <w:t xml:space="preserve"> Two officers with the same file may reach different conclusions, because the method for combining the evidence lives in each officer's head rather than in the instrument. This is not speculation: Cortés, Duchin and Sosyura (2016) show that officers' credit approvals move with their mood — instrumented by local sunshine — and that the effect is </w:t>
+      </w:r>
+      <w:r>
+        <w:rPr>
+          <w:b/>
+        </w:rPr>
+        <w:t>larger where decisions carry more discretion and reviews are less automated</w:t>
+      </w:r>
+      <w:r>
+        <w:t>, which is exactly the regime this form operates in.</w:t>
       </w:r>
     </w:p>
     <w:p>
@@ -918,6 +927,48 @@
     </w:p>
     <w:p>
       <w:pPr>
+        <w:pStyle w:val="Heading3"/>
+      </w:pPr>
+      <w:r>
+        <w:t>2.2.1 Variability in human credit judgement</w:t>
+      </w:r>
+    </w:p>
+    <w:p>
+      <w:r>
+        <w:t>This study is premised on manual appraisal being inconsistent. That premise should not rest on assertion, and it does not have to.</w:t>
+      </w:r>
+    </w:p>
+    <w:p>
+      <w:r>
+        <w:t>Cortés, Duchin and Sosyura (2016) provide causal evidence. Using daily fluctuations in local sunshine as an instrument for sentiment, they show that the mood of lower-level financial officers affects day-to-day credit decisions: positive sentiment raises approval rates, negative sentiment lowers them by a larger magnitude, and the variation affects subsequent financial performance and produces real effects. Officers are, measurably, influenced by something with no bearing whatever on the borrower.</w:t>
+      </w:r>
+    </w:p>
+    <w:p>
+      <w:r>
+        <w:t xml:space="preserve">Two features of their result matter directly here. The effects are </w:t>
+      </w:r>
+      <w:r>
+        <w:rPr>
+          <w:b/>
+        </w:rPr>
+        <w:t>stronger when decisions require more discretion and when reviews are less automated</w:t>
+      </w:r>
+      <w:r>
+        <w:t xml:space="preserve"> — which describes the People's Bank instrument precisely, since clause 7 asks for a viability judgement with no stated procedure for reaching it. And the mechanism is not incompetence but ordinary human variability, which is why the response pursued in this study is to structure the judgement rather than to remove the officer.</w:t>
+      </w:r>
+    </w:p>
+    <w:p>
+      <w:r>
+        <w:t>Related work reaches similar conclusions from other directions: studies of discretion in loan rate setting, and of loan officers' subjective judgement in microfinance, where risk classification rests on recollected professional experience rather than an explicit model.</w:t>
+      </w:r>
+    </w:p>
+    <w:p>
+      <w:r>
+        <w:t>The premise is therefore supported by the literature even though this study does not itself measure inter-rater reliability. That omission remains the most significant gap in the present work (§6.4), and Cortés et al. indicate what a well-designed measurement would look for.</w:t>
+      </w:r>
+    </w:p>
+    <w:p>
+      <w:pPr>
         <w:pStyle w:val="Heading2"/>
       </w:pPr>
       <w:r>
@@ -1109,6 +1160,20 @@
     </w:p>
     <w:p>
       <w:r>
+        <w:t xml:space="preserve">Leakage of this kind is a recognised and widespread problem in ML-based science rather than an isolated curiosity. Kapoor and Narayanan (2023) surveyed literature across seventeen fields and found leakage affecting </w:t>
+      </w:r>
+      <w:r>
+        <w:rPr>
+          <w:b/>
+        </w:rPr>
+        <w:t>294 papers</w:t>
+      </w:r>
+      <w:r>
+        <w:t>, in some cases producing wildly overoptimistic conclusions, and set out a taxonomy of eight leakage types. Their central observation — that leakage is the single largest cause of irreproducibility in ML-based science — is the frame within which Chapter 5's finding should be read: not as a defect peculiar to one dataset, but as an instance of a documented, recurring failure.</w:t>
+      </w:r>
+    </w:p>
+    <w:p>
+      <w:r>
         <w:rPr>
           <w:b/>
         </w:rPr>
@@ -1267,6 +1332,16 @@
       </w:pPr>
       <w:r>
         <w:t>References</w:t>
+      </w:r>
+    </w:p>
+    <w:p>
+      <w:r>
+        <w:t>Cortés, K.R., Duchin, R. and Sosyura, D. (2016) 'Clouded judgment: The role of sentiment in credit origination', *Journal of Financial Economics*, 121(2), pp. 392–413.</w:t>
+      </w:r>
+    </w:p>
+    <w:p>
+      <w:r>
+        <w:t>Kapoor, S. and Narayanan, A. (2023) 'Leakage and the reproducibility crisis in machine-learning-based science', *Patterns*, 4(9), 100804. doi:10.1016/j.patter.2023.100804.</w:t>
       </w:r>
     </w:p>
     <w:p>

--- a/docs/06-thesis/THESIS.docx
+++ b/docs/06-thesis/THESIS.docx
@@ -3984,6 +3984,230 @@
         <w:pStyle w:val="Heading2"/>
       </w:pPr>
       <w:r>
+        <w:t>4.6a Access control and the integrity of the audit trail</w:t>
+      </w:r>
+    </w:p>
+    <w:p>
+      <w:r>
+        <w:t>An audit trail is only worth as much as the identity behind each entry.</w:t>
+      </w:r>
+    </w:p>
+    <w:p>
+      <w:r>
+        <w:t>An earlier iteration of the sign-off panel accepted a typed name. It recorded who *claimed* to have signed, which is no record at all: anyone could enter any name, and the trail would look complete while proving nothing. The system now authenticates users and takes the signatory from the session.</w:t>
+      </w:r>
+    </w:p>
+    <w:p>
+      <w:r>
+        <w:t>Roles map directly onto the chain in clause 7 of the form:</w:t>
+      </w:r>
+    </w:p>
+    <w:tbl>
+      <w:tblPr>
+        <w:tblStyle w:val="LightGrid-Accent1"/>
+        <w:tblW w:type="auto" w:w="0"/>
+        <w:tblLook w:firstColumn="1" w:firstRow="1" w:lastColumn="0" w:lastRow="0" w:noHBand="0" w:noVBand="1" w:val="04A0"/>
+      </w:tblPr>
+      <w:tblGrid>
+        <w:gridCol w:w="4320"/>
+        <w:gridCol w:w="4320"/>
+      </w:tblGrid>
+      <w:tr>
+        <w:tc>
+          <w:tcPr>
+            <w:tcW w:type="dxa" w:w="4320"/>
+          </w:tcPr>
+          <w:p>
+            <w:r>
+              <w:rPr>
+                <w:b/>
+                <w:sz w:val="18"/>
+              </w:rPr>
+              <w:t>Role</w:t>
+            </w:r>
+          </w:p>
+        </w:tc>
+        <w:tc>
+          <w:tcPr>
+            <w:tcW w:type="dxa" w:w="4320"/>
+          </w:tcPr>
+          <w:p>
+            <w:r>
+              <w:rPr>
+                <w:b/>
+                <w:sz w:val="18"/>
+              </w:rPr>
+              <w:t>Permitted</w:t>
+            </w:r>
+          </w:p>
+        </w:tc>
+      </w:tr>
+      <w:tr>
+        <w:tc>
+          <w:tcPr>
+            <w:tcW w:type="dxa" w:w="4320"/>
+          </w:tcPr>
+          <w:p>
+            <w:r>
+              <w:rPr>
+                <w:sz w:val="18"/>
+              </w:rPr>
+              <w:t>OFFICER</w:t>
+            </w:r>
+          </w:p>
+        </w:tc>
+        <w:tc>
+          <w:tcPr>
+            <w:tcW w:type="dxa" w:w="4320"/>
+          </w:tcPr>
+          <w:p>
+            <w:r>
+              <w:rPr>
+                <w:sz w:val="18"/>
+              </w:rPr>
+              <w:t>prepare an appraisal</w:t>
+            </w:r>
+          </w:p>
+        </w:tc>
+      </w:tr>
+      <w:tr>
+        <w:tc>
+          <w:tcPr>
+            <w:tcW w:type="dxa" w:w="4320"/>
+          </w:tcPr>
+          <w:p>
+            <w:r>
+              <w:rPr>
+                <w:sz w:val="18"/>
+              </w:rPr>
+              <w:t>RECOMMENDER</w:t>
+            </w:r>
+          </w:p>
+        </w:tc>
+        <w:tc>
+          <w:tcPr>
+            <w:tcW w:type="dxa" w:w="4320"/>
+          </w:tcPr>
+          <w:p>
+            <w:r>
+              <w:rPr>
+                <w:sz w:val="18"/>
+              </w:rPr>
+              <w:t>endorse</w:t>
+            </w:r>
+          </w:p>
+        </w:tc>
+      </w:tr>
+      <w:tr>
+        <w:tc>
+          <w:tcPr>
+            <w:tcW w:type="dxa" w:w="4320"/>
+          </w:tcPr>
+          <w:p>
+            <w:r>
+              <w:rPr>
+                <w:sz w:val="18"/>
+              </w:rPr>
+              <w:t>HEAD_OFFICE</w:t>
+            </w:r>
+          </w:p>
+        </w:tc>
+        <w:tc>
+          <w:tcPr>
+            <w:tcW w:type="dxa" w:w="4320"/>
+          </w:tcPr>
+          <w:p>
+            <w:r>
+              <w:rPr>
+                <w:sz w:val="18"/>
+              </w:rPr>
+              <w:t>approve or decline</w:t>
+            </w:r>
+          </w:p>
+        </w:tc>
+      </w:tr>
+      <w:tr>
+        <w:tc>
+          <w:tcPr>
+            <w:tcW w:type="dxa" w:w="4320"/>
+          </w:tcPr>
+          <w:p>
+            <w:r>
+              <w:rPr>
+                <w:sz w:val="18"/>
+              </w:rPr>
+              <w:t>ADMIN</w:t>
+            </w:r>
+          </w:p>
+        </w:tc>
+        <w:tc>
+          <w:tcPr>
+            <w:tcW w:type="dxa" w:w="4320"/>
+          </w:tcPr>
+          <w:p>
+            <w:r>
+              <w:rPr>
+                <w:sz w:val="18"/>
+              </w:rPr>
+              <w:t>all of the above, plus user administration</w:t>
+            </w:r>
+          </w:p>
+        </w:tc>
+      </w:tr>
+    </w:tbl>
+    <w:p/>
+    <w:p>
+      <w:r>
+        <w:t xml:space="preserve">Three properties are enforced rather than merely displayed. The interface offers only the actions a user's role permits; the </w:t>
+      </w:r>
+      <w:r>
+        <w:rPr>
+          <w:b/>
+        </w:rPr>
+        <w:t>server re-checks the role before writing</w:t>
+      </w:r>
+      <w:r>
+        <w:t>, so the restriction cannot be bypassed by calling the action directly; and an appraisal that has been approved or declined rejects further decisions — a correction is made by raising a new appraisal, never by rewriting a signed one.</w:t>
+      </w:r>
+    </w:p>
+    <w:p>
+      <w:r>
+        <w:rPr>
+          <w:b/>
+        </w:rPr>
+        <w:t>The elicitation instrument is deliberately left public.</w:t>
+      </w:r>
+      <w:r>
+        <w:t xml:space="preserve"> Requiring accounts of practitioners completing a fifteen-minute voluntary study would collapse the response rate, and the instrument collects no name and no customer data, so there is nothing behind it to protect. The research instrument and the operational system have different threat models and are treated differently.</w:t>
+      </w:r>
+    </w:p>
+    <w:p>
+      <w:pPr>
+        <w:pStyle w:val="Heading3"/>
+      </w:pPr>
+      <w:r>
+        <w:t>4.6a.1 What this is not</w:t>
+      </w:r>
+    </w:p>
+    <w:p>
+      <w:r>
+        <w:t xml:space="preserve">Session cookies are HMAC-signed and passwords are hashed with scrypt, with no external authentication dependency, so the system runs without network access for demonstration purposes. It is </w:t>
+      </w:r>
+      <w:r>
+        <w:rPr>
+          <w:b/>
+        </w:rPr>
+        <w:t>not</w:t>
+      </w:r>
+      <w:r>
+        <w:t xml:space="preserve"> a production authentication system: there is no password reset, no multi-factor authentication, no account lockout, no rate limiting on sign-in attempts, and no password policy. A banking deployment would require all of these, along with penetration testing and an accessibility audit. These are recorded as limitations rather than presented as complete.</w:t>
+      </w:r>
+    </w:p>
+    <w:p>
+      <w:pPr>
+        <w:pStyle w:val="Heading2"/>
+      </w:pPr>
+      <w:r>
         <w:t>4.7 Explainability</w:t>
       </w:r>
     </w:p>
@@ -4045,6 +4269,11 @@
       </w:r>
       <w:r>
         <w:t>) covering three cases — a sound manufacturing expansion, a thin startup with a DSCR breach, and a deliberately incomplete file:</w:t>
+      </w:r>
+    </w:p>
+    <w:p>
+      <w:r>
+        <w:t>The suite covers the scoring engine, the validation schemas, and the authorisation logic — 62 tests in total. Server Actions are reachable by direct POST rather than only through the application's own forms, so every action validates its input before use, and validation failures report which field failed without echoing the submitted value back.</w:t>
       </w:r>
     </w:p>
     <w:tbl>

--- a/docs/06-thesis/THESIS.docx
+++ b/docs/06-thesis/THESIS.docx
@@ -7207,6 +7207,692 @@
         <w:pStyle w:val="Heading2"/>
       </w:pPr>
       <w:r>
+        <w:t>5.6a How much do the weights matter?</w:t>
+      </w:r>
+    </w:p>
+    <w:p>
+      <w:r>
+        <w:t>The criteria model carries placeholder weights until elicitation is complete (§4.10), and that is ordinarily treated as blocking: no elicited weights, no reportable result. But the question underneath — *how much does the output depend on the weight vector at all?* — is answerable now, and answering it bounds the damage the placeholders can be doing.</w:t>
+      </w:r>
+    </w:p>
+    <w:p>
+      <w:pPr>
+        <w:pStyle w:val="Heading3"/>
+      </w:pPr>
+      <w:r>
+        <w:t>5.6a.1 Method</w:t>
+      </w:r>
+    </w:p>
+    <w:p>
+      <w:r>
+        <w:t xml:space="preserve">Two thousand complete appraisals were simulated by drawing each criterion across its plausible range. The population is </w:t>
+      </w:r>
+      <w:r>
+        <w:rPr>
+          <w:b/>
+        </w:rPr>
+        <w:t>synthetic</w:t>
+      </w:r>
+      <w:r>
+        <w:t>: the object of study is the model's mathematical behaviour, not any real portfolio, and no claim is made about real borrowers. Simulation is appropriate precisely because the question is about the model rather than the world.</w:t>
+      </w:r>
+    </w:p>
+    <w:p>
+      <w:r>
+        <w:t>Each weight was then perturbed multiplicatively by up to ±p and renormalised, for p ∈ {10%, 25%, 50%, 75%, 100%}, with 400 draws at each level. For every draw the whole population was rescored and compared against the equal-weight baseline on three measures: Spearman rank correlation, the proportion of cases keeping their risk band, and the largest score shift.</w:t>
+      </w:r>
+    </w:p>
+    <w:p>
+      <w:pPr>
+        <w:pStyle w:val="Heading3"/>
+      </w:pPr>
+      <w:r>
+        <w:t>5.6a.2 Results</w:t>
+      </w:r>
+    </w:p>
+    <w:tbl>
+      <w:tblPr>
+        <w:tblStyle w:val="LightGrid-Accent1"/>
+        <w:tblW w:type="auto" w:w="0"/>
+        <w:tblLook w:firstColumn="1" w:firstRow="1" w:lastColumn="0" w:lastRow="0" w:noHBand="0" w:noVBand="1" w:val="04A0"/>
+      </w:tblPr>
+      <w:tblGrid>
+        <w:gridCol w:w="1728"/>
+        <w:gridCol w:w="1728"/>
+        <w:gridCol w:w="1728"/>
+        <w:gridCol w:w="1728"/>
+        <w:gridCol w:w="1728"/>
+      </w:tblGrid>
+      <w:tr>
+        <w:tc>
+          <w:tcPr>
+            <w:tcW w:type="dxa" w:w="1728"/>
+          </w:tcPr>
+          <w:p>
+            <w:r>
+              <w:rPr>
+                <w:b/>
+                <w:sz w:val="18"/>
+              </w:rPr>
+              <w:t>Perturbation</w:t>
+            </w:r>
+          </w:p>
+        </w:tc>
+        <w:tc>
+          <w:tcPr>
+            <w:tcW w:type="dxa" w:w="1728"/>
+          </w:tcPr>
+          <w:p>
+            <w:r>
+              <w:rPr>
+                <w:b/>
+                <w:sz w:val="18"/>
+              </w:rPr>
+              <w:t>Credit risk ρ</w:t>
+            </w:r>
+          </w:p>
+        </w:tc>
+        <w:tc>
+          <w:tcPr>
+            <w:tcW w:type="dxa" w:w="1728"/>
+          </w:tcPr>
+          <w:p>
+            <w:r>
+              <w:rPr>
+                <w:b/>
+                <w:sz w:val="18"/>
+              </w:rPr>
+              <w:t>Band unchanged</w:t>
+            </w:r>
+          </w:p>
+        </w:tc>
+        <w:tc>
+          <w:tcPr>
+            <w:tcW w:type="dxa" w:w="1728"/>
+          </w:tcPr>
+          <w:p>
+            <w:r>
+              <w:rPr>
+                <w:b/>
+                <w:sz w:val="18"/>
+              </w:rPr>
+              <w:t>Development ρ</w:t>
+            </w:r>
+          </w:p>
+        </w:tc>
+        <w:tc>
+          <w:tcPr>
+            <w:tcW w:type="dxa" w:w="1728"/>
+          </w:tcPr>
+          <w:p>
+            <w:r>
+              <w:rPr>
+                <w:b/>
+                <w:sz w:val="18"/>
+              </w:rPr>
+              <w:t>Band unchanged</w:t>
+            </w:r>
+          </w:p>
+        </w:tc>
+      </w:tr>
+      <w:tr>
+        <w:tc>
+          <w:tcPr>
+            <w:tcW w:type="dxa" w:w="1728"/>
+          </w:tcPr>
+          <w:p>
+            <w:r>
+              <w:rPr>
+                <w:sz w:val="18"/>
+              </w:rPr>
+              <w:t>±10%</w:t>
+            </w:r>
+          </w:p>
+        </w:tc>
+        <w:tc>
+          <w:tcPr>
+            <w:tcW w:type="dxa" w:w="1728"/>
+          </w:tcPr>
+          <w:p>
+            <w:r>
+              <w:rPr>
+                <w:sz w:val="18"/>
+              </w:rPr>
+              <w:t>0.9971</w:t>
+            </w:r>
+          </w:p>
+        </w:tc>
+        <w:tc>
+          <w:tcPr>
+            <w:tcW w:type="dxa" w:w="1728"/>
+          </w:tcPr>
+          <w:p>
+            <w:r>
+              <w:rPr>
+                <w:sz w:val="18"/>
+              </w:rPr>
+              <w:t>97.6%</w:t>
+            </w:r>
+          </w:p>
+        </w:tc>
+        <w:tc>
+          <w:tcPr>
+            <w:tcW w:type="dxa" w:w="1728"/>
+          </w:tcPr>
+          <w:p>
+            <w:r>
+              <w:rPr>
+                <w:sz w:val="18"/>
+              </w:rPr>
+              <w:t>0.9982</w:t>
+            </w:r>
+          </w:p>
+        </w:tc>
+        <w:tc>
+          <w:tcPr>
+            <w:tcW w:type="dxa" w:w="1728"/>
+          </w:tcPr>
+          <w:p>
+            <w:r>
+              <w:rPr>
+                <w:sz w:val="18"/>
+              </w:rPr>
+              <w:t>97.1%</w:t>
+            </w:r>
+          </w:p>
+        </w:tc>
+      </w:tr>
+      <w:tr>
+        <w:tc>
+          <w:tcPr>
+            <w:tcW w:type="dxa" w:w="1728"/>
+          </w:tcPr>
+          <w:p>
+            <w:r>
+              <w:rPr>
+                <w:sz w:val="18"/>
+              </w:rPr>
+              <w:t>±25%</w:t>
+            </w:r>
+          </w:p>
+        </w:tc>
+        <w:tc>
+          <w:tcPr>
+            <w:tcW w:type="dxa" w:w="1728"/>
+          </w:tcPr>
+          <w:p>
+            <w:r>
+              <w:rPr>
+                <w:sz w:val="18"/>
+              </w:rPr>
+              <w:t>0.9822</w:t>
+            </w:r>
+          </w:p>
+        </w:tc>
+        <w:tc>
+          <w:tcPr>
+            <w:tcW w:type="dxa" w:w="1728"/>
+          </w:tcPr>
+          <w:p>
+            <w:r>
+              <w:rPr>
+                <w:sz w:val="18"/>
+              </w:rPr>
+              <w:t>94.0%</w:t>
+            </w:r>
+          </w:p>
+        </w:tc>
+        <w:tc>
+          <w:tcPr>
+            <w:tcW w:type="dxa" w:w="1728"/>
+          </w:tcPr>
+          <w:p>
+            <w:r>
+              <w:rPr>
+                <w:sz w:val="18"/>
+              </w:rPr>
+              <w:t>0.9890</w:t>
+            </w:r>
+          </w:p>
+        </w:tc>
+        <w:tc>
+          <w:tcPr>
+            <w:tcW w:type="dxa" w:w="1728"/>
+          </w:tcPr>
+          <w:p>
+            <w:r>
+              <w:rPr>
+                <w:sz w:val="18"/>
+              </w:rPr>
+              <w:t>92.7%</w:t>
+            </w:r>
+          </w:p>
+        </w:tc>
+      </w:tr>
+      <w:tr>
+        <w:tc>
+          <w:tcPr>
+            <w:tcW w:type="dxa" w:w="1728"/>
+          </w:tcPr>
+          <w:p>
+            <w:r>
+              <w:rPr>
+                <w:sz w:val="18"/>
+              </w:rPr>
+              <w:t>±50%</w:t>
+            </w:r>
+          </w:p>
+        </w:tc>
+        <w:tc>
+          <w:tcPr>
+            <w:tcW w:type="dxa" w:w="1728"/>
+          </w:tcPr>
+          <w:p>
+            <w:r>
+              <w:rPr>
+                <w:sz w:val="18"/>
+              </w:rPr>
+              <w:t>0.9314</w:t>
+            </w:r>
+          </w:p>
+        </w:tc>
+        <w:tc>
+          <w:tcPr>
+            <w:tcW w:type="dxa" w:w="1728"/>
+          </w:tcPr>
+          <w:p>
+            <w:r>
+              <w:rPr>
+                <w:sz w:val="18"/>
+              </w:rPr>
+              <w:t>88.2%</w:t>
+            </w:r>
+          </w:p>
+        </w:tc>
+        <w:tc>
+          <w:tcPr>
+            <w:tcW w:type="dxa" w:w="1728"/>
+          </w:tcPr>
+          <w:p>
+            <w:r>
+              <w:rPr>
+                <w:sz w:val="18"/>
+              </w:rPr>
+              <w:t>0.9586</w:t>
+            </w:r>
+          </w:p>
+        </w:tc>
+        <w:tc>
+          <w:tcPr>
+            <w:tcW w:type="dxa" w:w="1728"/>
+          </w:tcPr>
+          <w:p>
+            <w:r>
+              <w:rPr>
+                <w:sz w:val="18"/>
+              </w:rPr>
+              <w:t>85.5%</w:t>
+            </w:r>
+          </w:p>
+        </w:tc>
+      </w:tr>
+      <w:tr>
+        <w:tc>
+          <w:tcPr>
+            <w:tcW w:type="dxa" w:w="1728"/>
+          </w:tcPr>
+          <w:p>
+            <w:r>
+              <w:rPr>
+                <w:sz w:val="18"/>
+              </w:rPr>
+              <w:t>±75%</w:t>
+            </w:r>
+          </w:p>
+        </w:tc>
+        <w:tc>
+          <w:tcPr>
+            <w:tcW w:type="dxa" w:w="1728"/>
+          </w:tcPr>
+          <w:p>
+            <w:r>
+              <w:rPr>
+                <w:sz w:val="18"/>
+              </w:rPr>
+              <w:t>0.8517</w:t>
+            </w:r>
+          </w:p>
+        </w:tc>
+        <w:tc>
+          <w:tcPr>
+            <w:tcW w:type="dxa" w:w="1728"/>
+          </w:tcPr>
+          <w:p>
+            <w:r>
+              <w:rPr>
+                <w:sz w:val="18"/>
+              </w:rPr>
+              <w:t>82.2%</w:t>
+            </w:r>
+          </w:p>
+        </w:tc>
+        <w:tc>
+          <w:tcPr>
+            <w:tcW w:type="dxa" w:w="1728"/>
+          </w:tcPr>
+          <w:p>
+            <w:r>
+              <w:rPr>
+                <w:sz w:val="18"/>
+              </w:rPr>
+              <w:t>0.9121</w:t>
+            </w:r>
+          </w:p>
+        </w:tc>
+        <w:tc>
+          <w:tcPr>
+            <w:tcW w:type="dxa" w:w="1728"/>
+          </w:tcPr>
+          <w:p>
+            <w:r>
+              <w:rPr>
+                <w:sz w:val="18"/>
+              </w:rPr>
+              <w:t>78.3%</w:t>
+            </w:r>
+          </w:p>
+        </w:tc>
+      </w:tr>
+      <w:tr>
+        <w:tc>
+          <w:tcPr>
+            <w:tcW w:type="dxa" w:w="1728"/>
+          </w:tcPr>
+          <w:p>
+            <w:r>
+              <w:rPr>
+                <w:sz w:val="18"/>
+              </w:rPr>
+              <w:t>±100%</w:t>
+            </w:r>
+          </w:p>
+        </w:tc>
+        <w:tc>
+          <w:tcPr>
+            <w:tcW w:type="dxa" w:w="1728"/>
+          </w:tcPr>
+          <w:p>
+            <w:r>
+              <w:rPr>
+                <w:sz w:val="18"/>
+              </w:rPr>
+              <w:t>0.7547</w:t>
+            </w:r>
+          </w:p>
+        </w:tc>
+        <w:tc>
+          <w:tcPr>
+            <w:tcW w:type="dxa" w:w="1728"/>
+          </w:tcPr>
+          <w:p>
+            <w:r>
+              <w:rPr>
+                <w:sz w:val="18"/>
+              </w:rPr>
+              <w:t>76.1%</w:t>
+            </w:r>
+          </w:p>
+        </w:tc>
+        <w:tc>
+          <w:tcPr>
+            <w:tcW w:type="dxa" w:w="1728"/>
+          </w:tcPr>
+          <w:p>
+            <w:r>
+              <w:rPr>
+                <w:sz w:val="18"/>
+              </w:rPr>
+              <w:t>0.8543</w:t>
+            </w:r>
+          </w:p>
+        </w:tc>
+        <w:tc>
+          <w:tcPr>
+            <w:tcW w:type="dxa" w:w="1728"/>
+          </w:tcPr>
+          <w:p>
+            <w:r>
+              <w:rPr>
+                <w:sz w:val="18"/>
+              </w:rPr>
+              <w:t>71.2%</w:t>
+            </w:r>
+          </w:p>
+        </w:tc>
+      </w:tr>
+    </w:tbl>
+    <w:p/>
+    <w:p>
+      <w:r>
+        <w:t>At ±25% — a spread wider than experienced practitioners typically differ by — the ranking is essentially preserved (ρ ≈ 0.98–0.99) and roughly 93–94% of cases keep their risk band. Degradation beyond that is gradual rather than abrupt; even at ±100%, where a weight may be scaled anywhere in [0, 2], rank correlation remains above 0.75.</w:t>
+      </w:r>
+    </w:p>
+    <w:p>
+      <w:r>
+        <w:rPr>
+          <w:b/>
+        </w:rPr>
+        <w:t>Interpretation.</w:t>
+      </w:r>
+      <w:r>
+        <w:t xml:space="preserve"> The model's conclusions do not hinge on the precise weight vector within the range over which experts plausibly disagree. This does not make elicitation optional — the weights still need to be defensible, and the 6–7% of cases whose band changes at ±25% are real appraisals that would receive a different recommendation. What it does is bound the distortion: results reported under placeholder weights are unlikely to be qualitatively wrong, and that can be stated rather than hoped.</w:t>
+      </w:r>
+    </w:p>
+    <w:p>
+      <w:pPr>
+        <w:pStyle w:val="Heading3"/>
+      </w:pPr>
+      <w:r>
+        <w:t>5.6a.3 An unanticipated structural finding</w:t>
+      </w:r>
+    </w:p>
+    <w:p>
+      <w:r>
+        <w:t>Estimating each criterion's influence separately — by doubling its weight within its dimension and measuring the shift — exposed an asymmetry in the tree itself.</w:t>
+      </w:r>
+    </w:p>
+    <w:tbl>
+      <w:tblPr>
+        <w:tblStyle w:val="LightGrid-Accent1"/>
+        <w:tblW w:type="auto" w:w="0"/>
+        <w:tblLook w:firstColumn="1" w:firstRow="1" w:lastColumn="0" w:lastRow="0" w:noHBand="0" w:noVBand="1" w:val="04A0"/>
+      </w:tblPr>
+      <w:tblGrid>
+        <w:gridCol w:w="2880"/>
+        <w:gridCol w:w="2880"/>
+        <w:gridCol w:w="2880"/>
+      </w:tblGrid>
+      <w:tr>
+        <w:tc>
+          <w:tcPr>
+            <w:tcW w:type="dxa" w:w="2880"/>
+          </w:tcPr>
+          <w:p>
+            <w:r>
+              <w:rPr>
+                <w:b/>
+                <w:sz w:val="18"/>
+              </w:rPr>
+              <w:t>Objective</w:t>
+            </w:r>
+          </w:p>
+        </w:tc>
+        <w:tc>
+          <w:tcPr>
+            <w:tcW w:type="dxa" w:w="2880"/>
+          </w:tcPr>
+          <w:p>
+            <w:r>
+              <w:rPr>
+                <w:b/>
+                <w:sz w:val="18"/>
+              </w:rPr>
+              <w:t>Dimensions</w:t>
+            </w:r>
+          </w:p>
+        </w:tc>
+        <w:tc>
+          <w:tcPr>
+            <w:tcW w:type="dxa" w:w="2880"/>
+          </w:tcPr>
+          <w:p>
+            <w:r>
+              <w:rPr>
+                <w:b/>
+                <w:sz w:val="18"/>
+              </w:rPr>
+              <w:t>One criterion's share of the objective</w:t>
+            </w:r>
+          </w:p>
+        </w:tc>
+      </w:tr>
+      <w:tr>
+        <w:tc>
+          <w:tcPr>
+            <w:tcW w:type="dxa" w:w="2880"/>
+          </w:tcPr>
+          <w:p>
+            <w:r>
+              <w:rPr>
+                <w:sz w:val="18"/>
+              </w:rPr>
+              <w:t>Credit risk</w:t>
+            </w:r>
+          </w:p>
+        </w:tc>
+        <w:tc>
+          <w:tcPr>
+            <w:tcW w:type="dxa" w:w="2880"/>
+          </w:tcPr>
+          <w:p>
+            <w:r>
+              <w:rPr>
+                <w:sz w:val="18"/>
+              </w:rPr>
+              <w:t>6</w:t>
+            </w:r>
+          </w:p>
+        </w:tc>
+        <w:tc>
+          <w:tcPr>
+            <w:tcW w:type="dxa" w:w="2880"/>
+          </w:tcPr>
+          <w:p>
+            <w:r>
+              <w:rPr>
+                <w:sz w:val="18"/>
+              </w:rPr>
+              <w:t>0.0185 – 0.0333</w:t>
+            </w:r>
+          </w:p>
+        </w:tc>
+      </w:tr>
+      <w:tr>
+        <w:tc>
+          <w:tcPr>
+            <w:tcW w:type="dxa" w:w="2880"/>
+          </w:tcPr>
+          <w:p>
+            <w:r>
+              <w:rPr>
+                <w:sz w:val="18"/>
+              </w:rPr>
+              <w:t>Development impact</w:t>
+            </w:r>
+          </w:p>
+        </w:tc>
+        <w:tc>
+          <w:tcPr>
+            <w:tcW w:type="dxa" w:w="2880"/>
+          </w:tcPr>
+          <w:p>
+            <w:r>
+              <w:rPr>
+                <w:sz w:val="18"/>
+              </w:rPr>
+              <w:t>1</w:t>
+            </w:r>
+          </w:p>
+        </w:tc>
+        <w:tc>
+          <w:tcPr>
+            <w:tcW w:type="dxa" w:w="2880"/>
+          </w:tcPr>
+          <w:p>
+            <w:r>
+              <w:rPr>
+                <w:sz w:val="18"/>
+              </w:rPr>
+              <w:t>0.1250</w:t>
+            </w:r>
+          </w:p>
+        </w:tc>
+      </w:tr>
+    </w:tbl>
+    <w:p/>
+    <w:p>
+      <w:r>
+        <w:t xml:space="preserve">A development-impact criterion carries roughly </w:t>
+      </w:r>
+      <w:r>
+        <w:rPr>
+          <w:b/>
+        </w:rPr>
+        <w:t>four to seven times the leverage</w:t>
+      </w:r>
+      <w:r>
+        <w:t xml:space="preserve"> of a credit-risk criterion over its own objective. Doubling </w:t>
+      </w:r>
+      <w:r>
+        <w:rPr>
+          <w:rFonts w:ascii="Consolas" w:hAnsi="Consolas"/>
+          <w:sz w:val="19"/>
+        </w:rPr>
+        <w:t>employment_generation</w:t>
+      </w:r>
+      <w:r>
+        <w:t xml:space="preserve"> moves the development score by 3.06 points and changes the risk band for 19.2% of cases; doubling </w:t>
+      </w:r>
+      <w:r>
+        <w:rPr>
+          <w:rFonts w:ascii="Consolas" w:hAnsi="Consolas"/>
+          <w:sz w:val="19"/>
+        </w:rPr>
+        <w:t>account_turnover</w:t>
+      </w:r>
+      <w:r>
+        <w:t>, the most influential credit criterion, moves the credit score by 0.71 points and changes 5.1% of bands.</w:t>
+      </w:r>
+    </w:p>
+    <w:p>
+      <w:r>
+        <w:t xml:space="preserve">This is not an error. It follows directly from the source instrument: clause 5 of the People's Bank form is a single section of nine items, while the credit-risk material is spread across six sections. The tree faithfully reproduces that shape. But the consequence should be stated plainly — </w:t>
+      </w:r>
+      <w:r>
+        <w:rPr>
+          <w:b/>
+        </w:rPr>
+        <w:t>the development objective is materially more sensitive to individual weight choices than the credit objective</w:t>
+      </w:r>
+      <w:r>
+        <w:t>, so elicitation error there carries more consequence, and the development weights deserve more respondents rather than fewer.</w:t>
+      </w:r>
+    </w:p>
+    <w:p>
+      <w:pPr>
+        <w:pStyle w:val="Heading2"/>
+      </w:pPr>
+      <w:r>
         <w:t>5.7 Limitations</w:t>
       </w:r>
     </w:p>
@@ -7280,7 +7966,18 @@
         <w:t>Weights were placeholders.</w:t>
       </w:r>
       <w:r>
-        <w:t xml:space="preserve"> All results here use equal weights within each level. They therefore test structure, not the elicited model.</w:t>
+        <w:t xml:space="preserve"> All results here use equal weights within each level, so they test structure rather than the elicited model. Section 5.6a bounds how much this matters: within ±25% perturbation the ranking is preserved (ρ ≈ 0.98) and ~94% of risk bands are unchanged. The limitation stands, but its magnitude is now measured rather than merely acknowledged.</w:t>
+      </w:r>
+    </w:p>
+    <w:p>
+      <w:r>
+        <w:rPr>
+          <w:b/>
+        </w:rPr>
+        <w:t>The sensitivity analysis uses a simulated population.</w:t>
+      </w:r>
+      <w:r>
+        <w:t xml:space="preserve"> It characterises the model's response to weight change; it says nothing about how real Sri Lankan SME applications are distributed, and the two must not be confused.</w:t>
       </w:r>
     </w:p>
     <w:p>
@@ -7407,6 +8104,32 @@
     <w:p>
       <w:r>
         <w:t>proxies (AUC 0.41–0.53), supporting the conclusion that instrument-specific appraisal models require elicitation rather than proxy-dataset fitting.</w:t>
+      </w:r>
+    </w:p>
+    <w:p>
+      <w:pPr>
+        <w:pStyle w:val="ListNumber"/>
+      </w:pPr>
+      <w:r>
+        <w:t>The model is robust to weight perturbation within the range experts plausibly</w:t>
+      </w:r>
+    </w:p>
+    <w:p>
+      <w:r>
+        <w:t>disagree over (ρ ≈ 0.98 and ~94% band stability at ±25%), which bounds the distortion introduced by reporting under placeholder weights.</w:t>
+      </w:r>
+    </w:p>
+    <w:p>
+      <w:pPr>
+        <w:pStyle w:val="ListNumber"/>
+      </w:pPr>
+      <w:r>
+        <w:t>The criteria tree is structurally asymmetric: a development-impact criterion</w:t>
+      </w:r>
+    </w:p>
+    <w:p>
+      <w:r>
+        <w:t>carries four to seven times the leverage of a credit-risk criterion over its objective, a direct consequence of clause 5 being one section of the source form.</w:t>
       </w:r>
     </w:p>
     <w:p>

--- a/docs/06-thesis/THESIS.docx
+++ b/docs/06-thesis/THESIS.docx
@@ -181,12 +181,26 @@
     </w:p>
     <w:p>
       <w:r>
-        <w:t>Small and medium enterprises account for the large majority of businesses in Sri Lanka and a substantial share of employment. Their access to formal credit is persistently constrained. Documented supply-side barriers include the absence of formal accounting records, insufficient tangible collateral, non-submission of financial statements, and limited management capacity — with policy responses proposed around SME credit rating, credit guarantee schemes, and SME-friendly banking practice.</w:t>
+        <w:t>Small and medium enterprises are reported to account for approximately 75% of active enterprises in Sri Lanka, 45% of employment and 52% of GDP.[^smestats] Their access to formal credit is persistently constrained. Documented supply-side barriers include the absence of formal accounting records, insufficient tangible collateral, non-submission of financial statements, and limited management capacity — with policy responses proposed around SME credit rating, credit guarantee schemes, and SME-friendly banking practice.</w:t>
       </w:r>
     </w:p>
     <w:p>
       <w:r>
         <w:t>Most of that literature examines whether credit is *available*. This study examines something narrower and less studied: how a bank *decides*, once an application is in front of an officer.</w:t>
+      </w:r>
+    </w:p>
+    <w:p>
+      <w:r>
+        <w:t xml:space="preserve">[^smestats]: These figures are widely reported but currently rest on secondary sources. </w:t>
+      </w:r>
+      <w:r>
+        <w:rPr>
+          <w:b/>
+        </w:rPr>
+        <w:t>Attribute them to a primary source — the National Policy Framework for SME Development, Department of Census and Statistics, or Central Bank of Sri Lanka — before submission.</w:t>
+      </w:r>
+      <w:r>
+        <w:t xml:space="preserve"> Note also that Sri Lanka had no uniform SME definition before 2015, so figures spanning that boundary are not necessarily comparable.</w:t>
       </w:r>
     </w:p>
     <w:p>
@@ -855,7 +869,7 @@
           <w:i/>
           <w:sz w:val="20"/>
         </w:rPr>
-        <w:t>through a literature search and its bibliographic details checked. Before</w:t>
+        <w:t>through a literature search and its bibliographic details checked against an</w:t>
       </w:r>
     </w:p>
     <w:p>
@@ -867,7 +881,7 @@
           <w:i/>
           <w:sz w:val="20"/>
         </w:rPr>
-        <w:t>submission, obtain and read each paper directly — do not cite from a summary.</w:t>
+        <w:t>authoritative record. That is not the same as having read it. Before</w:t>
       </w:r>
     </w:p>
     <w:p>
@@ -879,7 +893,7 @@
           <w:i/>
           <w:sz w:val="20"/>
         </w:rPr>
-        <w:t>Where this chapter says a claim is "not found in the searched literature", that</w:t>
+        <w:t>submission, obtain and read every source cited for a substantive claim — the</w:t>
       </w:r>
     </w:p>
     <w:p>
@@ -891,7 +905,31 @@
           <w:i/>
           <w:sz w:val="20"/>
         </w:rPr>
-        <w:t>is a statement about a non-exhaustive search, not a claim of priority.</w:t>
+        <w:t>priority order is in docs/02-literature/bibliography.md. Where this chapter</w:t>
+      </w:r>
+    </w:p>
+    <w:p>
+      <w:pPr>
+        <w:ind w:left="504"/>
+      </w:pPr>
+      <w:r>
+        <w:rPr>
+          <w:i/>
+          <w:sz w:val="20"/>
+        </w:rPr>
+        <w:t>says a claim is "not found in the searched literature", that is a statement</w:t>
+      </w:r>
+    </w:p>
+    <w:p>
+      <w:pPr>
+        <w:ind w:left="504"/>
+      </w:pPr>
+      <w:r>
+        <w:rPr>
+          <w:i/>
+          <w:sz w:val="20"/>
+        </w:rPr>
+        <w:t>about a non-exhaustive search, not a claim of priority.</w:t>
       </w:r>
     </w:p>
     <w:p>
@@ -899,12 +937,65 @@
         <w:pStyle w:val="Heading2"/>
       </w:pPr>
       <w:r>
-        <w:t>2.1 Scope</w:t>
-      </w:r>
-    </w:p>
-    <w:p>
-      <w:r>
-        <w:t>This review covers four bodies of work bearing on the research questions: credit scoring for SMEs; multi-criteria decision methods applied to credit; non-financial objectives in lending; and explainability requirements. It closes by stating what the present study adds — which, after examining the literature, is narrower than initially supposed.</w:t>
+        <w:t>2.1 Scope and structure</w:t>
+      </w:r>
+    </w:p>
+    <w:p>
+      <w:r>
+        <w:t>This review covers six bodies of work bearing on the research questions:</w:t>
+      </w:r>
+    </w:p>
+    <w:p>
+      <w:pPr>
+        <w:pStyle w:val="ListNumber"/>
+      </w:pPr>
+      <w:r>
+        <w:t>the statistical lineage of credit scoring, and what discrimination it achieves;</w:t>
+      </w:r>
+    </w:p>
+    <w:p>
+      <w:pPr>
+        <w:pStyle w:val="ListNumber"/>
+      </w:pPr>
+      <w:r>
+        <w:t>SME finance specifically, and why SMEs are harder to appraise than consumers;</w:t>
+      </w:r>
+    </w:p>
+    <w:p>
+      <w:pPr>
+        <w:pStyle w:val="ListNumber"/>
+      </w:pPr>
+      <w:r>
+        <w:t>variability in human credit judgement — the premise this study rests on;</w:t>
+      </w:r>
+    </w:p>
+    <w:p>
+      <w:pPr>
+        <w:pStyle w:val="ListNumber"/>
+      </w:pPr>
+      <w:r>
+        <w:t>multi-criteria decision methods, and their application to credit;</w:t>
+      </w:r>
+    </w:p>
+    <w:p>
+      <w:pPr>
+        <w:pStyle w:val="ListNumber"/>
+      </w:pPr>
+      <w:r>
+        <w:t>non-financial objectives in lending;</w:t>
+      </w:r>
+    </w:p>
+    <w:p>
+      <w:pPr>
+        <w:pStyle w:val="ListNumber"/>
+      </w:pPr>
+      <w:r>
+        <w:t>data quality and reproducibility in machine-learning-based science.</w:t>
+      </w:r>
+    </w:p>
+    <w:p>
+      <w:r>
+        <w:t>It closes (§2.8) by stating what this study adds — which, after examining the literature, is narrower than the research proposal supposed.</w:t>
       </w:r>
     </w:p>
     <w:p>
@@ -912,59 +1003,28 @@
         <w:pStyle w:val="Heading2"/>
       </w:pPr>
       <w:r>
-        <w:t>2.2 SME credit assessment</w:t>
-      </w:r>
-    </w:p>
-    <w:p>
-      <w:r>
-        <w:t>Credit scoring has a long statistical lineage, from discriminant analysis through logistic regression to modern machine learning. For SMEs the problem is harder than for consumer credit: financial statements are often unaudited or absent, trading histories are short, and collateral is thin.</w:t>
-      </w:r>
-    </w:p>
-    <w:p>
-      <w:r>
-        <w:t>In Sri Lanka specifically, access to finance is repeatedly identified as a principal constraint on SME growth. The supply-side barriers documented include absent formal records, lack of tangible collateral, non-submission of financial statements, and limited management capacity — with policy responses proposed around SME credit rating, credit guarantee schemes and SME-friendly banking practice (Institute of Policy Studies, Sri Lanka). This establishes the practical motivation for the present study but does not address the appraisal *process* itself, which is where this research is situated.</w:t>
-      </w:r>
-    </w:p>
-    <w:p>
-      <w:pPr>
-        <w:pStyle w:val="Heading3"/>
-      </w:pPr>
-      <w:r>
-        <w:t>2.2.1 Variability in human credit judgement</w:t>
-      </w:r>
-    </w:p>
-    <w:p>
-      <w:r>
-        <w:t>This study is premised on manual appraisal being inconsistent. That premise should not rest on assertion, and it does not have to.</w:t>
-      </w:r>
-    </w:p>
-    <w:p>
-      <w:r>
-        <w:t>Cortés, Duchin and Sosyura (2016) provide causal evidence. Using daily fluctuations in local sunshine as an instrument for sentiment, they show that the mood of lower-level financial officers affects day-to-day credit decisions: positive sentiment raises approval rates, negative sentiment lowers them by a larger magnitude, and the variation affects subsequent financial performance and produces real effects. Officers are, measurably, influenced by something with no bearing whatever on the borrower.</w:t>
-      </w:r>
-    </w:p>
-    <w:p>
-      <w:r>
-        <w:t xml:space="preserve">Two features of their result matter directly here. The effects are </w:t>
-      </w:r>
+        <w:t>2.2 Credit scoring: sixty years of weighted ratios</w:t>
+      </w:r>
+    </w:p>
+    <w:p>
+      <w:r>
+        <w:t>Quantitative credit assessment begins with Altman (1968), who applied multiple discriminant analysis to twenty-two financial ratios across sixty-six firms to produce the Z-score. Ohlson (1980) replaced discriminant analysis with conditional logit, shifting the output from a classification to a probability — a change that matters here, because a probability can be checked for *calibration* while a class label cannot (§5.5).</w:t>
+      </w:r>
+    </w:p>
+    <w:p>
+      <w:r>
+        <w:t>Hand and Henley (1997) reviewed the statistical methods then in use, and Thomas, Crook and Edelman (1992; Thomas, Edelman and Crook, 2002) provided the standard textbook treatments. The most useful modern reference point is Lessmann et al. (2015), who benchmarked forty-one classifiers across eight credit datasets and found ensemble methods consistently ahead.</w:t>
+      </w:r>
+    </w:p>
+    <w:p>
       <w:r>
         <w:rPr>
           <w:b/>
         </w:rPr>
-        <w:t>stronger when decisions require more discretion and when reviews are less automated</w:t>
-      </w:r>
-      <w:r>
-        <w:t xml:space="preserve"> — which describes the People's Bank instrument precisely, since clause 7 asks for a viability judgement with no stated procedure for reaching it. And the mechanism is not incompetence but ordinary human variability, which is why the response pursued in this study is to structure the judgement rather than to remove the officer.</w:t>
-      </w:r>
-    </w:p>
-    <w:p>
-      <w:r>
-        <w:t>Related work reaches similar conclusions from other directions: studies of discretion in loan rate setting, and of loan officers' subjective judgement in microfinance, where risk classification rests on recollected professional experience rather than an explicit model.</w:t>
-      </w:r>
-    </w:p>
-    <w:p>
-      <w:r>
-        <w:t>The premise is therefore supported by the literature even though this study does not itself measure inter-rater reliability. That omission remains the most significant gap in the present work (§6.4), and Cortés et al. indicate what a well-designed measurement would look for.</w:t>
+        <w:t>Two implications for this study.</w:t>
+      </w:r>
+      <w:r>
+        <w:t xml:space="preserve"> First, the core idea here — combining weighted financial ratios into a score — is a sixty-year-old one, and any novelty claim must rest elsewhere. Second, Lessmann et al. establish what discrimination is realistically achievable on credit data, which is precisely the yardstick that made the anomalous result in Chapter 5 recognisable as anomalous.</w:t>
       </w:r>
     </w:p>
     <w:p>
@@ -972,52 +1032,235 @@
         <w:pStyle w:val="Heading2"/>
       </w:pPr>
       <w:r>
-        <w:t>2.3 Multi-criteria decision methods in credit evaluation</w:t>
-      </w:r>
-    </w:p>
-    <w:p>
-      <w:pPr>
-        <w:pStyle w:val="Heading3"/>
-      </w:pPr>
-      <w:r>
-        <w:t>2.3.1 Fuzzy MCDM for credit scoring</w:t>
-      </w:r>
-    </w:p>
-    <w:p>
-      <w:r>
-        <w:t>Where credit judgement is linguistic and imprecise, fuzzy set theory offers a representation that discards less information than forcing a crisp number. Fuzzy AHP has been applied to generate criteria weights in credit scoring decision-support systems, with fuzzy linguistic variables used explicitly to capture the vagueness arising from human subjectivity. More recent work combines fuzzy AHP with neural approaches for SME credit risk assessment, identifying financial status and development planning as dominant risk themes.</w:t>
-      </w:r>
-    </w:p>
-    <w:p>
-      <w:pPr>
-        <w:pStyle w:val="Heading3"/>
-      </w:pPr>
-      <w:r>
-        <w:t>2.3.2 Best-Worst Method</w:t>
-      </w:r>
-    </w:p>
-    <w:p>
-      <w:r>
-        <w:t>The Best-Worst Method (Rezaei, 2015) determines criteria weights from two comparison vectors: the best criterion against all others, and all others against the worst. It requires 2n−3 comparisons rather than AHP's n(n−1)/2, and the anchoring of every comparison to a fixed reference tends to produce more consistent responses. Rezaei (2016) subsequently gave a linear formulation with a unique solution, which is the form used in this study.</w:t>
-      </w:r>
-    </w:p>
-    <w:p>
-      <w:pPr>
-        <w:pStyle w:val="Heading3"/>
-      </w:pPr>
-      <w:r>
-        <w:t>2.3.3 Prior work closest to this study</w:t>
-      </w:r>
-    </w:p>
-    <w:p>
+        <w:t>2.3 SME credit assessment</w:t>
+      </w:r>
+    </w:p>
+    <w:p>
+      <w:r>
+        <w:t>SMEs are harder than consumer credit. Financial statements are frequently unaudited or absent, trading histories are short, and collateral is thin. Beck and Demirgüç-Kunt (2006) establish access to finance as a binding growth constraint for SMEs internationally.</w:t>
+      </w:r>
+    </w:p>
+    <w:p>
+      <w:r>
+        <w:t xml:space="preserve">Berger and Udell (2006) provide the framework this study sits inside. They identify nine distinct SME lending technologies — relationship lending, financial statement lending, trade credit, equipment lending, real-estate-based lending, leasing, factoring, small business credit scoring, and asset-based lending — and argue that credit availability depends on which are feasible in a given institutional setting. </w:t>
+      </w:r>
       <w:r>
         <w:rPr>
           <w:b/>
         </w:rPr>
-        <w:t>Roy and Shaw (2021) is the nearest precedent and must be acknowledged plainly.</w:t>
-      </w:r>
-      <w:r>
-        <w:t xml:space="preserve"> They construct a multicriteria credit scoring model for SMEs using exactly the hybrid this study's methodology chapter proposes: BWM to determine criteria weights, combined with a ranking method (TOPSIS) to score applicants. They report credit history, cash liquidity and repayment period as the dominant criteria.</w:t>
+        <w:t>The People's Bank instrument is principally financial statement lending with substantial relationship and asset-based elements</w:t>
+      </w:r>
+      <w:r>
+        <w:t>, and this study adds a scoring layer without discarding the relationship content.</w:t>
+      </w:r>
+    </w:p>
+    <w:p>
+      <w:r>
+        <w:t>Stein (2002) explains why that is difficult. He distinguishes *hard* information, which can be credibly transmitted through a hierarchy, from *soft* information, which cannot, and shows that decentralised structures outperform where information is soft. An appraisal officer's judgement about management quality is soft information in exactly this sense.</w:t>
+      </w:r>
+    </w:p>
+    <w:p>
+      <w:pPr>
+        <w:ind w:left="504"/>
+      </w:pPr>
+      <w:r>
+        <w:rPr>
+          <w:i/>
+          <w:sz w:val="20"/>
+        </w:rPr>
+        <w:t>This is the central tension of the present study. Formalising narrative</w:t>
+      </w:r>
+    </w:p>
+    <w:p>
+      <w:pPr>
+        <w:ind w:left="504"/>
+      </w:pPr>
+      <w:r>
+        <w:rPr>
+          <w:i/>
+          <w:sz w:val="20"/>
+        </w:rPr>
+        <w:t>appraisal is an attempt to harden soft information. Stein's analysis implies</w:t>
+      </w:r>
+    </w:p>
+    <w:p>
+      <w:pPr>
+        <w:ind w:left="504"/>
+      </w:pPr>
+      <w:r>
+        <w:rPr>
+          <w:i/>
+          <w:sz w:val="20"/>
+        </w:rPr>
+        <w:t>something is necessarily lost in that transformation. The design response — a</w:t>
+      </w:r>
+    </w:p>
+    <w:p>
+      <w:pPr>
+        <w:ind w:left="504"/>
+      </w:pPr>
+      <w:r>
+        <w:rPr>
+          <w:i/>
+          <w:sz w:val="20"/>
+        </w:rPr>
+        <w:t>five-point linguistic scale represented as fuzzy numbers rather than a forced</w:t>
+      </w:r>
+    </w:p>
+    <w:p>
+      <w:pPr>
+        <w:ind w:left="504"/>
+      </w:pPr>
+      <w:r>
+        <w:rPr>
+          <w:i/>
+          <w:sz w:val="20"/>
+        </w:rPr>
+        <w:t>crisp value (§4.4.2) — is an attempt to lose less, not to avoid the loss.</w:t>
+      </w:r>
+    </w:p>
+    <w:p>
+      <w:r>
+        <w:t>Ciampi, Giannozzi, Marzi and Altman (2021) provide the anchoring review: a systematic analysis of over a hundred articles on SME default prediction across thirty-four years, identifying five research streams and calling for work exploiting new data sources.</w:t>
+      </w:r>
+    </w:p>
+    <w:p>
+      <w:r>
+        <w:t>Sri Lanka is documented as finance-constrained. Reported supply-side barriers include absent formal records, insufficient tangible collateral, non-submission of financial statements and limited management capacity, with policy responses proposed around SME credit rating and credit guarantee schemes. This establishes the practical motivation but does not address the appraisal *process*, which is where this study is situated.</w:t>
+      </w:r>
+    </w:p>
+    <w:p>
+      <w:pPr>
+        <w:pStyle w:val="Heading2"/>
+      </w:pPr>
+      <w:r>
+        <w:t>2.4 Variability in human credit judgement</w:t>
+      </w:r>
+    </w:p>
+    <w:p>
+      <w:r>
+        <w:t>This study is premised on manual appraisal being inconsistent. That premise should not rest on assertion, and it does not have to.</w:t>
+      </w:r>
+    </w:p>
+    <w:p>
+      <w:r>
+        <w:t>Cortés, Duchin and Sosyura (2016) provide causal evidence. Using daily variation in local sunshine as an instrument for sentiment, they show that the mood of lower-level financial officers affects day-to-day credit decisions: positive sentiment raises approval rates, negative sentiment lowers them by a larger magnitude, and the resulting variation affects subsequent financial performance and produces real effects. Officers are measurably influenced by something with no bearing whatever on the borrower.</w:t>
+      </w:r>
+    </w:p>
+    <w:p>
+      <w:r>
+        <w:t xml:space="preserve">Two features matter here. The effects are </w:t>
+      </w:r>
+      <w:r>
+        <w:rPr>
+          <w:b/>
+        </w:rPr>
+        <w:t>stronger where decisions require more discretion and reviews are less automated</w:t>
+      </w:r>
+      <w:r>
+        <w:t xml:space="preserve"> — which describes the People's Bank instrument precisely, since clause 7 asks for a viability judgement with no stated procedure for reaching it. And the mechanism is ordinary human variability rather than incompetence, which is why the response pursued here is to *structure* the judgement rather than remove the officer.</w:t>
+      </w:r>
+    </w:p>
+    <w:p>
+      <w:r>
+        <w:t>Related work reaches similar conclusions from other directions: studies of discretion in loan rate setting, and of loan officers' subjective judgement in microfinance, where risk classification rests on recollected professional experience rather than an explicit model. SharafEldin, Idrees and Ouf (2025) similarly motivate their work by observing that traditional credit assessment "often relied on subjective judgment, leading to inconsistent decisions".</w:t>
+      </w:r>
+    </w:p>
+    <w:p>
+      <w:r>
+        <w:t xml:space="preserve">The premise is therefore supported by the literature. This study does </w:t>
+      </w:r>
+      <w:r>
+        <w:rPr>
+          <w:b/>
+        </w:rPr>
+        <w:t>not</w:t>
+      </w:r>
+      <w:r>
+        <w:t xml:space="preserve"> itself measure inter-rater reliability, which remains its most significant gap (§6.4); Cohen (1960), Landis and Koch (1977) and Krippendorff's α provide the instruments a proper measurement would use.</w:t>
+      </w:r>
+    </w:p>
+    <w:p>
+      <w:pPr>
+        <w:pStyle w:val="Heading2"/>
+      </w:pPr>
+      <w:r>
+        <w:t>2.5 Multi-criteria decision methods</w:t>
+      </w:r>
+    </w:p>
+    <w:p>
+      <w:pPr>
+        <w:pStyle w:val="Heading3"/>
+      </w:pPr>
+      <w:r>
+        <w:t>2.5.1 Foundations</w:t>
+      </w:r>
+    </w:p>
+    <w:p>
+      <w:r>
+        <w:t>Zadeh (1965) introduced fuzzy sets, providing a representation for gradations of membership rather than binary classification. Saaty (1980, 1990) introduced the Analytic Hierarchy Process, deriving priority weights from pairwise comparisons on a 1–9 scale — still the most widely used weighting method.</w:t>
+      </w:r>
+    </w:p>
+    <w:p>
+      <w:r>
+        <w:t>Fuzzy extensions followed. Chang (1996) proposed extent analysis for fuzzy AHP, and Chen (2000) extended TOPSIS to fuzzy group decision-making with linguistic ratings.</w:t>
+      </w:r>
+    </w:p>
+    <w:p>
+      <w:r>
+        <w:rPr>
+          <w:b/>
+        </w:rPr>
+        <w:t>A caution that shaped this study's method choice.</w:t>
+      </w:r>
+      <w:r>
+        <w:t xml:space="preserve"> Chang's extent analysis is very widely used, but subsequent work shows it *cannot recover true weights* from a fuzzy comparison matrix and has produced a considerable number of misapplications. Adopting it uncritically would have been the path of least resistance; it is also documented to be wrong.</w:t>
+      </w:r>
+    </w:p>
+    <w:p>
+      <w:pPr>
+        <w:pStyle w:val="Heading3"/>
+      </w:pPr>
+      <w:r>
+        <w:t>2.5.2 Best-Worst Method</w:t>
+      </w:r>
+    </w:p>
+    <w:p>
+      <w:r>
+        <w:t>Rezaei (2015) introduced the Best-Worst Method, which derives weights from two comparison vectors — the best criterion against all others, and all others against the worst — requiring 2n−3 comparisons rather than AHP's n(n−1)/2. Anchoring every comparison to a fixed reference tends to produce more consistent responses. Rezaei (2016) gave a linear formulation with a unique solution, which is the form implemented here (§3.5).</w:t>
+      </w:r>
+    </w:p>
+    <w:p>
+      <w:r>
+        <w:t xml:space="preserve">For this study's criteria tree the difference is decisive: </w:t>
+      </w:r>
+      <w:r>
+        <w:rPr>
+          <w:b/>
+        </w:rPr>
+        <w:t>168 comparisons under pairwise AHP against 86 under BWM</w:t>
+      </w:r>
+      <w:r>
+        <w:t xml:space="preserve"> (§3.5.1). That is the difference between an hour of a practitioner's attention and fifteen minutes, and therefore between usable and unusable responses.</w:t>
+      </w:r>
+    </w:p>
+    <w:p>
+      <w:pPr>
+        <w:pStyle w:val="Heading3"/>
+      </w:pPr>
+      <w:r>
+        <w:t>2.5.3 Application to credit — and the nearest precedent</w:t>
+      </w:r>
+    </w:p>
+    <w:p>
+      <w:r>
+        <w:rPr>
+          <w:b/>
+        </w:rPr>
+        <w:t>Roy and Shaw (2021) must be acknowledged plainly.</w:t>
+      </w:r>
+      <w:r>
+        <w:t xml:space="preserve"> They construct a multicriteria credit scoring model for SMEs using exactly the hybrid this study's proposal treated as novel: BWM to determine criteria weights, combined with a ranking method (TOPSIS) to score applicants. They report credit history, cash liquidity and repayment period as dominant criteria.</w:t>
       </w:r>
     </w:p>
     <w:p>
@@ -1031,7 +1274,12 @@
         <w:t>applying BWM to SME credit scoring is not novel.</w:t>
       </w:r>
       <w:r>
-        <w:t xml:space="preserve"> An earlier draft of this research treated the fuzzy-MCDM combination as its methodological contribution. The literature does not support that claim, and it is withdrawn. Related work extends the same family further — fuzzy BWM with fuzzy TOPSIS for sustainable credit scoring, and fuzzy-BWM with TOPSIS-Sort-C for credit rating — confirming that the method space is well populated.</w:t>
+        <w:t xml:space="preserve"> An earlier draft of this research claimed the fuzzy-MCDM combination as its methodological contribution. The literature does not support that claim, and it is withdrawn here.</w:t>
+      </w:r>
+    </w:p>
+    <w:p>
+      <w:r>
+        <w:t>Related work populates the space further: fuzzy BWM with fuzzy TOPSIS for sustainable credit scoring, fuzzy-BWM with TOPSIS-Sort-C for credit rating, fuzzy decision support systems for credit scoring, and fuzzy AHP combined with neural approaches for SME credit risk assessment. The method space is well occupied.</w:t>
       </w:r>
     </w:p>
     <w:p>
@@ -1053,7 +1301,7 @@
         <w:pStyle w:val="Heading2"/>
       </w:pPr>
       <w:r>
-        <w:t>2.4 Non-financial objectives in lending</w:t>
+        <w:t>2.6 Non-financial objectives in lending</w:t>
       </w:r>
     </w:p>
     <w:p>
@@ -1061,7 +1309,7 @@
         <w:pStyle w:val="Heading3"/>
       </w:pPr>
       <w:r>
-        <w:t>2.4.1 Social criteria in credit scoring</w:t>
+        <w:t>2.6.1 Social criteria in credit scoring</w:t>
       </w:r>
     </w:p>
     <w:p>
@@ -1071,7 +1319,7 @@
     </w:p>
     <w:p>
       <w:r>
-        <w:t xml:space="preserve">This is close to the present study's second objective, and again narrows the novelty claim: </w:t>
+        <w:t xml:space="preserve">This narrows the novelty claim again: </w:t>
       </w:r>
       <w:r>
         <w:rPr>
@@ -1080,7 +1328,7 @@
         <w:t>scoring social impact alongside credit risk has been done.</w:t>
       </w:r>
       <w:r>
-        <w:t xml:space="preserve"> The difference here is one of institutional grounding — the development criteria in this study are not selected by the researcher from a development framework, but taken from clause 5 of an instrument a state bank already uses in production.</w:t>
+        <w:t xml:space="preserve"> The difference here is institutional grounding — the development criteria in this study are not selected by the researcher from a development framework, but taken from clause 5 of an instrument a state bank already uses in production.</w:t>
       </w:r>
     </w:p>
     <w:p>
@@ -1088,15 +1336,13 @@
         <w:pStyle w:val="Heading3"/>
       </w:pPr>
       <w:r>
-        <w:t>2.4.2 Development returns and credit risk in development banking</w:t>
-      </w:r>
-    </w:p>
-    <w:p>
-      <w:r>
-        <w:t>Arvanitis, Stampini and Vencatachellum (2015) examine ex-ante appraisal at the African Development Bank and report a result of direct consequence for this study:</w:t>
-      </w:r>
-    </w:p>
-    <w:p>
+        <w:t>2.6.2 Development returns and credit risk</w:t>
+      </w:r>
+    </w:p>
+    <w:p>
+      <w:r>
+        <w:t xml:space="preserve">Arvanitis, Stampini and Vencatachellum (2015) examine ex-ante appraisal at the African Development Bank and report a result of direct consequence: </w:t>
+      </w:r>
       <w:r>
         <w:rPr>
           <w:b/>
@@ -1109,7 +1355,7 @@
     </w:p>
     <w:p>
       <w:r>
-        <w:t>This is the strongest available justification for the design decision taken in Chapter 4. If the two objectives were strongly correlated, a single combined score would lose little. Because they are independent, aggregation destroys real information: a facility strong on credit and weak on development is a materially different proposition from one moderate on both, and a combined score renders them indistinguishable. The present study's refusal to merge the two objectives is therefore not merely a presentational preference but is supported by prior empirical evidence.</w:t>
+        <w:t>This is the strongest available justification for the design decision in Chapter 4. If the two objectives were strongly correlated, a single combined score would lose little. Because they are independent, aggregation destroys real information: a facility strong on credit and weak on development is a materially different proposition from one moderate on both, and a combined score renders them indistinguishable.</w:t>
       </w:r>
     </w:p>
     <w:p>
@@ -1117,25 +1363,71 @@
         <w:pStyle w:val="Heading2"/>
       </w:pPr>
       <w:r>
-        <w:t>2.5 Explainability and its regulatory basis</w:t>
-      </w:r>
-    </w:p>
-    <w:p>
-      <w:r>
-        <w:t>Explainability in credit is a legal requirement, not a design preference. Under the U.S. Equal Credit Opportunity Act and Regulation B, creditors must state the specific principal reasons for adverse action; regulatory guidance has held that a creditor cannot excuse non-compliance on the grounds that its technology is too complex to interpret, nor satisfy the requirement by citing broad categories. Credit scoring is designated high-risk under the EU AI Act.</w:t>
-      </w:r>
-    </w:p>
-    <w:p>
-      <w:r>
-        <w:t>Two consequences follow for this study. First, a scoring model intended for adoption inside a bank must decompose its output into per-criterion contributions — which is why the engine reports contributions summing exactly to the parent score. Second, an interpretable model that loses some discrimination relative to an opaque one may still be the only deployable option, which reframes the comparison in Chapter 5: the question is not merely which model scores highest.</w:t>
-      </w:r>
-    </w:p>
-    <w:p>
-      <w:pPr>
-        <w:pStyle w:val="Heading2"/>
-      </w:pPr>
-      <w:r>
-        <w:t>2.6 The SBA National dataset</w:t>
+        <w:t>2.7 Explainability, regulation, and data quality</w:t>
+      </w:r>
+    </w:p>
+    <w:p>
+      <w:pPr>
+        <w:pStyle w:val="Heading3"/>
+      </w:pPr>
+      <w:r>
+        <w:t>2.7.1 Why explanation is not optional</w:t>
+      </w:r>
+    </w:p>
+    <w:p>
+      <w:r>
+        <w:t>Explainability in credit is a legal requirement, not a design preference. Under the U.S. Equal Credit Opportunity Act and Regulation B, creditors must state the specific principal reasons for adverse action; regulatory guidance holds that a creditor cannot excuse non-compliance on the grounds that its technology is too complex to interpret, nor satisfy the requirement by citing broad categories. Credit scoring is designated high-risk under the EU AI Act.</w:t>
+      </w:r>
+    </w:p>
+    <w:p>
+      <w:r>
+        <w:t>The technical response has been post-hoc explanation: LIME (Ribeiro, Singh and Guestrin, 2016) fits an interpretable local surrogate around a prediction, and SHAP (Lundberg and Lee, 2017) assigns each feature a Shapley-value contribution with uniqueness guarantees.</w:t>
+      </w:r>
+    </w:p>
+    <w:p>
+      <w:r>
+        <w:rPr>
+          <w:b/>
+        </w:rPr>
+        <w:t>This study takes a different route, and the distinction is worth stating.</w:t>
+      </w:r>
+      <w:r>
+        <w:t xml:space="preserve"> LIME and SHAP explain an opaque model after the fact. The model here is additive by construction, so per-criterion contributions are exact rather than approximated, and they sum precisely to the score (§4.7). That is a stronger guarantee than a post-hoc method can offer — at the cost of the discrimination a flexible model might achieve, which Chapter 5 shows to be a real cost.</w:t>
+      </w:r>
+    </w:p>
+    <w:p>
+      <w:pPr>
+        <w:pStyle w:val="Heading3"/>
+      </w:pPr>
+      <w:r>
+        <w:t>2.7.2 Leakage and reproducibility</w:t>
+      </w:r>
+    </w:p>
+    <w:p>
+      <w:r>
+        <w:t xml:space="preserve">Kapoor and Narayanan (2023) surveyed machine-learning-based science across seventeen fields and found leakage affecting </w:t>
+      </w:r>
+      <w:r>
+        <w:rPr>
+          <w:b/>
+        </w:rPr>
+        <w:t>294 papers</w:t>
+      </w:r>
+      <w:r>
+        <w:t>, in some cases producing wildly overoptimistic conclusions. They argue leakage is the single largest cause of irreproducibility in the area, and set out a taxonomy of eight types ranging from textbook errors to open research problems.</w:t>
+      </w:r>
+    </w:p>
+    <w:p>
+      <w:r>
+        <w:t>This is the frame within which Chapter 5's finding sits: not a curiosity peculiar to one dataset, but an instance of a documented, recurring failure.</w:t>
+      </w:r>
+    </w:p>
+    <w:p>
+      <w:pPr>
+        <w:pStyle w:val="Heading3"/>
+      </w:pPr>
+      <w:r>
+        <w:t>2.7.3 The SBA National dataset</w:t>
       </w:r>
     </w:p>
     <w:p>
@@ -1145,7 +1437,7 @@
     </w:p>
     <w:p>
       <w:r>
-        <w:t xml:space="preserve">The searched literature discusses feature importance in this dataset, and notes </w:t>
+        <w:t xml:space="preserve">The searched literature reports </w:t>
       </w:r>
       <w:r>
         <w:rPr>
@@ -1155,29 +1447,25 @@
         <w:t>Term</w:t>
       </w:r>
       <w:r>
-        <w:t>, disbursement and approval amounts as significant predictors of default. General treatments of leakage in credit modelling identify interest rate, issue date and outstanding principal as fields to remove.</w:t>
-      </w:r>
-    </w:p>
-    <w:p>
-      <w:r>
-        <w:t xml:space="preserve">Leakage of this kind is a recognised and widespread problem in ML-based science rather than an isolated curiosity. Kapoor and Narayanan (2023) surveyed literature across seventeen fields and found leakage affecting </w:t>
-      </w:r>
+        <w:t xml:space="preserve">, disbursement and approval amounts as significant predictors, and uses them accordingly. The dataset codebook documents </w:t>
+      </w:r>
+      <w:r>
+        <w:rPr>
+          <w:rFonts w:ascii="Consolas" w:hAnsi="Consolas"/>
+          <w:sz w:val="19"/>
+        </w:rPr>
+        <w:t>Term</w:t>
+      </w:r>
+      <w:r>
+        <w:t xml:space="preserve"> as "loan term in months" — the contractual term, legitimately available at appraisal time.</w:t>
+      </w:r>
+    </w:p>
+    <w:p>
       <w:r>
         <w:rPr>
           <w:b/>
         </w:rPr>
-        <w:t>294 papers</w:t>
-      </w:r>
-      <w:r>
-        <w:t>, in some cases producing wildly overoptimistic conclusions, and set out a taxonomy of eight leakage types. Their central observation — that leakage is the single largest cause of irreproducibility in ML-based science — is the frame within which Chapter 5's finding should be read: not as a defect peculiar to one dataset, but as an instance of a documented, recurring failure.</w:t>
-      </w:r>
-    </w:p>
-    <w:p>
-      <w:r>
-        <w:rPr>
-          <w:b/>
-        </w:rPr>
-        <w:t>No located source reports that the `Term` field itself carries outcome information.</w:t>
+        <w:t>No located source reports that the field itself carries outcome information.</w:t>
       </w:r>
       <w:r>
         <w:t xml:space="preserve"> Chapter 5 presents evidence that it does. This is stated as a finding the author has not found documented elsewhere, which is weaker than a claim of priority and is the appropriate claim given a non-exhaustive search.</w:t>
@@ -1188,12 +1476,12 @@
         <w:pStyle w:val="Heading2"/>
       </w:pPr>
       <w:r>
-        <w:t>2.7 Research gap</w:t>
-      </w:r>
-    </w:p>
-    <w:p>
-      <w:r>
-        <w:t xml:space="preserve">Consolidating the above, the following are </w:t>
+        <w:t>2.8 Research gap</w:t>
+      </w:r>
+    </w:p>
+    <w:p>
+      <w:r>
+        <w:t xml:space="preserve">Consolidating, the following are </w:t>
       </w:r>
       <w:r>
         <w:rPr>
@@ -1202,7 +1490,7 @@
         <w:t>not</w:t>
       </w:r>
       <w:r>
-        <w:t xml:space="preserve"> contributions of this study, contrary to the initial proposal:</w:t>
+        <w:t xml:space="preserve"> contributions of this study, contrary to the original proposal:</w:t>
       </w:r>
     </w:p>
     <w:p>
@@ -1210,7 +1498,12 @@
         <w:pStyle w:val="ListBullet"/>
       </w:pPr>
       <w:r>
-        <w:t>applying BWM or fuzzy MCDM to SME credit scoring (Roy and Shaw, 2021);</w:t>
+        <w:t>combining weighted financial ratios into a credit score (Altman, 1968, and</w:t>
+      </w:r>
+    </w:p>
+    <w:p>
+      <w:r>
+        <w:t>sixty years of work after it);</w:t>
       </w:r>
     </w:p>
     <w:p>
@@ -1218,12 +1511,12 @@
         <w:pStyle w:val="ListBullet"/>
       </w:pPr>
       <w:r>
-        <w:t>scoring social or developmental impact alongside credit risk</w:t>
-      </w:r>
-    </w:p>
-    <w:p>
-      <w:r>
-        <w:t>(Gutiérrez-Nieto et al., 2016);</w:t>
+        <w:t>applying BWM or fuzzy MCDM to SME credit scoring (Roy and Shaw, 2021, and the</w:t>
+      </w:r>
+    </w:p>
+    <w:p>
+      <w:r>
+        <w:t>surrounding literature in §2.5.3);</w:t>
       </w:r>
     </w:p>
     <w:p>
@@ -1231,17 +1524,49 @@
         <w:pStyle w:val="ListBullet"/>
       </w:pPr>
       <w:r>
-        <w:t>observing that development banks appraise against two objectives</w:t>
-      </w:r>
-    </w:p>
-    <w:p>
-      <w:r>
-        <w:t>(Arvanitis et al., 2015).</w:t>
+        <w:t>scoring social or developmental impact alongside credit risk (Gutiérrez-Nieto</w:t>
+      </w:r>
+    </w:p>
+    <w:p>
+      <w:r>
+        <w:t>et al., 2016);</w:t>
+      </w:r>
+    </w:p>
+    <w:p>
+      <w:pPr>
+        <w:pStyle w:val="ListBullet"/>
+      </w:pPr>
+      <w:r>
+        <w:t>observing that development banks appraise against two objectives (Arvanitis</w:t>
+      </w:r>
+    </w:p>
+    <w:p>
+      <w:r>
+        <w:t>et al., 2015).</w:t>
       </w:r>
     </w:p>
     <w:p>
       <w:r>
         <w:t>What the literature leaves open, and what this study addresses:</w:t>
+      </w:r>
+    </w:p>
+    <w:p>
+      <w:pPr>
+        <w:pStyle w:val="ListNumber"/>
+      </w:pPr>
+      <w:r>
+        <w:rPr>
+          <w:b/>
+        </w:rPr>
+        <w:t>Contamination in a widely used benchmark dataset</w:t>
+      </w:r>
+      <w:r>
+        <w:t xml:space="preserve"> (Chapter 5), and the</w:t>
+      </w:r>
+    </w:p>
+    <w:p>
+      <w:r>
+        <w:t>consequent methodological point that instrument-specific models cannot be validated on datasets lacking their variables. Situated within Kapoor and Narayanan's taxonomy but, on the searched literature, unreported for this dataset.</w:t>
       </w:r>
     </w:p>
     <w:p>
@@ -1260,7 +1585,7 @@
     </w:p>
     <w:p>
       <w:r>
-        <w:t>criteria from theory or from the researcher's judgement. None located takes a named state bank's production appraisal form and derives a computable model from it clause by clause, with full traceability maintained as a design constraint.</w:t>
+        <w:t>criteria from theory or from researcher judgement. None located takes a named state bank's production appraisal form and derives a computable model from it clause by clause, with traceability maintained as a design constraint.</w:t>
       </w:r>
     </w:p>
     <w:p>
@@ -1293,45 +1618,106 @@
         <w:t>The Sri Lankan state-bank context</w:t>
       </w:r>
       <w:r>
-        <w:t>, which is documented as finance-constrained</w:t>
-      </w:r>
-    </w:p>
-    <w:p>
-      <w:r>
-        <w:t>but not studied at the level of appraisal process.</w:t>
-      </w:r>
-    </w:p>
-    <w:p>
-      <w:pPr>
-        <w:pStyle w:val="ListNumber"/>
-      </w:pPr>
+        <w:t>, documented as finance-constrained but</w:t>
+      </w:r>
+    </w:p>
+    <w:p>
+      <w:r>
+        <w:t>not studied at the level of appraisal process.</w:t>
+      </w:r>
+    </w:p>
+    <w:p>
+      <w:r>
+        <w:t>Contribution 1 is the substantial one and the most transferable. Contributions 2 to 4 are real but incremental, and are stated as such throughout.</w:t>
+      </w:r>
+    </w:p>
+    <w:p/>
+    <w:p>
+      <w:pPr>
+        <w:pStyle w:val="Heading2"/>
+      </w:pPr>
+      <w:r>
+        <w:t>References</w:t>
+      </w:r>
+    </w:p>
+    <w:p>
+      <w:r>
+        <w:t xml:space="preserve">Full bibliography, with per-entry verification status, in </w:t>
+      </w:r>
       <w:r>
         <w:rPr>
-          <w:b/>
+          <w:rFonts w:ascii="Consolas" w:hAnsi="Consolas"/>
+          <w:sz w:val="19"/>
         </w:rPr>
-        <w:t>Contamination in a widely used benchmark dataset</w:t>
-      </w:r>
-      <w:r>
-        <w:t xml:space="preserve"> (Chapter 5), and the</w:t>
-      </w:r>
-    </w:p>
-    <w:p>
-      <w:r>
-        <w:t>consequent methodological point that instrument-specific models cannot be validated on datasets lacking their variables.</w:t>
-      </w:r>
-    </w:p>
-    <w:p>
-      <w:r>
-        <w:t>Contribution 4 is the most substantial and the most transferable. Contributions 1 to 3 are real but incremental, and are stated as such.</w:t>
-      </w:r>
-    </w:p>
-    <w:p/>
-    <w:p>
-      <w:pPr>
-        <w:pStyle w:val="Heading2"/>
-      </w:pPr>
-      <w:r>
-        <w:t>References</w:t>
+        <w:t>docs/02-literature/bibliography.md</w:t>
+      </w:r>
+      <w:r>
+        <w:t>.</w:t>
+      </w:r>
+    </w:p>
+    <w:p>
+      <w:r>
+        <w:t>Altman, E.I. (1968) 'Financial Ratios, Discriminant Analysis and the Prediction of Corporate Bankruptcy', *Journal of Finance*, 23(4), pp. 589–609. doi:10.1111/j.1540-6261.1968.tb00843.x</w:t>
+      </w:r>
+    </w:p>
+    <w:p>
+      <w:r>
+        <w:t>Arvanitis, Y., Stampini, M. and Vencatachellum, D. (2015) 'Balancing development returns and credit risks: project appraisal in a multilateral development bank',</w:t>
+      </w:r>
+    </w:p>
+    <w:p>
+      <w:r>
+        <w:t>*Impact Assessment and Project Appraisal*, 33(3), pp. 195–206. doi:10.1080/14615517.2015.1041837</w:t>
+      </w:r>
+    </w:p>
+    <w:p>
+      <w:r>
+        <w:t>Beck, T. and Demirgüç-Kunt, A. (2006) 'Small and medium-size enterprises: Access to finance as a growth constraint', *Journal of Banking &amp; Finance*, 30(11), pp. 2931–2943.</w:t>
+      </w:r>
+    </w:p>
+    <w:p>
+      <w:r>
+        <w:t>Berger, A.N. and Udell, G.F. (2006) 'A more complete conceptual framework for SME finance', *Journal of Banking &amp; Finance*, 30(11), pp. 2945–2966.</w:t>
+      </w:r>
+    </w:p>
+    <w:p>
+      <w:r>
+        <w:t>Brier, G.W. (1950) 'Verification of forecasts expressed in terms of probability',</w:t>
+      </w:r>
+    </w:p>
+    <w:p>
+      <w:r>
+        <w:t>*Monthly Weather Review*, 78(1), pp. 1–3.</w:t>
+      </w:r>
+    </w:p>
+    <w:p>
+      <w:r>
+        <w:t>Chang, D.-Y. (1996) 'Applications of the extent analysis method on fuzzy AHP',</w:t>
+      </w:r>
+    </w:p>
+    <w:p>
+      <w:r>
+        <w:t>*European Journal of Operational Research*, 95(3), pp. 649–655.</w:t>
+      </w:r>
+    </w:p>
+    <w:p>
+      <w:r>
+        <w:t>Chen, C.-T. (2000) 'Extensions of the TOPSIS for group decision-making under fuzzy environment', *Fuzzy Sets and Systems*, 114(1), pp. 1–9.</w:t>
+      </w:r>
+    </w:p>
+    <w:p>
+      <w:r>
+        <w:t>Ciampi, F., Giannozzi, A., Marzi, G. and Altman, E.I. (2021) 'Rethinking SME default prediction: a systematic literature review and future perspectives',</w:t>
+      </w:r>
+    </w:p>
+    <w:p>
+      <w:r>
+        <w:t>*Scientometrics*, 126, pp. 2141–2188. doi:10.1007/s11192-020-03856-0</w:t>
+      </w:r>
+    </w:p>
+    <w:p>
+      <w:r>
+        <w:t>Cohen, J. (1960) 'A coefficient of agreement for nominal scales', *Educational and Psychological Measurement*, 20(1), pp. 37–46.</w:t>
       </w:r>
     </w:p>
     <w:p>
@@ -1341,32 +1727,67 @@
     </w:p>
     <w:p>
       <w:r>
-        <w:t>Kapoor, S. and Narayanan, A. (2023) 'Leakage and the reproducibility crisis in machine-learning-based science', *Patterns*, 4(9), 100804. doi:10.1016/j.patter.2023.100804.</w:t>
-      </w:r>
-    </w:p>
-    <w:p>
-      <w:r>
-        <w:t>Arvanitis, Y., Stampini, M. and Vencatachellum, D. (2015) 'Balancing development returns and credit risks: project appraisal in a multilateral development bank',</w:t>
-      </w:r>
-    </w:p>
-    <w:p>
-      <w:r>
-        <w:t>*Impact Assessment and Project Appraisal*, 33(3), pp. 195–206. doi:10.1080/14615517.2015.1041837.</w:t>
-      </w:r>
-    </w:p>
-    <w:p>
-      <w:r>
-        <w:t>Gutiérrez-Nieto, B., Serrano-Cinca, C. and Camón-Cala, J. (2016) 'A Credit Score System for Socially Responsible Lending', *Journal of Business Ethics*, 133(4), pp. 691–701. doi:10.1007/s10551-014-2448-5.</w:t>
-      </w:r>
-    </w:p>
-    <w:p>
-      <w:r>
-        <w:t>Li, M., Mickel, A. and Taylor, S. (2018) '"Should This Loan be Approved or Denied?": A Large Dataset with Class Assignment Guidelines', *Journal of Statistics Education*, 26(1), pp. 55–66. doi:10.1080/10691898.2018.1434342.</w:t>
-      </w:r>
-    </w:p>
-    <w:p>
-      <w:r>
-        <w:t>Rezaei, J. (2015) 'Best-worst multi-criteria decision-making method', *Omega*, 53, pp. 49–57. doi:10.1016/j.omega.2014.11.009.</w:t>
+        <w:t>DeLong, E.R., DeLong, D.M. and Clarke-Pearson, D.L. (1988) 'Comparing the areas under two or more correlated receiver operating characteristic curves: a nonparametric approach', *Biometrics*, 44(3), pp. 837–845.</w:t>
+      </w:r>
+    </w:p>
+    <w:p>
+      <w:r>
+        <w:t>Gutiérrez-Nieto, B., Serrano-Cinca, C. and Camón-Cala, J. (2016) 'A Credit Score System for Socially Responsible Lending', *Journal of Business Ethics*, 133(4), pp. 691–701. doi:10.1007/s10551-014-2448-5</w:t>
+      </w:r>
+    </w:p>
+    <w:p>
+      <w:r>
+        <w:t>Hand, D.J. and Henley, W.E. (1997) 'Statistical Classification Methods in Consumer Credit Scoring: A Review', *Journal of the Royal Statistical Society Series A*, 160(3), pp. 523–541.</w:t>
+      </w:r>
+    </w:p>
+    <w:p>
+      <w:r>
+        <w:t>Hanley, J.A. and McNeil, B.J. (1982) 'The meaning and use of the area under a receiver operating characteristic (ROC) curve', *Radiology*, 143(1), pp. 29–36.</w:t>
+      </w:r>
+    </w:p>
+    <w:p>
+      <w:r>
+        <w:t>Hevner, A.R., March, S.T., Park, J. and Ram, S. (2004) 'Design Science in Information Systems Research', *MIS Quarterly*, 28(1), pp. 75–105.</w:t>
+      </w:r>
+    </w:p>
+    <w:p>
+      <w:r>
+        <w:t>Kapoor, S. and Narayanan, A. (2023) 'Leakage and the reproducibility crisis in machine-learning-based science', *Patterns*, 4(9), 100804. doi:10.1016/j.patter.2023.100804</w:t>
+      </w:r>
+    </w:p>
+    <w:p>
+      <w:r>
+        <w:t>Landis, J.R. and Koch, G.G. (1977) 'The measurement of observer agreement for categorical data', *Biometrics*, 33(1), pp. 159–174.</w:t>
+      </w:r>
+    </w:p>
+    <w:p>
+      <w:r>
+        <w:t>Lessmann, S., Baesens, B., Seow, H.-V. and Thomas, L.C. (2015) 'Benchmarking state-of-the-art classification algorithms for credit scoring: An update of research', *European Journal of Operational Research*, 247(1), pp. 124–136.</w:t>
+      </w:r>
+    </w:p>
+    <w:p>
+      <w:r>
+        <w:t>Li, M., Mickel, A. and Taylor, S. (2018) '"Should This Loan be Approved or Denied?": A Large Dataset with Class Assignment Guidelines', *Journal of Statistics Education*, 26(1), pp. 55–66. doi:10.1080/10691898.2018.1434342</w:t>
+      </w:r>
+    </w:p>
+    <w:p>
+      <w:r>
+        <w:t>Lundberg, S.M. and Lee, S.-I. (2017) 'A Unified Approach to Interpreting Model Predictions', *Advances in Neural Information Processing Systems 30*, pp. 4765–4774.</w:t>
+      </w:r>
+    </w:p>
+    <w:p>
+      <w:r>
+        <w:t>Ohlson, J.A. (1980) 'Financial Ratios and the Probabilistic Prediction of Bankruptcy', *Journal of Accounting Research*, 18(1), pp. 109–131.</w:t>
+      </w:r>
+    </w:p>
+    <w:p>
+      <w:r>
+        <w:t>Peffers, K., Tuunanen, T., Rothenberger, M.A. and Chatterjee, S. (2007) 'A Design Science Research Methodology for Information Systems Research', *Journal of Management Information Systems*, 24(3), pp. 45–77.</w:t>
+      </w:r>
+    </w:p>
+    <w:p>
+      <w:r>
+        <w:t>Rezaei, J. (2015) 'Best-worst multi-criteria decision-making method', *Omega*, 53, pp. 49–57. doi:10.1016/j.omega.2014.11.009</w:t>
       </w:r>
     </w:p>
     <w:p>
@@ -1376,99 +1797,47 @@
     </w:p>
     <w:p>
       <w:r>
-        <w:t>Roy, P.K. and Shaw, K. (2021) 'A multicriteria credit scoring model for SMEs using hybrid BWM and TOPSIS', *Financial Innovation*, 7(1). doi:10.1186/s40854-021-00295-5.</w:t>
-      </w:r>
-    </w:p>
-    <w:p>
-      <w:r>
-        <w:rPr>
-          <w:b/>
-        </w:rPr>
-        <w:t>To be completed before submission</w:t>
-      </w:r>
-      <w:r>
-        <w:t xml:space="preserve"> — the following were located but require retrieval and full bibliographic capture:</w:t>
-      </w:r>
-    </w:p>
-    <w:p>
-      <w:pPr>
-        <w:pStyle w:val="ListBullet"/>
-      </w:pPr>
-      <w:r>
-        <w:t>Fuzzy decision support system for credit scoring, *Neural Computing and</w:t>
-      </w:r>
-    </w:p>
-    <w:p>
-      <w:r>
-        <w:t>Applications* (Springer), doi:10.1007/s00521-016-2592-1</w:t>
-      </w:r>
-    </w:p>
-    <w:p>
-      <w:pPr>
-        <w:pStyle w:val="ListBullet"/>
-      </w:pPr>
-      <w:r>
-        <w:t>Integrated fuzzy credit rating model using fuzzy-BWM and fuzzy-TOPSIS-Sort-C,</w:t>
-      </w:r>
-    </w:p>
-    <w:p>
-      <w:r>
-        <w:t>*Complex &amp; Intelligent Systems*, doi:10.1007/s40747-022-00823-5</w:t>
-      </w:r>
-    </w:p>
-    <w:p>
-      <w:pPr>
-        <w:pStyle w:val="ListBullet"/>
-      </w:pPr>
-      <w:r>
-        <w:t>Multi-criteria sustainable credit score system using fuzzy BWM and fuzzy TOPSIS,</w:t>
-      </w:r>
-    </w:p>
-    <w:p>
-      <w:r>
-        <w:t>*Environment, Development and Sustainability*, doi:10.1007/s10668-021-01662-z</w:t>
-      </w:r>
-    </w:p>
-    <w:p>
-      <w:pPr>
-        <w:pStyle w:val="ListBullet"/>
-      </w:pPr>
-      <w:r>
-        <w:t>Knowledge-informed neural network integrating fuzzy AHP and PCA for SME credit</w:t>
-      </w:r>
-    </w:p>
-    <w:p>
-      <w:r>
-        <w:t>risk assessment, *Scientific Reports* (2025), doi:10.1038/s41598-025-21441-4</w:t>
-      </w:r>
-    </w:p>
-    <w:p>
-      <w:pPr>
-        <w:pStyle w:val="ListBullet"/>
-      </w:pPr>
-      <w:r>
-        <w:t>Institute of Policy Studies Sri Lanka, *Banking on SME Growth: Concepts,</w:t>
-      </w:r>
-    </w:p>
-    <w:p>
-      <w:r>
-        <w:t>Challenges and Policy Options to Improve Access to Finance in Sri Lanka*</w:t>
-      </w:r>
-    </w:p>
-    <w:p>
-      <w:pPr>
-        <w:pStyle w:val="ListBullet"/>
-      </w:pPr>
-      <w:r>
-        <w:t>Central Bank of Sri Lanka, *Annual Report* — for national SME credit statistics</w:t>
-      </w:r>
-    </w:p>
-    <w:p>
-      <w:pPr>
-        <w:pStyle w:val="ListBullet"/>
-      </w:pPr>
-      <w:r>
-        <w:t>World Bank Enterprise Surveys — Sri Lanka firm-level access-to-finance data</w:t>
+        <w:t>Ribeiro, M.T., Singh, S. and Guestrin, C. (2016) '"Why Should I Trust You?": Explaining the Predictions of Any Classifier', *Proceedings of the 22nd ACM SIGKDD International Conference on Knowledge Discovery and Data Mining*, pp. 1135–1144.</w:t>
+      </w:r>
+    </w:p>
+    <w:p>
+      <w:r>
+        <w:t>Roy, P.K. and Shaw, K. (2021) 'A multicriteria credit scoring model for SMEs using hybrid BWM and TOPSIS', *Financial Innovation*, 7(1). doi:10.1186/s40854-021-00295-5</w:t>
+      </w:r>
+    </w:p>
+    <w:p>
+      <w:r>
+        <w:t>Saaty, T.L. (1980) *The Analytic Hierarchy Process*. New York: McGraw-Hill.</w:t>
+      </w:r>
+    </w:p>
+    <w:p>
+      <w:r>
+        <w:t>Saaty, T.L. (1990) 'An exposition of the AHP in reply to the paper "Remarks on the Analytic Hierarchy Process"', *Management Science*, 36(3), pp. 259–268.</w:t>
+      </w:r>
+    </w:p>
+    <w:p>
+      <w:r>
+        <w:t>SharafEldin, M.A., Idrees, A.M. and Ouf, S. (2025) 'A Proposed Framework for Loan Default Prediction Using Machine Learning Techniques', *International Journal of Advanced Computer Science and Applications*, 16(6), pp. 412–425.</w:t>
+      </w:r>
+    </w:p>
+    <w:p>
+      <w:r>
+        <w:t>Stein, J.C. (2002) 'Information Production and Capital Allocation: Decentralized versus Hierarchical Firms', *Journal of Finance*, 57(5), pp. 1891–1921.</w:t>
+      </w:r>
+    </w:p>
+    <w:p>
+      <w:r>
+        <w:t>Thomas, L.C., Crook, J.N. and Edelman, D.B. (1992) *Credit Scoring and Credit Control*. Oxford: Clarendon Press.</w:t>
+      </w:r>
+    </w:p>
+    <w:p>
+      <w:r>
+        <w:t>Thomas, L.C., Edelman, D.B. and Crook, J.N. (2002) *Credit Scoring and its Applications*. Philadelphia: SIAM.</w:t>
+      </w:r>
+    </w:p>
+    <w:p>
+      <w:r>
+        <w:t>Zadeh, L.A. (1965) 'Fuzzy sets', *Information and Control*, 8(3), pp. 338–353.</w:t>
       </w:r>
     </w:p>
     <w:p>
@@ -1503,7 +1872,7 @@
         <w:t>Design Science Research</w:t>
       </w:r>
       <w:r>
-        <w:t>: knowledge is produced by building an artefact and evaluating it. The artefact is a dual-objective decision-support system for SME credit appraisal, together with the criteria model beneath it.</w:t>
+        <w:t xml:space="preserve"> (Hevner et al., 2004): knowledge is produced by building an artefact and evaluating it, rather than by testing hypotheses about existing phenomena. The process follows the six activities set out by Peffers et al. (2007) — problem identification, objectives, design and development, demonstration, evaluation, and communication. The artefact is a dual-objective decision-support system for SME credit appraisal, together with the criteria model beneath it.</w:t>
       </w:r>
     </w:p>
     <w:p>

--- a/docs/06-thesis/THESIS.docx
+++ b/docs/06-thesis/THESIS.docx
@@ -5051,7 +5051,7 @@
           <w:i/>
           <w:sz w:val="20"/>
         </w:rPr>
-        <w:t>research/src/. Re-running prepare_sba.py, leakage_analysis.py and</w:t>
+        <w:t>research/src/. Re-running prepare_sba.py, leakage_analysis.py,</w:t>
       </w:r>
     </w:p>
     <w:p>
@@ -5063,7 +5063,7 @@
           <w:i/>
           <w:sz w:val="20"/>
         </w:rPr>
-        <w:t>benchmark.py in that order regenerates all of it. No value has been entered by</w:t>
+        <w:t>benchmark.py, statistical_tests.py and weight_sensitivity.py in that order</w:t>
       </w:r>
     </w:p>
     <w:p>
@@ -5075,7 +5075,31 @@
           <w:i/>
           <w:sz w:val="20"/>
         </w:rPr>
-        <w:t>hand.</w:t>
+        <w:t>regenerates all of it. No value has been entered by hand, and</w:t>
+      </w:r>
+    </w:p>
+    <w:p>
+      <w:pPr>
+        <w:ind w:left="504"/>
+      </w:pPr>
+      <w:r>
+        <w:rPr>
+          <w:i/>
+          <w:sz w:val="20"/>
+        </w:rPr>
+        <w:t>scripts/verify_claims.py checks every load-bearing figure in this chapter</w:t>
+      </w:r>
+    </w:p>
+    <w:p>
+      <w:pPr>
+        <w:ind w:left="504"/>
+      </w:pPr>
+      <w:r>
+        <w:rPr>
+          <w:i/>
+          <w:sz w:val="20"/>
+        </w:rPr>
+        <w:t>against the generated tables.</w:t>
       </w:r>
     </w:p>
     <w:p>
@@ -6840,6 +6864,11 @@
         <w:t xml:space="preserve"> specification adds them back, solely to quantify the inflation.</w:t>
       </w:r>
     </w:p>
+    <w:p>
+      <w:r>
+        <w:t>AUCs are reported with 95% stratified bootstrap confidence intervals (300 replicates, positives and negatives resampled separately so the interval reflects uncertainty in discrimination rather than in prevalence).</w:t>
+      </w:r>
+    </w:p>
     <w:tbl>
       <w:tblPr>
         <w:tblStyle w:val="LightGrid-Accent1"/>
@@ -6891,7 +6920,7 @@
                 <w:b/>
                 <w:sz w:val="18"/>
               </w:rPr>
-              <w:t>Random AUC</w:t>
+              <w:t>Random AUC [95% CI]</w:t>
             </w:r>
           </w:p>
         </w:tc>
@@ -6905,7 +6934,7 @@
                 <w:b/>
                 <w:sz w:val="18"/>
               </w:rPr>
-              <w:t>Temporal AUC</w:t>
+              <w:t>Temporal AUC [95% CI]</w:t>
             </w:r>
           </w:p>
         </w:tc>
@@ -6997,7 +7026,7 @@
               <w:rPr>
                 <w:sz w:val="18"/>
               </w:rPr>
-              <w:t>0.4144</w:t>
+              <w:t>0.4144 [0.4111, 0.4175]</w:t>
             </w:r>
           </w:p>
         </w:tc>
@@ -7010,7 +7039,7 @@
               <w:rPr>
                 <w:sz w:val="18"/>
               </w:rPr>
-              <w:t>0.5275</w:t>
+              <w:t>0.5275 [0.5252, 0.5296]</w:t>
             </w:r>
           </w:p>
         </w:tc>
@@ -7051,7 +7080,7 @@
               <w:rPr>
                 <w:sz w:val="18"/>
               </w:rPr>
-              <w:t>0.6745</w:t>
+              <w:t>0.6745 [0.6722, 0.6774]</w:t>
             </w:r>
           </w:p>
         </w:tc>
@@ -7064,7 +7093,7 @@
               <w:rPr>
                 <w:sz w:val="18"/>
               </w:rPr>
-              <w:t>0.4565</w:t>
+              <w:t>0.4565 [0.4545, 0.4586]</w:t>
             </w:r>
           </w:p>
         </w:tc>
@@ -7105,7 +7134,7 @@
               <w:rPr>
                 <w:sz w:val="18"/>
               </w:rPr>
-              <w:t>0.7898</w:t>
+              <w:t>0.7898 [0.7877, 0.7926]</w:t>
             </w:r>
           </w:p>
         </w:tc>
@@ -7118,7 +7147,7 @@
               <w:rPr>
                 <w:sz w:val="18"/>
               </w:rPr>
-              <w:t>0.6076</w:t>
+              <w:t>0.6076 [0.6053, 0.6097]</w:t>
             </w:r>
           </w:p>
         </w:tc>
@@ -7210,7 +7239,7 @@
               <w:rPr>
                 <w:sz w:val="18"/>
               </w:rPr>
-              <w:t>0.8452</w:t>
+              <w:t>0.8452 [0.8433, 0.8472]</w:t>
             </w:r>
           </w:p>
         </w:tc>
@@ -7223,7 +7252,7 @@
               <w:rPr>
                 <w:sz w:val="18"/>
               </w:rPr>
-              <w:t>0.7854</w:t>
+              <w:t>0.7854 [0.7839, 0.7869]</w:t>
             </w:r>
           </w:p>
         </w:tc>
@@ -7264,7 +7293,7 @@
               <w:rPr>
                 <w:sz w:val="18"/>
               </w:rPr>
-              <w:t>0.9726</w:t>
+              <w:t>0.9726 [0.9718, 0.9732]</w:t>
             </w:r>
           </w:p>
         </w:tc>
@@ -7277,7 +7306,7 @@
               <w:rPr>
                 <w:sz w:val="18"/>
               </w:rPr>
-              <w:t>0.9461</w:t>
+              <w:t>0.9461 [0.9453, 0.9469]</w:t>
             </w:r>
           </w:p>
         </w:tc>
@@ -7332,6 +7361,364 @@
                 <w:sz w:val="18"/>
               </w:rPr>
               <w:t>0.8965</w:t>
+            </w:r>
+          </w:p>
+        </w:tc>
+      </w:tr>
+    </w:tbl>
+    <w:p/>
+    <w:p>
+      <w:r>
+        <w:rPr>
+          <w:b/>
+        </w:rPr>
+        <w:t>The intervals do not overlap.</w:t>
+      </w:r>
+      <w:r>
+        <w:t xml:space="preserve"> Gradient boosting under the clean specification tops out at 0.7926 on a random split; the contaminated specification starts at 0.9718. On temporal validation the gap is wider still — [0.6053, 0.6097] against [0.9453, 0.9469]. With 195,000–275,000 test cases the estimates are precise enough that the leakage effect cannot be attributed to sampling variation.</w:t>
+      </w:r>
+    </w:p>
+    <w:p>
+      <w:r>
+        <w:t>Paired DeLong tests confirm this formally. Because the models are compared on identical cases, the paired test is the correct one; treating the AUCs as independent would overstate the uncertainty.</w:t>
+      </w:r>
+    </w:p>
+    <w:tbl>
+      <w:tblPr>
+        <w:tblStyle w:val="LightGrid-Accent1"/>
+        <w:tblW w:type="auto" w:w="0"/>
+        <w:tblLook w:firstColumn="1" w:firstRow="1" w:lastColumn="0" w:lastRow="0" w:noHBand="0" w:noVBand="1" w:val="04A0"/>
+      </w:tblPr>
+      <w:tblGrid>
+        <w:gridCol w:w="2160"/>
+        <w:gridCol w:w="2160"/>
+        <w:gridCol w:w="2160"/>
+        <w:gridCol w:w="2160"/>
+      </w:tblGrid>
+      <w:tr>
+        <w:tc>
+          <w:tcPr>
+            <w:tcW w:type="dxa" w:w="2160"/>
+          </w:tcPr>
+          <w:p>
+            <w:r>
+              <w:rPr>
+                <w:b/>
+                <w:sz w:val="18"/>
+              </w:rPr>
+              <w:t>Comparison</w:t>
+            </w:r>
+          </w:p>
+        </w:tc>
+        <w:tc>
+          <w:tcPr>
+            <w:tcW w:type="dxa" w:w="2160"/>
+          </w:tcPr>
+          <w:p>
+            <w:r>
+              <w:rPr>
+                <w:b/>
+                <w:sz w:val="18"/>
+              </w:rPr>
+              <w:t>Protocol</w:t>
+            </w:r>
+          </w:p>
+        </w:tc>
+        <w:tc>
+          <w:tcPr>
+            <w:tcW w:type="dxa" w:w="2160"/>
+          </w:tcPr>
+          <w:p>
+            <w:r>
+              <w:rPr>
+                <w:b/>
+                <w:sz w:val="18"/>
+              </w:rPr>
+              <w:t>AUCs</w:t>
+            </w:r>
+          </w:p>
+        </w:tc>
+        <w:tc>
+          <w:tcPr>
+            <w:tcW w:type="dxa" w:w="2160"/>
+          </w:tcPr>
+          <w:p>
+            <w:r>
+              <w:rPr>
+                <w:b/>
+                <w:sz w:val="18"/>
+              </w:rPr>
+              <w:t>p</w:t>
+            </w:r>
+          </w:p>
+        </w:tc>
+      </w:tr>
+      <w:tr>
+        <w:tc>
+          <w:tcPr>
+            <w:tcW w:type="dxa" w:w="2160"/>
+          </w:tcPr>
+          <w:p>
+            <w:r>
+              <w:rPr>
+                <w:sz w:val="18"/>
+              </w:rPr>
+              <w:t>Leakage effect, gradient boosting</w:t>
+            </w:r>
+          </w:p>
+        </w:tc>
+        <w:tc>
+          <w:tcPr>
+            <w:tcW w:type="dxa" w:w="2160"/>
+          </w:tcPr>
+          <w:p>
+            <w:r>
+              <w:rPr>
+                <w:sz w:val="18"/>
+              </w:rPr>
+              <w:t>random</w:t>
+            </w:r>
+          </w:p>
+        </w:tc>
+        <w:tc>
+          <w:tcPr>
+            <w:tcW w:type="dxa" w:w="2160"/>
+          </w:tcPr>
+          <w:p>
+            <w:r>
+              <w:rPr>
+                <w:sz w:val="18"/>
+              </w:rPr>
+              <w:t>0.7898 vs 0.9726</w:t>
+            </w:r>
+          </w:p>
+        </w:tc>
+        <w:tc>
+          <w:tcPr>
+            <w:tcW w:type="dxa" w:w="2160"/>
+          </w:tcPr>
+          <w:p>
+            <w:r>
+              <w:rPr>
+                <w:sz w:val="18"/>
+              </w:rPr>
+              <w:t>&lt; 0.001</w:t>
+            </w:r>
+          </w:p>
+        </w:tc>
+      </w:tr>
+      <w:tr>
+        <w:tc>
+          <w:tcPr>
+            <w:tcW w:type="dxa" w:w="2160"/>
+          </w:tcPr>
+          <w:p>
+            <w:r>
+              <w:rPr>
+                <w:sz w:val="18"/>
+              </w:rPr>
+              <w:t>Leakage effect, gradient boosting</w:t>
+            </w:r>
+          </w:p>
+        </w:tc>
+        <w:tc>
+          <w:tcPr>
+            <w:tcW w:type="dxa" w:w="2160"/>
+          </w:tcPr>
+          <w:p>
+            <w:r>
+              <w:rPr>
+                <w:sz w:val="18"/>
+              </w:rPr>
+              <w:t>temporal</w:t>
+            </w:r>
+          </w:p>
+        </w:tc>
+        <w:tc>
+          <w:tcPr>
+            <w:tcW w:type="dxa" w:w="2160"/>
+          </w:tcPr>
+          <w:p>
+            <w:r>
+              <w:rPr>
+                <w:sz w:val="18"/>
+              </w:rPr>
+              <w:t>0.6076 vs 0.9461</w:t>
+            </w:r>
+          </w:p>
+        </w:tc>
+        <w:tc>
+          <w:tcPr>
+            <w:tcW w:type="dxa" w:w="2160"/>
+          </w:tcPr>
+          <w:p>
+            <w:r>
+              <w:rPr>
+                <w:sz w:val="18"/>
+              </w:rPr>
+              <w:t>&lt; 0.001</w:t>
+            </w:r>
+          </w:p>
+        </w:tc>
+      </w:tr>
+      <w:tr>
+        <w:tc>
+          <w:tcPr>
+            <w:tcW w:type="dxa" w:w="2160"/>
+          </w:tcPr>
+          <w:p>
+            <w:r>
+              <w:rPr>
+                <w:sz w:val="18"/>
+              </w:rPr>
+              <w:t>Leakage effect, logistic regression</w:t>
+            </w:r>
+          </w:p>
+        </w:tc>
+        <w:tc>
+          <w:tcPr>
+            <w:tcW w:type="dxa" w:w="2160"/>
+          </w:tcPr>
+          <w:p>
+            <w:r>
+              <w:rPr>
+                <w:sz w:val="18"/>
+              </w:rPr>
+              <w:t>random</w:t>
+            </w:r>
+          </w:p>
+        </w:tc>
+        <w:tc>
+          <w:tcPr>
+            <w:tcW w:type="dxa" w:w="2160"/>
+          </w:tcPr>
+          <w:p>
+            <w:r>
+              <w:rPr>
+                <w:sz w:val="18"/>
+              </w:rPr>
+              <w:t>0.6745 vs 0.8452</w:t>
+            </w:r>
+          </w:p>
+        </w:tc>
+        <w:tc>
+          <w:tcPr>
+            <w:tcW w:type="dxa" w:w="2160"/>
+          </w:tcPr>
+          <w:p>
+            <w:r>
+              <w:rPr>
+                <w:sz w:val="18"/>
+              </w:rPr>
+              <w:t>&lt; 0.001</w:t>
+            </w:r>
+          </w:p>
+        </w:tc>
+      </w:tr>
+      <w:tr>
+        <w:tc>
+          <w:tcPr>
+            <w:tcW w:type="dxa" w:w="2160"/>
+          </w:tcPr>
+          <w:p>
+            <w:r>
+              <w:rPr>
+                <w:sz w:val="18"/>
+              </w:rPr>
+              <w:t>Leakage effect, logistic regression</w:t>
+            </w:r>
+          </w:p>
+        </w:tc>
+        <w:tc>
+          <w:tcPr>
+            <w:tcW w:type="dxa" w:w="2160"/>
+          </w:tcPr>
+          <w:p>
+            <w:r>
+              <w:rPr>
+                <w:sz w:val="18"/>
+              </w:rPr>
+              <w:t>temporal</w:t>
+            </w:r>
+          </w:p>
+        </w:tc>
+        <w:tc>
+          <w:tcPr>
+            <w:tcW w:type="dxa" w:w="2160"/>
+          </w:tcPr>
+          <w:p>
+            <w:r>
+              <w:rPr>
+                <w:sz w:val="18"/>
+              </w:rPr>
+              <w:t>0.4565 vs 0.7854</w:t>
+            </w:r>
+          </w:p>
+        </w:tc>
+        <w:tc>
+          <w:tcPr>
+            <w:tcW w:type="dxa" w:w="2160"/>
+          </w:tcPr>
+          <w:p>
+            <w:r>
+              <w:rPr>
+                <w:sz w:val="18"/>
+              </w:rPr>
+              <w:t>&lt; 0.001</w:t>
+            </w:r>
+          </w:p>
+        </w:tc>
+      </w:tr>
+      <w:tr>
+        <w:tc>
+          <w:tcPr>
+            <w:tcW w:type="dxa" w:w="2160"/>
+          </w:tcPr>
+          <w:p>
+            <w:r>
+              <w:rPr>
+                <w:sz w:val="18"/>
+              </w:rPr>
+              <w:t>Gradient boosting vs logistic, clean</w:t>
+            </w:r>
+          </w:p>
+        </w:tc>
+        <w:tc>
+          <w:tcPr>
+            <w:tcW w:type="dxa" w:w="2160"/>
+          </w:tcPr>
+          <w:p>
+            <w:r>
+              <w:rPr>
+                <w:sz w:val="18"/>
+              </w:rPr>
+              <w:t>both</w:t>
+            </w:r>
+          </w:p>
+        </w:tc>
+        <w:tc>
+          <w:tcPr>
+            <w:tcW w:type="dxa" w:w="2160"/>
+          </w:tcPr>
+          <w:p>
+            <w:r>
+              <w:rPr>
+                <w:sz w:val="18"/>
+              </w:rPr>
+              <w:t>—</w:t>
+            </w:r>
+          </w:p>
+        </w:tc>
+        <w:tc>
+          <w:tcPr>
+            <w:tcW w:type="dxa" w:w="2160"/>
+          </w:tcPr>
+          <w:p>
+            <w:r>
+              <w:rPr>
+                <w:sz w:val="18"/>
+              </w:rPr>
+              <w:t>&lt; 0.001</w:t>
             </w:r>
           </w:p>
         </w:tc>
@@ -7443,180 +7830,40 @@
         <w:pStyle w:val="Heading2"/>
       </w:pPr>
       <w:r>
-        <w:t>5.6 The expert scorecard: a negative result</w:t>
-      </w:r>
-    </w:p>
-    <w:p>
-      <w:r>
-        <w:t xml:space="preserve">The a priori scorecard, whose bands were set from credit reasoning before any outcome was inspected, achieved </w:t>
+        <w:t>5.5a Calibration: ranking is not the same as being right</w:t>
+      </w:r>
+    </w:p>
+    <w:p>
+      <w:r>
+        <w:t>AUC measures whether a model *orders* borrowers correctly. It says nothing about whether a predicted probability means what it says. A bank pricing risk, setting provisions, or reporting expected loss needs the second property, and a model can have the first without it.</w:t>
+      </w:r>
+    </w:p>
+    <w:p>
+      <w:r>
+        <w:t>Calibration is reported here as the Brier score under Murphy's decomposition,</w:t>
+      </w:r>
+    </w:p>
+    <w:p>
+      <w:r>
+        <w:t xml:space="preserve">*Brier = reliability − resolution + uncertainty*, where </w:t>
       </w:r>
       <w:r>
         <w:rPr>
           <w:b/>
         </w:rPr>
-        <w:t>AUC 0.4144 (random) and 0.5275 (temporal)</w:t>
-      </w:r>
-      <w:r>
-        <w:t xml:space="preserve"> — at or below chance. It provides no reliable discrimination on this dataset.</w:t>
-      </w:r>
-    </w:p>
-    <w:p>
-      <w:r>
-        <w:t>This is reported as it stands. Three readings are available, and the evidence does not distinguish between the first two:</w:t>
-      </w:r>
-    </w:p>
-    <w:p>
-      <w:pPr>
-        <w:pStyle w:val="ListNumber"/>
-      </w:pPr>
+        <w:t>reliability</w:t>
+      </w:r>
+      <w:r>
+        <w:t xml:space="preserve"> measures how far predicted probabilities sit from observed rates (lower is better; zero is perfect) and </w:t>
+      </w:r>
       <w:r>
         <w:rPr>
           <w:b/>
         </w:rPr>
-        <w:t>The proxies are inadequate.</w:t>
-      </w:r>
-      <w:r>
-        <w:t xml:space="preserve"> The scorecard was built from SBA-observable</w:t>
-      </w:r>
-    </w:p>
-    <w:p>
-      <w:r>
-        <w:t>variables — guarantee share, franchise status, urban/rural — because the People's Bank criteria are absent. These are not what the appraisal form scores. The strongest legitimate criteria in the tree (DSCR, ISCR, security cover, management quality, market position) have no counterpart here.</w:t>
-      </w:r>
-    </w:p>
-    <w:p>
-      <w:pPr>
-        <w:pStyle w:val="ListNumber"/>
-      </w:pPr>
-      <w:r>
-        <w:rPr>
-          <w:b/>
-        </w:rPr>
-        <w:t>The a priori bands are wrong.</w:t>
-      </w:r>
-      <w:r>
-        <w:t xml:space="preserve"> Domain reasoning about which direction each</w:t>
-      </w:r>
-    </w:p>
-    <w:p>
-      <w:r>
-        <w:t>proxy should point may simply be mistaken. With the scorecard's individual features carrying univariate AUC between 0.51 and 0.63, an equal-weighted aggregate of several mis-signed weak proxies can land below chance.</w:t>
-      </w:r>
-    </w:p>
-    <w:p>
-      <w:pPr>
-        <w:pStyle w:val="ListNumber"/>
-      </w:pPr>
-      <w:r>
-        <w:t xml:space="preserve">The method itself does not work — </w:t>
-      </w:r>
-      <w:r>
-        <w:rPr>
-          <w:b/>
-        </w:rPr>
-        <w:t>not supported</w:t>
-      </w:r>
-      <w:r>
-        <w:t>, since the same machinery</w:t>
-      </w:r>
-    </w:p>
-    <w:p>
-      <w:r>
-        <w:t>discriminates when given informative inputs, and its arithmetic is verified against an independent implementation.</w:t>
-      </w:r>
-    </w:p>
-    <w:p>
-      <w:r>
-        <w:t>The methodological conclusion is the useful one, and it is stronger than the individual result:</w:t>
-      </w:r>
-    </w:p>
-    <w:p>
-      <w:pPr>
-        <w:ind w:left="504"/>
-      </w:pPr>
-      <w:r>
-        <w:rPr>
-          <w:i/>
-          <w:sz w:val="20"/>
-        </w:rPr>
-        <w:t>**An instrument-specific appraisal model cannot be validated against a dataset</w:t>
-      </w:r>
-    </w:p>
-    <w:p>
-      <w:pPr>
-        <w:ind w:left="504"/>
-      </w:pPr>
-      <w:r>
-        <w:rPr>
-          <w:i/>
-          <w:sz w:val="20"/>
-        </w:rPr>
-        <w:t>that does not contain its variables.** Substituting available proxies for the</w:t>
-      </w:r>
-    </w:p>
-    <w:p>
-      <w:pPr>
-        <w:ind w:left="504"/>
-      </w:pPr>
-      <w:r>
-        <w:rPr>
-          <w:i/>
-          <w:sz w:val="20"/>
-        </w:rPr>
-        <w:t>intended criteria does not test the model; it tests the proxies.</w:t>
-      </w:r>
-    </w:p>
-    <w:p>
-      <w:r>
-        <w:t>This is why the criterion weights are established by expert elicitation (Chapter 6) rather than fitted to borrowed outcome data, and why that choice is a methodological requirement rather than a fallback.</w:t>
-      </w:r>
-    </w:p>
-    <w:p>
-      <w:pPr>
-        <w:pStyle w:val="Heading2"/>
-      </w:pPr>
-      <w:r>
-        <w:t>5.6a How much do the weights matter?</w:t>
-      </w:r>
-    </w:p>
-    <w:p>
-      <w:r>
-        <w:t>The criteria model carries placeholder weights until elicitation is complete (§4.10), and that is ordinarily treated as blocking: no elicited weights, no reportable result. But the question underneath — *how much does the output depend on the weight vector at all?* — is answerable now, and answering it bounds the damage the placeholders can be doing.</w:t>
-      </w:r>
-    </w:p>
-    <w:p>
-      <w:pPr>
-        <w:pStyle w:val="Heading3"/>
-      </w:pPr>
-      <w:r>
-        <w:t>5.6a.1 Method</w:t>
-      </w:r>
-    </w:p>
-    <w:p>
-      <w:r>
-        <w:t xml:space="preserve">Two thousand complete appraisals were simulated by drawing each criterion across its plausible range. The population is </w:t>
-      </w:r>
-      <w:r>
-        <w:rPr>
-          <w:b/>
-        </w:rPr>
-        <w:t>synthetic</w:t>
-      </w:r>
-      <w:r>
-        <w:t>: the object of study is the model's mathematical behaviour, not any real portfolio, and no claim is made about real borrowers. Simulation is appropriate precisely because the question is about the model rather than the world.</w:t>
-      </w:r>
-    </w:p>
-    <w:p>
-      <w:r>
-        <w:t>Each weight was then perturbed multiplicatively by up to ±p and renormalised, for p ∈ {10%, 25%, 50%, 75%, 100%}, with 400 draws at each level. For every draw the whole population was rescored and compared against the equal-weight baseline on three measures: Spearman rank correlation, the proportion of cases keeping their risk band, and the largest score shift.</w:t>
-      </w:r>
-    </w:p>
-    <w:p>
-      <w:pPr>
-        <w:pStyle w:val="Heading3"/>
-      </w:pPr>
-      <w:r>
-        <w:t>5.6a.2 Results</w:t>
+        <w:t>resolution</w:t>
+      </w:r>
+      <w:r>
+        <w:t xml:space="preserve"> measures how far the model separates cases from the base rate (higher is better).</w:t>
       </w:r>
     </w:p>
     <w:tbl>
@@ -7643,6 +7890,614 @@
                 <w:b/>
                 <w:sz w:val="18"/>
               </w:rPr>
+              <w:t>Model</w:t>
+            </w:r>
+          </w:p>
+        </w:tc>
+        <w:tc>
+          <w:tcPr>
+            <w:tcW w:type="dxa" w:w="1728"/>
+          </w:tcPr>
+          <w:p>
+            <w:r>
+              <w:rPr>
+                <w:b/>
+                <w:sz w:val="18"/>
+              </w:rPr>
+              <w:t>Protocol</w:t>
+            </w:r>
+          </w:p>
+        </w:tc>
+        <w:tc>
+          <w:tcPr>
+            <w:tcW w:type="dxa" w:w="1728"/>
+          </w:tcPr>
+          <w:p>
+            <w:r>
+              <w:rPr>
+                <w:b/>
+                <w:sz w:val="18"/>
+              </w:rPr>
+              <w:t>Brier</w:t>
+            </w:r>
+          </w:p>
+        </w:tc>
+        <w:tc>
+          <w:tcPr>
+            <w:tcW w:type="dxa" w:w="1728"/>
+          </w:tcPr>
+          <w:p>
+            <w:r>
+              <w:rPr>
+                <w:b/>
+                <w:sz w:val="18"/>
+              </w:rPr>
+              <w:t>Reliability</w:t>
+            </w:r>
+          </w:p>
+        </w:tc>
+        <w:tc>
+          <w:tcPr>
+            <w:tcW w:type="dxa" w:w="1728"/>
+          </w:tcPr>
+          <w:p>
+            <w:r>
+              <w:rPr>
+                <w:b/>
+                <w:sz w:val="18"/>
+              </w:rPr>
+              <w:t>Resolution</w:t>
+            </w:r>
+          </w:p>
+        </w:tc>
+      </w:tr>
+      <w:tr>
+        <w:tc>
+          <w:tcPr>
+            <w:tcW w:type="dxa" w:w="1728"/>
+          </w:tcPr>
+          <w:p>
+            <w:r>
+              <w:rPr>
+                <w:sz w:val="18"/>
+              </w:rPr>
+              <w:t>Gradient boosting (clean)</w:t>
+            </w:r>
+          </w:p>
+        </w:tc>
+        <w:tc>
+          <w:tcPr>
+            <w:tcW w:type="dxa" w:w="1728"/>
+          </w:tcPr>
+          <w:p>
+            <w:r>
+              <w:rPr>
+                <w:sz w:val="18"/>
+              </w:rPr>
+              <w:t>random</w:t>
+            </w:r>
+          </w:p>
+        </w:tc>
+        <w:tc>
+          <w:tcPr>
+            <w:tcW w:type="dxa" w:w="1728"/>
+          </w:tcPr>
+          <w:p>
+            <w:r>
+              <w:rPr>
+                <w:sz w:val="18"/>
+              </w:rPr>
+              <w:t>0.1319</w:t>
+            </w:r>
+          </w:p>
+        </w:tc>
+        <w:tc>
+          <w:tcPr>
+            <w:tcW w:type="dxa" w:w="1728"/>
+          </w:tcPr>
+          <w:p>
+            <w:r>
+              <w:rPr>
+                <w:sz w:val="18"/>
+              </w:rPr>
+              <w:t>0.00005</w:t>
+            </w:r>
+          </w:p>
+        </w:tc>
+        <w:tc>
+          <w:tcPr>
+            <w:tcW w:type="dxa" w:w="1728"/>
+          </w:tcPr>
+          <w:p>
+            <w:r>
+              <w:rPr>
+                <w:sz w:val="18"/>
+              </w:rPr>
+              <w:t>0.03003</w:t>
+            </w:r>
+          </w:p>
+        </w:tc>
+      </w:tr>
+      <w:tr>
+        <w:tc>
+          <w:tcPr>
+            <w:tcW w:type="dxa" w:w="1728"/>
+          </w:tcPr>
+          <w:p>
+            <w:r>
+              <w:rPr>
+                <w:sz w:val="18"/>
+              </w:rPr>
+              <w:t>Logistic regression (clean)</w:t>
+            </w:r>
+          </w:p>
+        </w:tc>
+        <w:tc>
+          <w:tcPr>
+            <w:tcW w:type="dxa" w:w="1728"/>
+          </w:tcPr>
+          <w:p>
+            <w:r>
+              <w:rPr>
+                <w:sz w:val="18"/>
+              </w:rPr>
+              <w:t>random</w:t>
+            </w:r>
+          </w:p>
+        </w:tc>
+        <w:tc>
+          <w:tcPr>
+            <w:tcW w:type="dxa" w:w="1728"/>
+          </w:tcPr>
+          <w:p>
+            <w:r>
+              <w:rPr>
+                <w:sz w:val="18"/>
+              </w:rPr>
+              <w:t>0.1539</w:t>
+            </w:r>
+          </w:p>
+        </w:tc>
+        <w:tc>
+          <w:tcPr>
+            <w:tcW w:type="dxa" w:w="1728"/>
+          </w:tcPr>
+          <w:p>
+            <w:r>
+              <w:rPr>
+                <w:sz w:val="18"/>
+              </w:rPr>
+              <w:t>0.00091</w:t>
+            </w:r>
+          </w:p>
+        </w:tc>
+        <w:tc>
+          <w:tcPr>
+            <w:tcW w:type="dxa" w:w="1728"/>
+          </w:tcPr>
+          <w:p>
+            <w:r>
+              <w:rPr>
+                <w:sz w:val="18"/>
+              </w:rPr>
+              <w:t>0.00838</w:t>
+            </w:r>
+          </w:p>
+        </w:tc>
+      </w:tr>
+      <w:tr>
+        <w:tc>
+          <w:tcPr>
+            <w:tcW w:type="dxa" w:w="1728"/>
+          </w:tcPr>
+          <w:p>
+            <w:r>
+              <w:rPr>
+                <w:sz w:val="18"/>
+              </w:rPr>
+              <w:t>Gradient boosting (clean)</w:t>
+            </w:r>
+          </w:p>
+        </w:tc>
+        <w:tc>
+          <w:tcPr>
+            <w:tcW w:type="dxa" w:w="1728"/>
+          </w:tcPr>
+          <w:p>
+            <w:r>
+              <w:rPr>
+                <w:sz w:val="18"/>
+              </w:rPr>
+              <w:t>temporal</w:t>
+            </w:r>
+          </w:p>
+        </w:tc>
+        <w:tc>
+          <w:tcPr>
+            <w:tcW w:type="dxa" w:w="1728"/>
+          </w:tcPr>
+          <w:p>
+            <w:r>
+              <w:rPr>
+                <w:sz w:val="18"/>
+              </w:rPr>
+              <w:t>0.2592</w:t>
+            </w:r>
+          </w:p>
+        </w:tc>
+        <w:tc>
+          <w:tcPr>
+            <w:tcW w:type="dxa" w:w="1728"/>
+          </w:tcPr>
+          <w:p>
+            <w:r>
+              <w:rPr>
+                <w:sz w:val="18"/>
+              </w:rPr>
+              <w:t>0.03705</w:t>
+            </w:r>
+          </w:p>
+        </w:tc>
+        <w:tc>
+          <w:tcPr>
+            <w:tcW w:type="dxa" w:w="1728"/>
+          </w:tcPr>
+          <w:p>
+            <w:r>
+              <w:rPr>
+                <w:sz w:val="18"/>
+              </w:rPr>
+              <w:t>0.00729</w:t>
+            </w:r>
+          </w:p>
+        </w:tc>
+      </w:tr>
+      <w:tr>
+        <w:tc>
+          <w:tcPr>
+            <w:tcW w:type="dxa" w:w="1728"/>
+          </w:tcPr>
+          <w:p>
+            <w:r>
+              <w:rPr>
+                <w:sz w:val="18"/>
+              </w:rPr>
+              <w:t>Logistic regression (clean)</w:t>
+            </w:r>
+          </w:p>
+        </w:tc>
+        <w:tc>
+          <w:tcPr>
+            <w:tcW w:type="dxa" w:w="1728"/>
+          </w:tcPr>
+          <w:p>
+            <w:r>
+              <w:rPr>
+                <w:sz w:val="18"/>
+              </w:rPr>
+              <w:t>temporal</w:t>
+            </w:r>
+          </w:p>
+        </w:tc>
+        <w:tc>
+          <w:tcPr>
+            <w:tcW w:type="dxa" w:w="1728"/>
+          </w:tcPr>
+          <w:p>
+            <w:r>
+              <w:rPr>
+                <w:sz w:val="18"/>
+              </w:rPr>
+              <w:t>0.2882</w:t>
+            </w:r>
+          </w:p>
+        </w:tc>
+        <w:tc>
+          <w:tcPr>
+            <w:tcW w:type="dxa" w:w="1728"/>
+          </w:tcPr>
+          <w:p>
+            <w:r>
+              <w:rPr>
+                <w:sz w:val="18"/>
+              </w:rPr>
+              <w:t>0.05803</w:t>
+            </w:r>
+          </w:p>
+        </w:tc>
+        <w:tc>
+          <w:tcPr>
+            <w:tcW w:type="dxa" w:w="1728"/>
+          </w:tcPr>
+          <w:p>
+            <w:r>
+              <w:rPr>
+                <w:sz w:val="18"/>
+              </w:rPr>
+              <w:t>0.00121</w:t>
+            </w:r>
+          </w:p>
+        </w:tc>
+      </w:tr>
+    </w:tbl>
+    <w:p/>
+    <w:p>
+      <w:r>
+        <w:rPr>
+          <w:b/>
+        </w:rPr>
+        <w:t>Reliability degrades by roughly 700× for gradient boosting</w:t>
+      </w:r>
+      <w:r>
+        <w:t xml:space="preserve"> — 0.00005 to 0.03705 — and 64× for logistic regression. Under random splitting the boosted model is almost perfectly calibrated: its reliability diagram sits on the diagonal. Under temporal validation the entire curve lifts </w:t>
+      </w:r>
+      <w:r>
+        <w:rPr>
+          <w:b/>
+        </w:rPr>
+        <w:t>above</w:t>
+      </w:r>
+      <w:r>
+        <w:t xml:space="preserve"> the diagonal, meaning the model </w:t>
+      </w:r>
+      <w:r>
+        <w:rPr>
+          <w:b/>
+        </w:rPr>
+        <w:t>systematically under-predicts default</w:t>
+      </w:r>
+      <w:r>
+        <w:t>. At a predicted probability of 0.2 the observed default rate is approximately 0.45.</w:t>
+      </w:r>
+    </w:p>
+    <w:p>
+      <w:r>
+        <w:t>The mechanism is straightforward. The model is trained on 1990–2003 approvals defaulting at 9.1% and tested on 2004–2010 approvals defaulting at 35.9%. It has learned the base rate of a benign period and carries it into a stressed one.</w:t>
+      </w:r>
+    </w:p>
+    <w:p>
+      <w:pPr>
+        <w:pStyle w:val="Heading3"/>
+      </w:pPr>
+      <w:r>
+        <w:t>Why this matters more than the AUC result</w:t>
+      </w:r>
+    </w:p>
+    <w:p>
+      <w:r>
+        <w:t xml:space="preserve">For a lender this is the more consequential finding. A model whose discrimination falls is visibly worse and invites scrutiny. A model that still ranks tolerably but </w:t>
+      </w:r>
+      <w:r>
+        <w:rPr>
+          <w:b/>
+        </w:rPr>
+        <w:t>prices a 45% risk as 20%</w:t>
+      </w:r>
+      <w:r>
+        <w:t xml:space="preserve"> produces provisions that are less than half what they should be, and does so while appearing to work.</w:t>
+      </w:r>
+    </w:p>
+    <w:p>
+      <w:r>
+        <w:t>Given Sri Lanka's recent macroeconomic volatility, the implication is direct: a scorecard calibrated on pre-crisis SME lending should not be assumed to carry its probability estimates into a stressed period. Recalibration on recent outcomes is a separate requirement from revalidation of discrimination, and the two are frequently conflated.</w:t>
+      </w:r>
+    </w:p>
+    <w:p>
+      <w:r>
+        <w:rPr>
+          <w:b/>
+        </w:rPr>
+        <w:t>A caveat on scope.</w:t>
+      </w:r>
+      <w:r>
+        <w:t xml:space="preserve"> This concerns the trained benchmark models, not the criteria model this study proposes. The proposed model produces an ordinal band rather than a probability, and is therefore not calibrated in this sense at all — which is itself a limitation (§5.7) and the reason it must never be used to price a facility.</w:t>
+      </w:r>
+    </w:p>
+    <w:p>
+      <w:pPr>
+        <w:pStyle w:val="Heading2"/>
+      </w:pPr>
+      <w:r>
+        <w:t>5.6 The expert scorecard: a negative result</w:t>
+      </w:r>
+    </w:p>
+    <w:p>
+      <w:r>
+        <w:t xml:space="preserve">The a priori scorecard, whose bands were set from credit reasoning before any outcome was inspected, achieved </w:t>
+      </w:r>
+      <w:r>
+        <w:rPr>
+          <w:b/>
+        </w:rPr>
+        <w:t>AUC 0.4144 (random) and 0.5275 (temporal)</w:t>
+      </w:r>
+      <w:r>
+        <w:t xml:space="preserve"> — at or below chance. It provides no reliable discrimination on this dataset.</w:t>
+      </w:r>
+    </w:p>
+    <w:p>
+      <w:r>
+        <w:t>This is reported as it stands. Three readings are available, and the evidence does not distinguish between the first two:</w:t>
+      </w:r>
+    </w:p>
+    <w:p>
+      <w:pPr>
+        <w:pStyle w:val="ListNumber"/>
+      </w:pPr>
+      <w:r>
+        <w:rPr>
+          <w:b/>
+        </w:rPr>
+        <w:t>The proxies are inadequate.</w:t>
+      </w:r>
+      <w:r>
+        <w:t xml:space="preserve"> The scorecard was built from SBA-observable</w:t>
+      </w:r>
+    </w:p>
+    <w:p>
+      <w:r>
+        <w:t>variables — guarantee share, franchise status, urban/rural — because the People's Bank criteria are absent. These are not what the appraisal form scores. The strongest legitimate criteria in the tree (DSCR, ISCR, security cover, management quality, market position) have no counterpart here.</w:t>
+      </w:r>
+    </w:p>
+    <w:p>
+      <w:pPr>
+        <w:pStyle w:val="ListNumber"/>
+      </w:pPr>
+      <w:r>
+        <w:rPr>
+          <w:b/>
+        </w:rPr>
+        <w:t>The a priori bands are wrong.</w:t>
+      </w:r>
+      <w:r>
+        <w:t xml:space="preserve"> Domain reasoning about which direction each</w:t>
+      </w:r>
+    </w:p>
+    <w:p>
+      <w:r>
+        <w:t>proxy should point may simply be mistaken. With the scorecard's individual features carrying univariate AUC between 0.51 and 0.63, an equal-weighted aggregate of several mis-signed weak proxies can land below chance.</w:t>
+      </w:r>
+    </w:p>
+    <w:p>
+      <w:pPr>
+        <w:pStyle w:val="ListNumber"/>
+      </w:pPr>
+      <w:r>
+        <w:t xml:space="preserve">The method itself does not work — </w:t>
+      </w:r>
+      <w:r>
+        <w:rPr>
+          <w:b/>
+        </w:rPr>
+        <w:t>not supported</w:t>
+      </w:r>
+      <w:r>
+        <w:t>, since the same machinery</w:t>
+      </w:r>
+    </w:p>
+    <w:p>
+      <w:r>
+        <w:t>discriminates when given informative inputs, and its arithmetic is verified against an independent implementation.</w:t>
+      </w:r>
+    </w:p>
+    <w:p>
+      <w:r>
+        <w:t>The methodological conclusion is the useful one, and it is stronger than the individual result:</w:t>
+      </w:r>
+    </w:p>
+    <w:p>
+      <w:pPr>
+        <w:ind w:left="504"/>
+      </w:pPr>
+      <w:r>
+        <w:rPr>
+          <w:i/>
+          <w:sz w:val="20"/>
+        </w:rPr>
+        <w:t>**An instrument-specific appraisal model cannot be validated against a dataset</w:t>
+      </w:r>
+    </w:p>
+    <w:p>
+      <w:pPr>
+        <w:ind w:left="504"/>
+      </w:pPr>
+      <w:r>
+        <w:rPr>
+          <w:i/>
+          <w:sz w:val="20"/>
+        </w:rPr>
+        <w:t>that does not contain its variables.** Substituting available proxies for the</w:t>
+      </w:r>
+    </w:p>
+    <w:p>
+      <w:pPr>
+        <w:ind w:left="504"/>
+      </w:pPr>
+      <w:r>
+        <w:rPr>
+          <w:i/>
+          <w:sz w:val="20"/>
+        </w:rPr>
+        <w:t>intended criteria does not test the model; it tests the proxies.</w:t>
+      </w:r>
+    </w:p>
+    <w:p>
+      <w:r>
+        <w:t>This is why the criterion weights are established by expert elicitation (Chapter 6) rather than fitted to borrowed outcome data, and why that choice is a methodological requirement rather than a fallback.</w:t>
+      </w:r>
+    </w:p>
+    <w:p>
+      <w:pPr>
+        <w:pStyle w:val="Heading2"/>
+      </w:pPr>
+      <w:r>
+        <w:t>5.6a How much do the weights matter?</w:t>
+      </w:r>
+    </w:p>
+    <w:p>
+      <w:r>
+        <w:t>The criteria model carries placeholder weights until elicitation is complete (§4.10), and that is ordinarily treated as blocking: no elicited weights, no reportable result. But the question underneath — *how much does the output depend on the weight vector at all?* — is answerable now, and answering it bounds the damage the placeholders can be doing.</w:t>
+      </w:r>
+    </w:p>
+    <w:p>
+      <w:pPr>
+        <w:pStyle w:val="Heading3"/>
+      </w:pPr>
+      <w:r>
+        <w:t>5.6a.1 Method</w:t>
+      </w:r>
+    </w:p>
+    <w:p>
+      <w:r>
+        <w:t xml:space="preserve">Two thousand complete appraisals were simulated by drawing each criterion across its plausible range. The population is </w:t>
+      </w:r>
+      <w:r>
+        <w:rPr>
+          <w:b/>
+        </w:rPr>
+        <w:t>synthetic</w:t>
+      </w:r>
+      <w:r>
+        <w:t>: the object of study is the model's mathematical behaviour, not any real portfolio, and no claim is made about real borrowers. Simulation is appropriate precisely because the question is about the model rather than the world.</w:t>
+      </w:r>
+    </w:p>
+    <w:p>
+      <w:r>
+        <w:t>Each weight was then perturbed multiplicatively by up to ±p and renormalised, for p ∈ {10%, 25%, 50%, 75%, 100%}, with 400 draws at each level. For every draw the whole population was rescored and compared against the equal-weight baseline on three measures: Spearman rank correlation, the proportion of cases keeping their risk band, and the largest score shift.</w:t>
+      </w:r>
+    </w:p>
+    <w:p>
+      <w:pPr>
+        <w:pStyle w:val="Heading3"/>
+      </w:pPr>
+      <w:r>
+        <w:t>5.6a.2 Results</w:t>
+      </w:r>
+    </w:p>
+    <w:tbl>
+      <w:tblPr>
+        <w:tblStyle w:val="LightGrid-Accent1"/>
+        <w:tblW w:type="auto" w:w="0"/>
+        <w:tblLook w:firstColumn="1" w:firstRow="1" w:lastColumn="0" w:lastRow="0" w:noHBand="0" w:noVBand="1" w:val="04A0"/>
+      </w:tblPr>
+      <w:tblGrid>
+        <w:gridCol w:w="1728"/>
+        <w:gridCol w:w="1728"/>
+        <w:gridCol w:w="1728"/>
+        <w:gridCol w:w="1728"/>
+        <w:gridCol w:w="1728"/>
+      </w:tblGrid>
+      <w:tr>
+        <w:tc>
+          <w:tcPr>
+            <w:tcW w:type="dxa" w:w="1728"/>
+          </w:tcPr>
+          <w:p>
+            <w:r>
+              <w:rPr>
+                <w:b/>
+                <w:sz w:val="18"/>
+              </w:rPr>
               <w:t>Perturbation</w:t>
             </w:r>
           </w:p>
@@ -8343,6 +9198,17 @@
         <w:rPr>
           <w:b/>
         </w:rPr>
+        <w:t>The proposed model is not calibrated.</w:t>
+      </w:r>
+      <w:r>
+        <w:t xml:space="preserve"> It produces an ordinal risk band, not a probability of default. Section 5.5a shows that even trained probabilistic models lose calibration badly across time periods; the proposed model does not offer a probability to lose. It must not be used for pricing or provisioning.</w:t>
+      </w:r>
+    </w:p>
+    <w:p>
+      <w:r>
+        <w:rPr>
+          <w:b/>
+        </w:rPr>
         <w:t>The sensitivity analysis uses a simulated population.</w:t>
       </w:r>
       <w:r>
@@ -8499,6 +9365,19 @@
     <w:p>
       <w:r>
         <w:t>carries four to seven times the leverage of a credit-risk criterion over its objective, a direct consequence of clause 5 being one section of the source form.</w:t>
+      </w:r>
+    </w:p>
+    <w:p>
+      <w:pPr>
+        <w:pStyle w:val="ListNumber"/>
+      </w:pPr>
+      <w:r>
+        <w:t>Calibration degrades far more sharply than discrimination across time periods:</w:t>
+      </w:r>
+    </w:p>
+    <w:p>
+      <w:r>
+        <w:t>gradient-boosting reliability worsens roughly 700-fold (0.00005 to 0.03705), with the model systematically under-predicting default — pricing an observed 45% risk at 20%. For a lender this is the more consequential failure, because it is less visible than a fall in discrimination.</w:t>
       </w:r>
     </w:p>
     <w:p>

--- a/docs/06-thesis/THESIS.docx
+++ b/docs/06-thesis/THESIS.docx
@@ -325,12 +325,12 @@
         <w:t>RQ2</w:t>
       </w:r>
       <w:r>
-        <w:t xml:space="preserve"> — What relative weights do experienced credit practitioners assign to</w:t>
-      </w:r>
-    </w:p>
-    <w:p>
-      <w:r>
-        <w:t>the resulting criteria, and how consistent are those judgements?</w:t>
+        <w:t xml:space="preserve"> — How sensitive is such a model's output to its criterion weights, and</w:t>
+      </w:r>
+    </w:p>
+    <w:p>
+      <w:r>
+        <w:t>what follows for a model deployed before those weights are empirically established?</w:t>
       </w:r>
     </w:p>
     <w:p>
@@ -344,12 +344,12 @@
         <w:t>RQ3</w:t>
       </w:r>
       <w:r>
-        <w:t xml:space="preserve"> — How does the resulting model perform against realised loan outcomes on</w:t>
-      </w:r>
-    </w:p>
-    <w:p>
-      <w:r>
-        <w:t>observable criteria, relative to standard credit-scoring benchmarks?</w:t>
+        <w:t xml:space="preserve"> — What can and cannot be established about an instrument-specific</w:t>
+      </w:r>
+    </w:p>
+    <w:p>
+      <w:r>
+        <w:t>appraisal model from publicly available credit data, and how does it compare with standard credit-scoring benchmarks?</w:t>
       </w:r>
     </w:p>
     <w:p>
@@ -363,17 +363,27 @@
         <w:t>RQ4</w:t>
       </w:r>
       <w:r>
-        <w:t xml:space="preserve"> — How does treating development impact as a separate objective change</w:t>
-      </w:r>
-    </w:p>
-    <w:p>
-      <w:r>
-        <w:t>the assessment of applications, compared with credit risk alone?</w:t>
-      </w:r>
-    </w:p>
-    <w:p>
-      <w:r>
-        <w:t>These differ from the questions in the original research proposal. The literature review (§2.3.3) established that the contribution originally claimed — applying fuzzy multi-criteria methods to SME credit scoring — is already published. The questions were revised accordingly rather than restated in a form the literature no longer supports.</w:t>
+        <w:t xml:space="preserve"> — Are credit risk and development impact separable objectives in</w:t>
+      </w:r>
+    </w:p>
+    <w:p>
+      <w:r>
+        <w:t>practice, and what would a combined score conceal?</w:t>
+      </w:r>
+    </w:p>
+    <w:p>
+      <w:r>
+        <w:t>These differ from the questions in the original research proposal, for two reasons, both stated openly.</w:t>
+      </w:r>
+    </w:p>
+    <w:p>
+      <w:r>
+        <w:t>First, the literature review (§2.5.3) established that the contribution originally claimed — applying fuzzy multi-criteria methods to SME credit scoring — is already published. The questions were revised rather than restated in a form the literature no longer supports.</w:t>
+      </w:r>
+    </w:p>
+    <w:p>
+      <w:r>
+        <w:t>Second, the original RQ2 asked what weights practitioners assign to the criteria. Answering it requires practitioner participation that was not obtained within the study period (§6.1). Rather than pose a question the study cannot answer, RQ2 now asks something it can: how much the model's output depends on its weights at all. That is answerable by simulation, is arguably the more useful question for anyone deploying such a model, and it bounds what the missing elicitation costs. The elicitation instrument was nonetheless built, tested and is reported in §6.1 as prepared but not administered.</w:t>
       </w:r>
     </w:p>
     <w:p>
@@ -636,8 +646,46 @@
       </w:r>
     </w:p>
     <w:p>
-      <w:r>
-        <w:t>Contributions 1 and 2 are the substantial ones. Contributions 3 to 5 are real but incremental, and are described as such throughout.</w:t>
+      <w:pPr>
+        <w:pStyle w:val="ListNumber"/>
+      </w:pPr>
+      <w:r>
+        <w:rPr>
+          <w:b/>
+        </w:rPr>
+        <w:t>Evidence on objective separability</w:t>
+      </w:r>
+      <w:r>
+        <w:t>: across 652,284 facilities the two</w:t>
+      </w:r>
+    </w:p>
+    <w:p>
+      <w:r>
+        <w:t>objectives correlate moderately (r = +0.40) yet band the same facility differently 88.2% of the time — and development impact is positively associated with default. Reporting them separately preserves information a combined score would destroy (§5.6b).</w:t>
+      </w:r>
+    </w:p>
+    <w:p>
+      <w:pPr>
+        <w:pStyle w:val="ListNumber"/>
+      </w:pPr>
+      <w:r>
+        <w:rPr>
+          <w:b/>
+        </w:rPr>
+        <w:t>A calibration finding</w:t>
+      </w:r>
+      <w:r>
+        <w:t>: reliability degrades roughly 700-fold across a</w:t>
+      </w:r>
+    </w:p>
+    <w:p>
+      <w:r>
+        <w:t>temporal boundary while discrimination falls far less, so a scorecard can continue to rank while systematically mispricing risk (§5.5a).</w:t>
+      </w:r>
+    </w:p>
+    <w:p>
+      <w:r>
+        <w:t>Contributions 1 and 2 are the substantial ones. Contributions 3 to 7 are real but incremental, and are described as such throughout.</w:t>
       </w:r>
     </w:p>
     <w:p>
@@ -823,7 +871,7 @@
               <w:rPr>
                 <w:sz w:val="18"/>
               </w:rPr>
-              <w:t>Elicitation results, discussion, limitations, conclusion</w:t>
+              <w:t>Answers to the research questions, discussion, limitations, conclusion</w:t>
             </w:r>
           </w:p>
         </w:tc>
@@ -832,7 +880,7 @@
     <w:p/>
     <w:p>
       <w:r>
-        <w:t>A note on presentation. This thesis reports several things that did not work: a claimed contribution withdrawn after the literature review, a scorecard that failed to discriminate, and a mechanism hypothesis tested and rejected. These are reported because a study that presents only its successes gives the reader no way to judge the reliability of any of them.</w:t>
+        <w:t>A note on presentation. This thesis reports several things that did not work: a claimed contribution withdrawn after the literature review, a scorecard that failed to discriminate, a mechanism hypothesis tested and rejected, an elicitation designed but not administered, and an independence premise that its own data partly contradicts. These are reported because a study that presents only its successes gives the reader no way to judge the reliability of any of them.</w:t>
       </w:r>
     </w:p>
     <w:p>
@@ -1999,7 +2047,7 @@
               <w:rPr>
                 <w:sz w:val="18"/>
               </w:rPr>
-              <w:t>49-criterion model</w:t>
+              <w:t>49-criterion model, working system</w:t>
             </w:r>
           </w:p>
         </w:tc>
@@ -2014,7 +2062,7 @@
               <w:rPr>
                 <w:sz w:val="18"/>
               </w:rPr>
-              <w:t>Weight elicitation</w:t>
+              <w:t>Weight sensitivity</w:t>
             </w:r>
           </w:p>
         </w:tc>
@@ -2040,7 +2088,7 @@
               <w:rPr>
                 <w:sz w:val="18"/>
               </w:rPr>
-              <w:t>Best-Worst Method with practitioners</w:t>
+              <w:t>Monte Carlo over perturbed weight vectors</w:t>
             </w:r>
           </w:p>
         </w:tc>
@@ -2053,7 +2101,7 @@
               <w:rPr>
                 <w:sz w:val="18"/>
               </w:rPr>
-              <w:t>Weights + consistency ratios</w:t>
+              <w:t>§5.6a</w:t>
             </w:r>
           </w:p>
         </w:tc>
@@ -2094,7 +2142,7 @@
               <w:rPr>
                 <w:sz w:val="18"/>
               </w:rPr>
-              <w:t>Benchmarking against realised outcomes</w:t>
+              <w:t>Benchmarking against realised outcomes, with CIs and paired tests</w:t>
             </w:r>
           </w:p>
         </w:tc>
@@ -2107,7 +2155,7 @@
               <w:rPr>
                 <w:sz w:val="18"/>
               </w:rPr>
-              <w:t>Chapter 5</w:t>
+              <w:t>§5.3–5.6</w:t>
             </w:r>
           </w:p>
         </w:tc>
@@ -2122,7 +2170,7 @@
               <w:rPr>
                 <w:sz w:val="18"/>
               </w:rPr>
-              <w:t>Objective comparison</w:t>
+              <w:t>Objective separability</w:t>
             </w:r>
           </w:p>
         </w:tc>
@@ -2148,7 +2196,7 @@
               <w:rPr>
                 <w:sz w:val="18"/>
               </w:rPr>
-              <w:t>Dual-objective scoring of the same applications</w:t>
+              <w:t>Correlation and band agreement across 652,284 facilities</w:t>
             </w:r>
           </w:p>
         </w:tc>
@@ -2161,13 +2209,18 @@
               <w:rPr>
                 <w:sz w:val="18"/>
               </w:rPr>
-              <w:t>Chapters 4–6</w:t>
+              <w:t>§5.6b</w:t>
             </w:r>
           </w:p>
         </w:tc>
       </w:tr>
     </w:tbl>
     <w:p/>
+    <w:p>
+      <w:r>
+        <w:t>Weight elicitation by Best-Worst Method was designed and instrumented but not administered; §3.5 documents it as a prepared method and §6.1 reports it as not carried out.</w:t>
+      </w:r>
+    </w:p>
     <w:p>
       <w:pPr>
         <w:pStyle w:val="Heading2"/>
@@ -2211,12 +2264,12 @@
         <w:t>RQ2</w:t>
       </w:r>
       <w:r>
-        <w:t xml:space="preserve"> — What relative weights do experienced credit practitioners assign to</w:t>
-      </w:r>
-    </w:p>
-    <w:p>
-      <w:r>
-        <w:t>the resulting criteria, and how consistent are those judgements?</w:t>
+        <w:t xml:space="preserve"> — How sensitive is such a model's output to its criterion weights, and</w:t>
+      </w:r>
+    </w:p>
+    <w:p>
+      <w:r>
+        <w:t>what follows for a model deployed before those weights are empirically established?</w:t>
       </w:r>
     </w:p>
     <w:p>
@@ -2230,12 +2283,12 @@
         <w:t>RQ3</w:t>
       </w:r>
       <w:r>
-        <w:t xml:space="preserve"> — How does the resulting model perform against realised loan outcomes on</w:t>
-      </w:r>
-    </w:p>
-    <w:p>
-      <w:r>
-        <w:t>observable criteria, relative to standard credit-scoring benchmarks?</w:t>
+        <w:t xml:space="preserve"> — What can and cannot be established about an instrument-specific</w:t>
+      </w:r>
+    </w:p>
+    <w:p>
+      <w:r>
+        <w:t>appraisal model from publicly available credit data, and how does it compare with standard credit-scoring benchmarks?</w:t>
       </w:r>
     </w:p>
     <w:p>
@@ -2249,12 +2302,12 @@
         <w:t>RQ4</w:t>
       </w:r>
       <w:r>
-        <w:t xml:space="preserve"> — How does treating development impact as a separate objective change</w:t>
-      </w:r>
-    </w:p>
-    <w:p>
-      <w:r>
-        <w:t>the assessment of applications, compared with credit risk alone?</w:t>
+        <w:t xml:space="preserve"> — Are credit risk and development impact separable objectives in</w:t>
+      </w:r>
+    </w:p>
+    <w:p>
+      <w:r>
+        <w:t>practice, and what would a combined score conceal?</w:t>
       </w:r>
     </w:p>
     <w:p>
@@ -8298,6 +8351,277 @@
         <w:pStyle w:val="Heading2"/>
       </w:pPr>
       <w:r>
+        <w:t>5.5b What the models are worth to a lender</w:t>
+      </w:r>
+    </w:p>
+    <w:p>
+      <w:r>
+        <w:t>AUC weights both error types equally; a lender does not. Approving a facility that charges off costs the loss given default; declining a sound one costs the margin forgone. The ratio between them determines where the cut-off belongs.</w:t>
+      </w:r>
+    </w:p>
+    <w:p>
+      <w:r>
+        <w:t>Expected cost is reported in units of one false positive, so a cost ratio of 10:1 means one bad approval costs as much as ten good declines. The ratio is swept rather than assumed, because the right value is a policy question for the lender.</w:t>
+      </w:r>
+    </w:p>
+    <w:p>
+      <w:r>
+        <w:t>Two fixed policies provide the floor: approve everything, or decline everything.</w:t>
+      </w:r>
+    </w:p>
+    <w:tbl>
+      <w:tblPr>
+        <w:tblStyle w:val="LightGrid-Accent1"/>
+        <w:tblW w:type="auto" w:w="0"/>
+        <w:tblLook w:firstColumn="1" w:firstRow="1" w:lastColumn="0" w:lastRow="0" w:noHBand="0" w:noVBand="1" w:val="04A0"/>
+      </w:tblPr>
+      <w:tblGrid>
+        <w:gridCol w:w="2880"/>
+        <w:gridCol w:w="2880"/>
+        <w:gridCol w:w="2880"/>
+      </w:tblGrid>
+      <w:tr>
+        <w:tc>
+          <w:tcPr>
+            <w:tcW w:type="dxa" w:w="2880"/>
+          </w:tcPr>
+          <w:p>
+            <w:r>
+              <w:rPr>
+                <w:b/>
+                <w:sz w:val="18"/>
+              </w:rPr>
+              <w:t>Temporal split, 10:1</w:t>
+            </w:r>
+          </w:p>
+        </w:tc>
+        <w:tc>
+          <w:tcPr>
+            <w:tcW w:type="dxa" w:w="2880"/>
+          </w:tcPr>
+          <w:p>
+            <w:r>
+              <w:rPr>
+                <w:b/>
+                <w:sz w:val="18"/>
+              </w:rPr>
+              <w:t>Expected cost</w:t>
+            </w:r>
+          </w:p>
+        </w:tc>
+        <w:tc>
+          <w:tcPr>
+            <w:tcW w:type="dxa" w:w="2880"/>
+          </w:tcPr>
+          <w:p>
+            <w:r>
+              <w:rPr>
+                <w:b/>
+                <w:sz w:val="18"/>
+              </w:rPr>
+              <w:t>vs best fixed policy</w:t>
+            </w:r>
+          </w:p>
+        </w:tc>
+      </w:tr>
+      <w:tr>
+        <w:tc>
+          <w:tcPr>
+            <w:tcW w:type="dxa" w:w="2880"/>
+          </w:tcPr>
+          <w:p>
+            <w:r>
+              <w:rPr>
+                <w:sz w:val="18"/>
+              </w:rPr>
+              <w:t>"Decline all" baseline</w:t>
+            </w:r>
+          </w:p>
+        </w:tc>
+        <w:tc>
+          <w:tcPr>
+            <w:tcW w:type="dxa" w:w="2880"/>
+          </w:tcPr>
+          <w:p>
+            <w:r>
+              <w:rPr>
+                <w:sz w:val="18"/>
+              </w:rPr>
+              <w:t>0.6411</w:t>
+            </w:r>
+          </w:p>
+        </w:tc>
+        <w:tc>
+          <w:tcPr>
+            <w:tcW w:type="dxa" w:w="2880"/>
+          </w:tcPr>
+          <w:p>
+            <w:r>
+              <w:rPr>
+                <w:sz w:val="18"/>
+              </w:rPr>
+              <w:t>—</w:t>
+            </w:r>
+          </w:p>
+        </w:tc>
+      </w:tr>
+      <w:tr>
+        <w:tc>
+          <w:tcPr>
+            <w:tcW w:type="dxa" w:w="2880"/>
+          </w:tcPr>
+          <w:p>
+            <w:r>
+              <w:rPr>
+                <w:sz w:val="18"/>
+              </w:rPr>
+              <w:t>Gradient boosting</w:t>
+            </w:r>
+          </w:p>
+        </w:tc>
+        <w:tc>
+          <w:tcPr>
+            <w:tcW w:type="dxa" w:w="2880"/>
+          </w:tcPr>
+          <w:p>
+            <w:r>
+              <w:rPr>
+                <w:sz w:val="18"/>
+              </w:rPr>
+              <w:t>0.6455</w:t>
+            </w:r>
+          </w:p>
+        </w:tc>
+        <w:tc>
+          <w:tcPr>
+            <w:tcW w:type="dxa" w:w="2880"/>
+          </w:tcPr>
+          <w:p>
+            <w:r>
+              <w:rPr>
+                <w:sz w:val="18"/>
+              </w:rPr>
+              <w:t>−0.7%</w:t>
+            </w:r>
+          </w:p>
+        </w:tc>
+      </w:tr>
+      <w:tr>
+        <w:tc>
+          <w:tcPr>
+            <w:tcW w:type="dxa" w:w="2880"/>
+          </w:tcPr>
+          <w:p>
+            <w:r>
+              <w:rPr>
+                <w:sz w:val="18"/>
+              </w:rPr>
+              <w:t>Logistic regression</w:t>
+            </w:r>
+          </w:p>
+        </w:tc>
+        <w:tc>
+          <w:tcPr>
+            <w:tcW w:type="dxa" w:w="2880"/>
+          </w:tcPr>
+          <w:p>
+            <w:r>
+              <w:rPr>
+                <w:sz w:val="18"/>
+              </w:rPr>
+              <w:t>0.6475</w:t>
+            </w:r>
+          </w:p>
+        </w:tc>
+        <w:tc>
+          <w:tcPr>
+            <w:tcW w:type="dxa" w:w="2880"/>
+          </w:tcPr>
+          <w:p>
+            <w:r>
+              <w:rPr>
+                <w:sz w:val="18"/>
+              </w:rPr>
+              <w:t>−1.0%</w:t>
+            </w:r>
+          </w:p>
+        </w:tc>
+      </w:tr>
+      <w:tr>
+        <w:tc>
+          <w:tcPr>
+            <w:tcW w:type="dxa" w:w="2880"/>
+          </w:tcPr>
+          <w:p>
+            <w:r>
+              <w:rPr>
+                <w:sz w:val="18"/>
+              </w:rPr>
+              <w:t>Expert scorecard</w:t>
+            </w:r>
+          </w:p>
+        </w:tc>
+        <w:tc>
+          <w:tcPr>
+            <w:tcW w:type="dxa" w:w="2880"/>
+          </w:tcPr>
+          <w:p>
+            <w:r>
+              <w:rPr>
+                <w:sz w:val="18"/>
+              </w:rPr>
+              <w:t>0.6413</w:t>
+            </w:r>
+          </w:p>
+        </w:tc>
+        <w:tc>
+          <w:tcPr>
+            <w:tcW w:type="dxa" w:w="2880"/>
+          </w:tcPr>
+          <w:p>
+            <w:r>
+              <w:rPr>
+                <w:sz w:val="18"/>
+              </w:rPr>
+              <w:t>−0.0%</w:t>
+            </w:r>
+          </w:p>
+        </w:tc>
+      </w:tr>
+    </w:tbl>
+    <w:p/>
+    <w:p>
+      <w:r>
+        <w:rPr>
+          <w:b/>
+        </w:rPr>
+        <w:t>Under temporal validation, 12 of 15 model/cost-ratio combinations fail to beat the better fixed policy.</w:t>
+      </w:r>
+      <w:r>
+        <w:t xml:space="preserve"> At the discrimination levels the clean specification achieves — AUC 0.6076 against a 35.9% default rate — none of these models earns its place economically on that cohort. Under random splitting, where discrimination is higher, the picture improves: gradient boosting saves 10.2% at a 2:1 ratio.</w:t>
+      </w:r>
+    </w:p>
+    <w:p>
+      <w:r>
+        <w:rPr>
+          <w:b/>
+        </w:rPr>
+        <w:t>An important caveat.</w:t>
+      </w:r>
+      <w:r>
+        <w:t xml:space="preserve"> "Decline all" is a floor for comparison, not a strategy. A bank that declines every application has no business, so this is not a claim that lenders should stop lending. It is a claim that a model must clear a low bar before it is worth the process it adds, and on the stressed cohort these models do not clear it.</w:t>
+      </w:r>
+    </w:p>
+    <w:p>
+      <w:r>
+        <w:t>The finding is consistent with everything else in this chapter and is reported without softening.</w:t>
+      </w:r>
+    </w:p>
+    <w:p>
+      <w:pPr>
+        <w:pStyle w:val="Heading2"/>
+      </w:pPr>
+      <w:r>
         <w:t>5.6 The expert scorecard: a negative result</w:t>
       </w:r>
     </w:p>
@@ -9117,488 +9441,20 @@
         <w:pStyle w:val="Heading2"/>
       </w:pPr>
       <w:r>
-        <w:t>5.7 Limitations</w:t>
-      </w:r>
-    </w:p>
-    <w:p>
-      <w:r>
-        <w:rPr>
-          <w:b/>
-        </w:rPr>
-        <w:t>Jurisdiction.</w:t>
-      </w:r>
-      <w:r>
-        <w:t xml:space="preserve"> SBA data reflects U.S. government-guaranteed small-business lending. Sri Lankan SME credit differs in legal environment, collateral practice, and macroeconomic volatility. Nothing here transfers directly.</w:t>
-      </w:r>
-    </w:p>
-    <w:p>
-      <w:r>
-        <w:rPr>
-          <w:b/>
-        </w:rPr>
-        <w:t>The fuzzy layer is not exercised.</w:t>
-      </w:r>
-      <w:r>
-        <w:t xml:space="preserve"> Every SBA-observable criterion is quantitative, so each input enters as a degenerate triangular fuzzy number </w:t>
-      </w:r>
-      <w:r>
-        <w:rPr>
-          <w:rFonts w:ascii="Consolas" w:hAnsi="Consolas"/>
-          <w:sz w:val="19"/>
-        </w:rPr>
-        <w:t>[x,x,x]</w:t>
-      </w:r>
-      <w:r>
-        <w:t xml:space="preserve">. Centroid defuzzification returns </w:t>
-      </w:r>
-      <w:r>
-        <w:rPr>
-          <w:rFonts w:ascii="Consolas" w:hAnsi="Consolas"/>
-          <w:sz w:val="19"/>
-        </w:rPr>
-        <w:t>x</w:t>
-      </w:r>
-      <w:r>
-        <w:t xml:space="preserve">, and the fuzzy weighted average reduces exactly to an ordinary weighted mean. </w:t>
-      </w:r>
-      <w:r>
-        <w:rPr>
-          <w:b/>
-        </w:rPr>
-        <w:t>On this dataset the fuzzy machinery does no work.</w:t>
-      </w:r>
-      <w:r>
-        <w:t xml:space="preserve"> It is exercised only by qualitative criteria, which SBA data does not contain. What §5.3–5.6 validates is band mapping and weighted aggregation, not fuzzy inference.</w:t>
-      </w:r>
-    </w:p>
-    <w:p>
-      <w:r>
-        <w:rPr>
-          <w:b/>
-        </w:rPr>
-        <w:t>Maturity filtering biases composition.</w:t>
-      </w:r>
-      <w:r>
-        <w:t xml:space="preserve"> Restricting to fully-matured loans removes censoring but over-represents short-term facilities in later cohorts.</w:t>
-      </w:r>
-    </w:p>
-    <w:p>
-      <w:r>
-        <w:rPr>
-          <w:b/>
-        </w:rPr>
-        <w:t>Weights were placeholders.</w:t>
-      </w:r>
-      <w:r>
-        <w:t xml:space="preserve"> All results here use equal weights within each level, so they test structure rather than the elicited model. Section 5.6a bounds how much this matters: within ±25% perturbation the ranking is preserved (ρ ≈ 0.98) and ~94% of risk bands are unchanged. The limitation stands, but its magnitude is now measured rather than merely acknowledged.</w:t>
-      </w:r>
-    </w:p>
-    <w:p>
-      <w:r>
-        <w:rPr>
-          <w:b/>
-        </w:rPr>
-        <w:t>The proposed model is not calibrated.</w:t>
-      </w:r>
-      <w:r>
-        <w:t xml:space="preserve"> It produces an ordinal risk band, not a probability of default. Section 5.5a shows that even trained probabilistic models lose calibration badly across time periods; the proposed model does not offer a probability to lose. It must not be used for pricing or provisioning.</w:t>
-      </w:r>
-    </w:p>
-    <w:p>
-      <w:r>
-        <w:rPr>
-          <w:b/>
-        </w:rPr>
-        <w:t>The sensitivity analysis uses a simulated population.</w:t>
-      </w:r>
-      <w:r>
-        <w:t xml:space="preserve"> It characterises the model's response to weight change; it says nothing about how real Sri Lankan SME applications are distributed, and the two must not be confused.</w:t>
-      </w:r>
-    </w:p>
-    <w:p>
-      <w:r>
-        <w:rPr>
-          <w:b/>
-        </w:rPr>
-        <w:t>The development objective is barely observable.</w:t>
-      </w:r>
-      <w:r>
-        <w:t xml:space="preserve"> Only </w:t>
-      </w:r>
-      <w:r>
-        <w:rPr>
-          <w:rFonts w:ascii="Consolas" w:hAnsi="Consolas"/>
-          <w:sz w:val="19"/>
-        </w:rPr>
-        <w:t>CreateJob</w:t>
-      </w:r>
-      <w:r>
-        <w:t xml:space="preserve"> and </w:t>
-      </w:r>
-      <w:r>
-        <w:rPr>
-          <w:rFonts w:ascii="Consolas" w:hAnsi="Consolas"/>
-          <w:sz w:val="19"/>
-        </w:rPr>
-        <w:t>RetainedJob</w:t>
-      </w:r>
-      <w:r>
-        <w:t xml:space="preserve"> proxy the development-impact objective. Five of the nine items in clause 5 of the People's Bank form — women's participation, local raw material usage, import substitution, value added, foreign exchange earnings — have no counterpart in SBA data. The development objective is a design contribution and is </w:t>
-      </w:r>
-      <w:r>
-        <w:rPr>
-          <w:b/>
-        </w:rPr>
-        <w:t>not</w:t>
-      </w:r>
-      <w:r>
-        <w:t xml:space="preserve"> empirically validated in this chapter.</w:t>
-      </w:r>
-    </w:p>
-    <w:p>
-      <w:r>
-        <w:rPr>
-          <w:b/>
-        </w:rPr>
-        <w:t>Novelty of the contamination finding is not fully established.</w:t>
-      </w:r>
-      <w:r>
-        <w:t xml:space="preserve"> A literature search found no published report of it, but that search was not exhaustive and cannot support a claim of priority. The finding is reported as one the author is not aware of having been documented, which is a weaker and defensible claim.</w:t>
-      </w:r>
-    </w:p>
-    <w:p>
-      <w:pPr>
-        <w:pStyle w:val="Heading2"/>
-      </w:pPr>
-      <w:r>
-        <w:t>5.8 Summary</w:t>
-      </w:r>
-    </w:p>
-    <w:p>
-      <w:pPr>
-        <w:pStyle w:val="ListNumber"/>
-      </w:pPr>
-      <w:r>
-        <w:rPr>
-          <w:rFonts w:ascii="Consolas" w:hAnsi="Consolas"/>
-          <w:sz w:val="19"/>
-        </w:rPr>
-        <w:t>Term</w:t>
-      </w:r>
-      <w:r>
-        <w:t xml:space="preserve"> in the SBA National dataset carries outcome information. Roundness</w:t>
-      </w:r>
-    </w:p>
-    <w:p>
-      <w:r>
-        <w:t>alone predicts default at AUC 0.889 overall and 0.859–0.900 within every approval year, despite having no economic meaning.</w:t>
-      </w:r>
-    </w:p>
-    <w:p>
-      <w:pPr>
-        <w:pStyle w:val="ListNumber"/>
-      </w:pPr>
-      <w:r>
-        <w:t>Excluding it drops gradient-boosting temporal AUC from 0.9461 to 0.6076.</w:t>
-      </w:r>
-    </w:p>
-    <w:p>
-      <w:pPr>
-        <w:pStyle w:val="ListNumber"/>
-      </w:pPr>
-      <w:r>
-        <w:t>Right-censoring is a separate and independent hazard: censored loans default</w:t>
-      </w:r>
-    </w:p>
-    <w:p>
-      <w:r>
-        <w:t>at 7.77% against 20.41% for matured loans.</w:t>
-      </w:r>
-    </w:p>
-    <w:p>
-      <w:pPr>
-        <w:pStyle w:val="ListNumber"/>
-      </w:pPr>
-      <w:r>
-        <w:t>Random splitting overstates performance by 0.182 AUC relative to temporal</w:t>
-      </w:r>
-    </w:p>
-    <w:p>
-      <w:r>
-        <w:t>validation; a linear scorecard fitted to a benign cycle ranks *backwards* under stress.</w:t>
-      </w:r>
-    </w:p>
-    <w:p>
-      <w:pPr>
-        <w:pStyle w:val="ListNumber"/>
-      </w:pPr>
-      <w:r>
-        <w:t>The a priori expert scorecard shows no discrimination on SBA-observable</w:t>
-      </w:r>
-    </w:p>
-    <w:p>
-      <w:r>
-        <w:t>proxies (AUC 0.41–0.53), supporting the conclusion that instrument-specific appraisal models require elicitation rather than proxy-dataset fitting.</w:t>
-      </w:r>
-    </w:p>
-    <w:p>
-      <w:pPr>
-        <w:pStyle w:val="ListNumber"/>
-      </w:pPr>
-      <w:r>
-        <w:t>The model is robust to weight perturbation within the range experts plausibly</w:t>
-      </w:r>
-    </w:p>
-    <w:p>
-      <w:r>
-        <w:t>disagree over (ρ ≈ 0.98 and ~94% band stability at ±25%), which bounds the distortion introduced by reporting under placeholder weights.</w:t>
-      </w:r>
-    </w:p>
-    <w:p>
-      <w:pPr>
-        <w:pStyle w:val="ListNumber"/>
-      </w:pPr>
-      <w:r>
-        <w:t>The criteria tree is structurally asymmetric: a development-impact criterion</w:t>
-      </w:r>
-    </w:p>
-    <w:p>
-      <w:r>
-        <w:t>carries four to seven times the leverage of a credit-risk criterion over its objective, a direct consequence of clause 5 being one section of the source form.</w:t>
-      </w:r>
-    </w:p>
-    <w:p>
-      <w:pPr>
-        <w:pStyle w:val="ListNumber"/>
-      </w:pPr>
-      <w:r>
-        <w:t>Calibration degrades far more sharply than discrimination across time periods:</w:t>
-      </w:r>
-    </w:p>
-    <w:p>
-      <w:r>
-        <w:t>gradient-boosting reliability worsens roughly 700-fold (0.00005 to 0.03705), with the model systematically under-predicting default — pricing an observed 45% risk at 20%. For a lender this is the more consequential failure, because it is less visible than a fall in discrimination.</w:t>
-      </w:r>
-    </w:p>
-    <w:p>
-      <w:r>
-        <w:t>Findings 1 and 5 are the contributions of this chapter. Finding 1 is a caution to users of a widely-adopted benchmark; finding 5 justifies the methodological design of the study.</w:t>
-      </w:r>
-    </w:p>
-    <w:p/>
+        <w:t>5.6b Are the two objectives independent? (RQ4)</w:t>
+      </w:r>
+    </w:p>
+    <w:p>
+      <w:r>
+        <w:t>The model reports two scores and refuses to combine them. That decision was justified in §4.3.2 on Arvanitis, Stampini and Vencatachellum's (2015) finding that development and credit concerns are empirically independent in development-bank appraisal. Their result comes from one multilateral institution's project portfolio. It can be tested here on 652,284 small-business facilities with realised outcomes.</w:t>
+      </w:r>
+    </w:p>
     <w:p>
       <w:pPr>
         <w:pStyle w:val="Heading3"/>
       </w:pPr>
       <w:r>
-        <w:t>References cited in this chapter</w:t>
-      </w:r>
-    </w:p>
-    <w:p>
-      <w:r>
-        <w:t>Li, M., Mickel, A. and Taylor, S. (2018) '"Should This Loan be Approved or Denied?": A Large Dataset with Class Assignment Guidelines', *Journal of Statistics Education*, 26(1), pp. 55–66. doi:10.1080/10691898.2018.1434342.</w:t>
-      </w:r>
-    </w:p>
-    <w:p>
-      <w:r>
-        <w:br w:type="page"/>
-      </w:r>
-    </w:p>
-    <w:p>
-      <w:pPr>
-        <w:pStyle w:val="Heading1"/>
-      </w:pPr>
-      <w:r>
-        <w:t>Chapter 6 — Elicitation Results, Discussion and Conclusion</w:t>
-      </w:r>
-    </w:p>
-    <w:p>
-      <w:pPr>
-        <w:ind w:left="504"/>
-      </w:pPr>
-      <w:r>
-        <w:rPr>
-          <w:i/>
-          <w:sz w:val="20"/>
-        </w:rPr>
-        <w:t>STATUS: §6.1 AND §6.2 AWAIT DATA.</w:t>
-      </w:r>
-    </w:p>
-    <w:p>
-      <w:pPr>
-        <w:ind w:left="504"/>
-      </w:pPr>
-      <w:r>
-        <w:rPr>
-          <w:i/>
-          <w:sz w:val="20"/>
-        </w:rPr>
-        <w:t>The elicitation instrument, solver and analysis pipeline are complete and</w:t>
-      </w:r>
-    </w:p>
-    <w:p>
-      <w:pPr>
-        <w:ind w:left="504"/>
-      </w:pPr>
-      <w:r>
-        <w:rPr>
-          <w:i/>
-          <w:sz w:val="20"/>
-        </w:rPr>
-        <w:t>verified. No practitioner responses have yet been collected, so the criteria</w:t>
-      </w:r>
-    </w:p>
-    <w:p>
-      <w:pPr>
-        <w:ind w:left="504"/>
-      </w:pPr>
-      <w:r>
-        <w:rPr>
-          <w:i/>
-          <w:sz w:val="20"/>
-        </w:rPr>
-        <w:t>model still carries weightStatus: PLACEHOLDER.</w:t>
-      </w:r>
-    </w:p>
-    <w:p>
-      <w:pPr>
-        <w:ind w:left="504"/>
-      </w:pPr>
-      <w:r>
-        <w:rPr>
-          <w:i/>
-          <w:sz w:val="20"/>
-        </w:rPr>
-        <w:t>The section headings, table structures and analysis procedure below are fixed</w:t>
-      </w:r>
-    </w:p>
-    <w:p>
-      <w:pPr>
-        <w:ind w:left="504"/>
-      </w:pPr>
-      <w:r>
-        <w:rPr>
-          <w:i/>
-          <w:sz w:val="20"/>
-        </w:rPr>
-        <w:t>in advance — deliberately, so that the reporting format is committed to before</w:t>
-      </w:r>
-    </w:p>
-    <w:p>
-      <w:pPr>
-        <w:ind w:left="504"/>
-      </w:pPr>
-      <w:r>
-        <w:rPr>
-          <w:i/>
-          <w:sz w:val="20"/>
-        </w:rPr>
-        <w:t>the data exists and cannot be shaped to flatter whatever arrives. **No number</w:t>
-      </w:r>
-    </w:p>
-    <w:p>
-      <w:pPr>
-        <w:ind w:left="504"/>
-      </w:pPr>
-      <w:r>
-        <w:rPr>
-          <w:i/>
-          <w:sz w:val="20"/>
-        </w:rPr>
-        <w:t>may be entered into these tables by hand.** They are produced by</w:t>
-      </w:r>
-    </w:p>
-    <w:p>
-      <w:pPr>
-        <w:ind w:left="504"/>
-      </w:pPr>
-      <w:r>
-        <w:rPr>
-          <w:i/>
-          <w:sz w:val="20"/>
-        </w:rPr>
-        <w:t>research/src/derive_weights.py, which refuses to write weights when there are</w:t>
-      </w:r>
-    </w:p>
-    <w:p>
-      <w:pPr>
-        <w:ind w:left="504"/>
-      </w:pPr>
-      <w:r>
-        <w:rPr>
-          <w:i/>
-          <w:sz w:val="20"/>
-        </w:rPr>
-        <w:t>no usable responses.</w:t>
-      </w:r>
-    </w:p>
-    <w:p>
-      <w:pPr>
-        <w:ind w:left="504"/>
-      </w:pPr>
-      <w:r>
-        <w:rPr>
-          <w:i/>
-          <w:sz w:val="20"/>
-        </w:rPr>
-        <w:t>If no responses are obtained before submission, §6.1–6.2 must state that</w:t>
-      </w:r>
-    </w:p>
-    <w:p>
-      <w:pPr>
-        <w:ind w:left="504"/>
-      </w:pPr>
-      <w:r>
-        <w:rPr>
-          <w:i/>
-          <w:sz w:val="20"/>
-        </w:rPr>
-        <w:t>plainly, RQ2 must be reported as unanswered, and every scored result in the</w:t>
-      </w:r>
-    </w:p>
-    <w:p>
-      <w:pPr>
-        <w:ind w:left="504"/>
-      </w:pPr>
-      <w:r>
-        <w:rPr>
-          <w:i/>
-          <w:sz w:val="20"/>
-        </w:rPr>
-        <w:t>thesis must remain labelled as computed under placeholder weights. Reporting</w:t>
-      </w:r>
-    </w:p>
-    <w:p>
-      <w:pPr>
-        <w:ind w:left="504"/>
-      </w:pPr>
-      <w:r>
-        <w:rPr>
-          <w:i/>
-          <w:sz w:val="20"/>
-        </w:rPr>
-        <w:t>equal weights as though they were elicited would be a fabrication.</w:t>
-      </w:r>
-    </w:p>
-    <w:p>
-      <w:pPr>
-        <w:pStyle w:val="Heading2"/>
-      </w:pPr>
-      <w:r>
-        <w:t>6.1 Elicitation results (RQ2)</w:t>
-      </w:r>
-    </w:p>
-    <w:p>
-      <w:pPr>
-        <w:pStyle w:val="Heading3"/>
-      </w:pPr>
-      <w:r>
-        <w:t>6.1.1 Respondents</w:t>
-      </w:r>
-    </w:p>
-    <w:p>
-      <w:r>
-        <w:t>*To be completed.* Report: number of respondents, years of experience (range and median), institution types and roles. Report the number approached and the number who completed, not only the completions.</w:t>
+        <w:t>5.6b.1 The objectives are not independent</w:t>
       </w:r>
     </w:p>
     <w:tbl>
@@ -9622,7 +9478,7 @@
                 <w:b/>
                 <w:sz w:val="18"/>
               </w:rPr>
-              <w:t>Practitioners approached</w:t>
+              <w:t>Measure</w:t>
             </w:r>
           </w:p>
         </w:tc>
@@ -9636,7 +9492,7 @@
                 <w:b/>
                 <w:sz w:val="18"/>
               </w:rPr>
-              <w:t>pending</w:t>
+              <w:t>Value</w:t>
             </w:r>
           </w:p>
         </w:tc>
@@ -9651,7 +9507,7 @@
               <w:rPr>
                 <w:sz w:val="18"/>
               </w:rPr>
-              <w:t>Completed all eight sections</w:t>
+              <w:t>Pearson r</w:t>
             </w:r>
           </w:p>
         </w:tc>
@@ -9664,7 +9520,7 @@
               <w:rPr>
                 <w:sz w:val="18"/>
               </w:rPr>
-              <w:t>pending</w:t>
+              <w:t>+0.4003</w:t>
             </w:r>
           </w:p>
         </w:tc>
@@ -9679,7 +9535,7 @@
               <w:rPr>
                 <w:sz w:val="18"/>
               </w:rPr>
-              <w:t>Partial completions</w:t>
+              <w:t>Spearman ρ</w:t>
             </w:r>
           </w:p>
         </w:tc>
@@ -9692,7 +9548,7 @@
               <w:rPr>
                 <w:sz w:val="18"/>
               </w:rPr>
-              <w:t>pending</w:t>
+              <w:t>+0.4213</w:t>
             </w:r>
           </w:p>
         </w:tc>
@@ -9707,7 +9563,7 @@
               <w:rPr>
                 <w:sz w:val="18"/>
               </w:rPr>
-              <w:t>Median years of experience</w:t>
+              <w:t>Shared variance (r²)</w:t>
             </w:r>
           </w:p>
         </w:tc>
@@ -9720,7 +9576,7 @@
               <w:rPr>
                 <w:sz w:val="18"/>
               </w:rPr>
-              <w:t>pending</w:t>
+              <w:t>0.1602</w:t>
             </w:r>
           </w:p>
         </w:tc>
@@ -9728,16 +9584,80 @@
     </w:tbl>
     <w:p/>
     <w:p>
+      <w:r>
+        <w:t xml:space="preserve">With n this large every correlation is statistically significant, so effect size is what carries meaning. An r of 0.40 is </w:t>
+      </w:r>
+      <w:r>
+        <w:rPr>
+          <w:b/>
+        </w:rPr>
+        <w:t>moderate</w:t>
+      </w:r>
+      <w:r>
+        <w:t>, not negligible.</w:t>
+      </w:r>
+    </w:p>
+    <w:p>
+      <w:r>
+        <w:t xml:space="preserve">The two proxy scores do not draw on disjoint variables, which inflates this: </w:t>
+      </w:r>
+      <w:r>
+        <w:rPr>
+          <w:rFonts w:ascii="Consolas" w:hAnsi="Consolas"/>
+          <w:sz w:val="19"/>
+        </w:rPr>
+        <w:t>NoEmp</w:t>
+      </w:r>
+      <w:r>
+        <w:t xml:space="preserve"> feeds both the credit criterion *employees* and the development criterion</w:t>
+      </w:r>
+    </w:p>
+    <w:p>
+      <w:r>
+        <w:t xml:space="preserve">*job creation rate*, and </w:t>
+      </w:r>
+      <w:r>
+        <w:rPr>
+          <w:rFonts w:ascii="Consolas" w:hAnsi="Consolas"/>
+          <w:sz w:val="19"/>
+        </w:rPr>
+        <w:t>GrAppv</w:t>
+      </w:r>
+      <w:r>
+        <w:t xml:space="preserve"> feeds both *loan per employee* and *jobs per 100k*. Recomputing with a development measure sharing no inputs with the credit score — raw jobs supported — gives </w:t>
+      </w:r>
+      <w:r>
+        <w:rPr>
+          <w:b/>
+        </w:rPr>
+        <w:t>r = +0.3563</w:t>
+      </w:r>
+      <w:r>
+        <w:t>. The confound accounts for part of the association but not most of it.</w:t>
+      </w:r>
+    </w:p>
+    <w:p>
+      <w:r>
+        <w:rPr>
+          <w:b/>
+        </w:rPr>
+        <w:t>This partly contradicts the premise the design was justified on</w:t>
+      </w:r>
+      <w:r>
+        <w:t>, and is reported as such rather than omitted. On this population the two objectives co-move more than Arvanitis et al. found.</w:t>
+      </w:r>
+    </w:p>
+    <w:p>
       <w:pPr>
         <w:pStyle w:val="Heading3"/>
       </w:pPr>
       <w:r>
-        <w:t>6.1.2 Consistency</w:t>
-      </w:r>
-    </w:p>
-    <w:p>
-      <w:r>
-        <w:t>Each response is solved as a linear programme; the optimal deviation ξ\* divided by the consistency index for the stated best-to-worst value gives the consistency ratio. Responses with CR &gt; 0.25 are excluded from aggregation, and the number excluded is reported here regardless of how it reflects on the study.</w:t>
+        <w:t>5.6b.2 The practical case survives by a different route</w:t>
+      </w:r>
+    </w:p>
+    <w:p>
+      <w:r>
+        <w:t>Correlation describes average co-movement across a population. It does not say whether the two objectives agree about any *particular* facility, which is the question a combined score actually settles.</w:t>
       </w:r>
     </w:p>
     <w:tbl>
@@ -9747,15 +9667,13 @@
         <w:tblLook w:firstColumn="1" w:firstRow="1" w:lastColumn="0" w:lastRow="0" w:noHBand="0" w:noVBand="1" w:val="04A0"/>
       </w:tblPr>
       <w:tblGrid>
-        <w:gridCol w:w="2160"/>
-        <w:gridCol w:w="2160"/>
-        <w:gridCol w:w="2160"/>
-        <w:gridCol w:w="2160"/>
+        <w:gridCol w:w="4320"/>
+        <w:gridCol w:w="4320"/>
       </w:tblGrid>
       <w:tr>
         <w:tc>
           <w:tcPr>
-            <w:tcW w:type="dxa" w:w="2160"/>
+            <w:tcW w:type="dxa" w:w="4320"/>
           </w:tcPr>
           <w:p>
             <w:r>
@@ -9763,13 +9681,13 @@
                 <w:b/>
                 <w:sz w:val="18"/>
               </w:rPr>
-              <w:t>Section</w:t>
-            </w:r>
-          </w:p>
-        </w:tc>
-        <w:tc>
-          <w:tcPr>
-            <w:tcW w:type="dxa" w:w="2160"/>
+              <w:t>Relationship between the two bands</w:t>
+            </w:r>
+          </w:p>
+        </w:tc>
+        <w:tc>
+          <w:tcPr>
+            <w:tcW w:type="dxa" w:w="4320"/>
           </w:tcPr>
           <w:p>
             <w:r>
@@ -9777,35 +9695,7 @@
                 <w:b/>
                 <w:sz w:val="18"/>
               </w:rPr>
-              <w:t>Respondents</w:t>
-            </w:r>
-          </w:p>
-        </w:tc>
-        <w:tc>
-          <w:tcPr>
-            <w:tcW w:type="dxa" w:w="2160"/>
-          </w:tcPr>
-          <w:p>
-            <w:r>
-              <w:rPr>
-                <w:b/>
-                <w:sz w:val="18"/>
-              </w:rPr>
-              <w:t>Mean CR</w:t>
-            </w:r>
-          </w:p>
-        </w:tc>
-        <w:tc>
-          <w:tcPr>
-            <w:tcW w:type="dxa" w:w="2160"/>
-          </w:tcPr>
-          <w:p>
-            <w:r>
-              <w:rPr>
-                <w:b/>
-                <w:sz w:val="18"/>
-              </w:rPr>
-              <w:t>Excluded</w:t>
+              <w:t>Share of facilities</w:t>
             </w:r>
           </w:p>
         </w:tc>
@@ -9813,51 +9703,27 @@
       <w:tr>
         <w:tc>
           <w:tcPr>
-            <w:tcW w:type="dxa" w:w="2160"/>
-          </w:tcPr>
-          <w:p>
-            <w:r>
-              <w:rPr>
-                <w:sz w:val="18"/>
-              </w:rPr>
-              <w:t>Credit-risk dimensions</w:t>
-            </w:r>
-          </w:p>
-        </w:tc>
-        <w:tc>
-          <w:tcPr>
-            <w:tcW w:type="dxa" w:w="2160"/>
-          </w:tcPr>
-          <w:p>
-            <w:r>
-              <w:rPr>
-                <w:sz w:val="18"/>
-              </w:rPr>
-              <w:t>pending</w:t>
-            </w:r>
-          </w:p>
-        </w:tc>
-        <w:tc>
-          <w:tcPr>
-            <w:tcW w:type="dxa" w:w="2160"/>
-          </w:tcPr>
-          <w:p>
-            <w:r>
-              <w:rPr>
-                <w:sz w:val="18"/>
-              </w:rPr>
-            </w:r>
-          </w:p>
-        </w:tc>
-        <w:tc>
-          <w:tcPr>
-            <w:tcW w:type="dxa" w:w="2160"/>
-          </w:tcPr>
-          <w:p>
-            <w:r>
-              <w:rPr>
-                <w:sz w:val="18"/>
-              </w:rPr>
+            <w:tcW w:type="dxa" w:w="4320"/>
+          </w:tcPr>
+          <w:p>
+            <w:r>
+              <w:rPr>
+                <w:sz w:val="18"/>
+              </w:rPr>
+              <w:t>Same band</w:t>
+            </w:r>
+          </w:p>
+        </w:tc>
+        <w:tc>
+          <w:tcPr>
+            <w:tcW w:type="dxa" w:w="4320"/>
+          </w:tcPr>
+          <w:p>
+            <w:r>
+              <w:rPr>
+                <w:sz w:val="18"/>
+              </w:rPr>
+              <w:t>11.8%</w:t>
             </w:r>
           </w:p>
         </w:tc>
@@ -9865,51 +9731,27 @@
       <w:tr>
         <w:tc>
           <w:tcPr>
-            <w:tcW w:type="dxa" w:w="2160"/>
-          </w:tcPr>
-          <w:p>
-            <w:r>
-              <w:rPr>
-                <w:sz w:val="18"/>
-              </w:rPr>
-              <w:t>Borrower &amp; Management Capacity</w:t>
-            </w:r>
-          </w:p>
-        </w:tc>
-        <w:tc>
-          <w:tcPr>
-            <w:tcW w:type="dxa" w:w="2160"/>
-          </w:tcPr>
-          <w:p>
-            <w:r>
-              <w:rPr>
-                <w:sz w:val="18"/>
-              </w:rPr>
-              <w:t>pending</w:t>
-            </w:r>
-          </w:p>
-        </w:tc>
-        <w:tc>
-          <w:tcPr>
-            <w:tcW w:type="dxa" w:w="2160"/>
-          </w:tcPr>
-          <w:p>
-            <w:r>
-              <w:rPr>
-                <w:sz w:val="18"/>
-              </w:rPr>
-            </w:r>
-          </w:p>
-        </w:tc>
-        <w:tc>
-          <w:tcPr>
-            <w:tcW w:type="dxa" w:w="2160"/>
-          </w:tcPr>
-          <w:p>
-            <w:r>
-              <w:rPr>
-                <w:sz w:val="18"/>
-              </w:rPr>
+            <w:tcW w:type="dxa" w:w="4320"/>
+          </w:tcPr>
+          <w:p>
+            <w:r>
+              <w:rPr>
+                <w:sz w:val="18"/>
+              </w:rPr>
+              <w:t>One band apart</w:t>
+            </w:r>
+          </w:p>
+        </w:tc>
+        <w:tc>
+          <w:tcPr>
+            <w:tcW w:type="dxa" w:w="4320"/>
+          </w:tcPr>
+          <w:p>
+            <w:r>
+              <w:rPr>
+                <w:sz w:val="18"/>
+              </w:rPr>
+              <w:t>49.7%</w:t>
             </w:r>
           </w:p>
         </w:tc>
@@ -9917,51 +9759,27 @@
       <w:tr>
         <w:tc>
           <w:tcPr>
-            <w:tcW w:type="dxa" w:w="2160"/>
-          </w:tcPr>
-          <w:p>
-            <w:r>
-              <w:rPr>
-                <w:sz w:val="18"/>
-              </w:rPr>
-              <w:t>Credit History &amp; Banking Conduct</w:t>
-            </w:r>
-          </w:p>
-        </w:tc>
-        <w:tc>
-          <w:tcPr>
-            <w:tcW w:type="dxa" w:w="2160"/>
-          </w:tcPr>
-          <w:p>
-            <w:r>
-              <w:rPr>
-                <w:sz w:val="18"/>
-              </w:rPr>
-              <w:t>pending</w:t>
-            </w:r>
-          </w:p>
-        </w:tc>
-        <w:tc>
-          <w:tcPr>
-            <w:tcW w:type="dxa" w:w="2160"/>
-          </w:tcPr>
-          <w:p>
-            <w:r>
-              <w:rPr>
-                <w:sz w:val="18"/>
-              </w:rPr>
-            </w:r>
-          </w:p>
-        </w:tc>
-        <w:tc>
-          <w:tcPr>
-            <w:tcW w:type="dxa" w:w="2160"/>
-          </w:tcPr>
-          <w:p>
-            <w:r>
-              <w:rPr>
-                <w:sz w:val="18"/>
-              </w:rPr>
+            <w:tcW w:type="dxa" w:w="4320"/>
+          </w:tcPr>
+          <w:p>
+            <w:r>
+              <w:rPr>
+                <w:sz w:val="18"/>
+              </w:rPr>
+              <w:t>Two or more bands apart</w:t>
+            </w:r>
+          </w:p>
+        </w:tc>
+        <w:tc>
+          <w:tcPr>
+            <w:tcW w:type="dxa" w:w="4320"/>
+          </w:tcPr>
+          <w:p>
+            <w:r>
+              <w:rPr>
+                <w:sz w:val="18"/>
+              </w:rPr>
+              <w:t>38.4%</w:t>
             </w:r>
           </w:p>
         </w:tc>
@@ -9969,259 +9787,27 @@
       <w:tr>
         <w:tc>
           <w:tcPr>
-            <w:tcW w:type="dxa" w:w="2160"/>
-          </w:tcPr>
-          <w:p>
-            <w:r>
-              <w:rPr>
-                <w:sz w:val="18"/>
-              </w:rPr>
-              <w:t>Historic Financial Performance</w:t>
-            </w:r>
-          </w:p>
-        </w:tc>
-        <w:tc>
-          <w:tcPr>
-            <w:tcW w:type="dxa" w:w="2160"/>
-          </w:tcPr>
-          <w:p>
-            <w:r>
-              <w:rPr>
-                <w:sz w:val="18"/>
-              </w:rPr>
-              <w:t>pending</w:t>
-            </w:r>
-          </w:p>
-        </w:tc>
-        <w:tc>
-          <w:tcPr>
-            <w:tcW w:type="dxa" w:w="2160"/>
-          </w:tcPr>
-          <w:p>
-            <w:r>
-              <w:rPr>
-                <w:sz w:val="18"/>
-              </w:rPr>
-            </w:r>
-          </w:p>
-        </w:tc>
-        <w:tc>
-          <w:tcPr>
-            <w:tcW w:type="dxa" w:w="2160"/>
-          </w:tcPr>
-          <w:p>
-            <w:r>
-              <w:rPr>
-                <w:sz w:val="18"/>
-              </w:rPr>
-            </w:r>
-          </w:p>
-        </w:tc>
-      </w:tr>
-      <w:tr>
-        <w:tc>
-          <w:tcPr>
-            <w:tcW w:type="dxa" w:w="2160"/>
-          </w:tcPr>
-          <w:p>
-            <w:r>
-              <w:rPr>
-                <w:sz w:val="18"/>
-              </w:rPr>
-              <w:t>Project Viability &amp; Projections</w:t>
-            </w:r>
-          </w:p>
-        </w:tc>
-        <w:tc>
-          <w:tcPr>
-            <w:tcW w:type="dxa" w:w="2160"/>
-          </w:tcPr>
-          <w:p>
-            <w:r>
-              <w:rPr>
-                <w:sz w:val="18"/>
-              </w:rPr>
-              <w:t>pending</w:t>
-            </w:r>
-          </w:p>
-        </w:tc>
-        <w:tc>
-          <w:tcPr>
-            <w:tcW w:type="dxa" w:w="2160"/>
-          </w:tcPr>
-          <w:p>
-            <w:r>
-              <w:rPr>
-                <w:sz w:val="18"/>
-              </w:rPr>
-            </w:r>
-          </w:p>
-        </w:tc>
-        <w:tc>
-          <w:tcPr>
-            <w:tcW w:type="dxa" w:w="2160"/>
-          </w:tcPr>
-          <w:p>
-            <w:r>
-              <w:rPr>
-                <w:sz w:val="18"/>
-              </w:rPr>
-            </w:r>
-          </w:p>
-        </w:tc>
-      </w:tr>
-      <w:tr>
-        <w:tc>
-          <w:tcPr>
-            <w:tcW w:type="dxa" w:w="2160"/>
-          </w:tcPr>
-          <w:p>
-            <w:r>
-              <w:rPr>
-                <w:sz w:val="18"/>
-              </w:rPr>
-              <w:t>Market &amp; Competitive Position</w:t>
-            </w:r>
-          </w:p>
-        </w:tc>
-        <w:tc>
-          <w:tcPr>
-            <w:tcW w:type="dxa" w:w="2160"/>
-          </w:tcPr>
-          <w:p>
-            <w:r>
-              <w:rPr>
-                <w:sz w:val="18"/>
-              </w:rPr>
-              <w:t>pending</w:t>
-            </w:r>
-          </w:p>
-        </w:tc>
-        <w:tc>
-          <w:tcPr>
-            <w:tcW w:type="dxa" w:w="2160"/>
-          </w:tcPr>
-          <w:p>
-            <w:r>
-              <w:rPr>
-                <w:sz w:val="18"/>
-              </w:rPr>
-            </w:r>
-          </w:p>
-        </w:tc>
-        <w:tc>
-          <w:tcPr>
-            <w:tcW w:type="dxa" w:w="2160"/>
-          </w:tcPr>
-          <w:p>
-            <w:r>
-              <w:rPr>
-                <w:sz w:val="18"/>
-              </w:rPr>
-            </w:r>
-          </w:p>
-        </w:tc>
-      </w:tr>
-      <w:tr>
-        <w:tc>
-          <w:tcPr>
-            <w:tcW w:type="dxa" w:w="2160"/>
-          </w:tcPr>
-          <w:p>
-            <w:r>
-              <w:rPr>
-                <w:sz w:val="18"/>
-              </w:rPr>
-              <w:t>Risk, Security &amp; Compliance</w:t>
-            </w:r>
-          </w:p>
-        </w:tc>
-        <w:tc>
-          <w:tcPr>
-            <w:tcW w:type="dxa" w:w="2160"/>
-          </w:tcPr>
-          <w:p>
-            <w:r>
-              <w:rPr>
-                <w:sz w:val="18"/>
-              </w:rPr>
-              <w:t>pending</w:t>
-            </w:r>
-          </w:p>
-        </w:tc>
-        <w:tc>
-          <w:tcPr>
-            <w:tcW w:type="dxa" w:w="2160"/>
-          </w:tcPr>
-          <w:p>
-            <w:r>
-              <w:rPr>
-                <w:sz w:val="18"/>
-              </w:rPr>
-            </w:r>
-          </w:p>
-        </w:tc>
-        <w:tc>
-          <w:tcPr>
-            <w:tcW w:type="dxa" w:w="2160"/>
-          </w:tcPr>
-          <w:p>
-            <w:r>
-              <w:rPr>
-                <w:sz w:val="18"/>
-              </w:rPr>
-            </w:r>
-          </w:p>
-        </w:tc>
-      </w:tr>
-      <w:tr>
-        <w:tc>
-          <w:tcPr>
-            <w:tcW w:type="dxa" w:w="2160"/>
-          </w:tcPr>
-          <w:p>
-            <w:r>
-              <w:rPr>
-                <w:sz w:val="18"/>
-              </w:rPr>
-              <w:t>Economic &amp; Social Contribution</w:t>
-            </w:r>
-          </w:p>
-        </w:tc>
-        <w:tc>
-          <w:tcPr>
-            <w:tcW w:type="dxa" w:w="2160"/>
-          </w:tcPr>
-          <w:p>
-            <w:r>
-              <w:rPr>
-                <w:sz w:val="18"/>
-              </w:rPr>
-              <w:t>pending</w:t>
-            </w:r>
-          </w:p>
-        </w:tc>
-        <w:tc>
-          <w:tcPr>
-            <w:tcW w:type="dxa" w:w="2160"/>
-          </w:tcPr>
-          <w:p>
-            <w:r>
-              <w:rPr>
-                <w:sz w:val="18"/>
-              </w:rPr>
-            </w:r>
-          </w:p>
-        </w:tc>
-        <w:tc>
-          <w:tcPr>
-            <w:tcW w:type="dxa" w:w="2160"/>
-          </w:tcPr>
-          <w:p>
-            <w:r>
-              <w:rPr>
-                <w:sz w:val="18"/>
-              </w:rPr>
+            <w:tcW w:type="dxa" w:w="4320"/>
+          </w:tcPr>
+          <w:p>
+            <w:r>
+              <w:rPr>
+                <w:sz w:val="18"/>
+              </w:rPr>
+              <w:t>Disagree at all</w:t>
+            </w:r>
+          </w:p>
+        </w:tc>
+        <w:tc>
+          <w:tcPr>
+            <w:tcW w:type="dxa" w:w="4320"/>
+          </w:tcPr>
+          <w:p>
+            <w:r>
+              <w:rPr>
+                <w:sz w:val="18"/>
+              </w:rPr>
+              <w:t>88.2%</w:t>
             </w:r>
           </w:p>
         </w:tc>
@@ -10230,7 +9816,750 @@
     <w:p/>
     <w:p>
       <w:r>
-        <w:t xml:space="preserve">Generated by </w:t>
+        <w:t xml:space="preserve">An r of 0.40 leaves enormous scatter. The two objectives place the same facility in different risk bands </w:t>
+      </w:r>
+      <w:r>
+        <w:rPr>
+          <w:b/>
+        </w:rPr>
+        <w:t>88.2% of the time</w:t>
+      </w:r>
+      <w:r>
+        <w:t>, and more than a third differ by two bands or more.</w:t>
+      </w:r>
+    </w:p>
+    <w:p>
+      <w:r>
+        <w:t xml:space="preserve">That is the argument for reporting them separately, and it is stronger than the independence argument it replaces. </w:t>
+      </w:r>
+      <w:r>
+        <w:rPr>
+          <w:b/>
+        </w:rPr>
+        <w:t>A combined score would issue one number for the 88% of cases where the objectives disagree</w:t>
+      </w:r>
+      <w:r>
+        <w:t>, making a strong-credit, weak-development facility indistinguishable from one that is middling on both. Whether the underlying scores correlate on average is beside the point; what a decision-maker needs is whether *this* application is one of the many where they diverge.</w:t>
+      </w:r>
+    </w:p>
+    <w:p>
+      <w:pPr>
+        <w:pStyle w:val="Heading3"/>
+      </w:pPr>
+      <w:r>
+        <w:t>5.6b.3 Development impact is associated with higher default</w:t>
+      </w:r>
+    </w:p>
+    <w:tbl>
+      <w:tblPr>
+        <w:tblStyle w:val="LightGrid-Accent1"/>
+        <w:tblW w:type="auto" w:w="0"/>
+        <w:tblLook w:firstColumn="1" w:firstRow="1" w:lastColumn="0" w:lastRow="0" w:noHBand="0" w:noVBand="1" w:val="04A0"/>
+      </w:tblPr>
+      <w:tblGrid>
+        <w:gridCol w:w="2880"/>
+        <w:gridCol w:w="2880"/>
+        <w:gridCol w:w="2880"/>
+      </w:tblGrid>
+      <w:tr>
+        <w:tc>
+          <w:tcPr>
+            <w:tcW w:type="dxa" w:w="2880"/>
+          </w:tcPr>
+          <w:p>
+            <w:r>
+              <w:rPr>
+                <w:b/>
+                <w:sz w:val="18"/>
+              </w:rPr>
+              <w:t>Development band</w:t>
+            </w:r>
+          </w:p>
+        </w:tc>
+        <w:tc>
+          <w:tcPr>
+            <w:tcW w:type="dxa" w:w="2880"/>
+          </w:tcPr>
+          <w:p>
+            <w:r>
+              <w:rPr>
+                <w:b/>
+                <w:sz w:val="18"/>
+              </w:rPr>
+              <w:t>n</w:t>
+            </w:r>
+          </w:p>
+        </w:tc>
+        <w:tc>
+          <w:tcPr>
+            <w:tcW w:type="dxa" w:w="2880"/>
+          </w:tcPr>
+          <w:p>
+            <w:r>
+              <w:rPr>
+                <w:b/>
+                <w:sz w:val="18"/>
+              </w:rPr>
+              <w:t>Default rate</w:t>
+            </w:r>
+          </w:p>
+        </w:tc>
+      </w:tr>
+      <w:tr>
+        <w:tc>
+          <w:tcPr>
+            <w:tcW w:type="dxa" w:w="2880"/>
+          </w:tcPr>
+          <w:p>
+            <w:r>
+              <w:rPr>
+                <w:sz w:val="18"/>
+              </w:rPr>
+              <w:t>Lowest</w:t>
+            </w:r>
+          </w:p>
+        </w:tc>
+        <w:tc>
+          <w:tcPr>
+            <w:tcW w:type="dxa" w:w="2880"/>
+          </w:tcPr>
+          <w:p>
+            <w:r>
+              <w:rPr>
+                <w:sz w:val="18"/>
+              </w:rPr>
+              <w:t>326,491</w:t>
+            </w:r>
+          </w:p>
+        </w:tc>
+        <w:tc>
+          <w:tcPr>
+            <w:tcW w:type="dxa" w:w="2880"/>
+          </w:tcPr>
+          <w:p>
+            <w:r>
+              <w:rPr>
+                <w:sz w:val="18"/>
+              </w:rPr>
+              <w:t>10.80%</w:t>
+            </w:r>
+          </w:p>
+        </w:tc>
+      </w:tr>
+      <w:tr>
+        <w:tc>
+          <w:tcPr>
+            <w:tcW w:type="dxa" w:w="2880"/>
+          </w:tcPr>
+          <w:p>
+            <w:r>
+              <w:rPr>
+                <w:sz w:val="18"/>
+              </w:rPr>
+              <w:t>Middle</w:t>
+            </w:r>
+          </w:p>
+        </w:tc>
+        <w:tc>
+          <w:tcPr>
+            <w:tcW w:type="dxa" w:w="2880"/>
+          </w:tcPr>
+          <w:p>
+            <w:r>
+              <w:rPr>
+                <w:sz w:val="18"/>
+              </w:rPr>
+              <w:t>162,746</w:t>
+            </w:r>
+          </w:p>
+        </w:tc>
+        <w:tc>
+          <w:tcPr>
+            <w:tcW w:type="dxa" w:w="2880"/>
+          </w:tcPr>
+          <w:p>
+            <w:r>
+              <w:rPr>
+                <w:sz w:val="18"/>
+              </w:rPr>
+              <w:t>29.77%</w:t>
+            </w:r>
+          </w:p>
+        </w:tc>
+      </w:tr>
+      <w:tr>
+        <w:tc>
+          <w:tcPr>
+            <w:tcW w:type="dxa" w:w="2880"/>
+          </w:tcPr>
+          <w:p>
+            <w:r>
+              <w:rPr>
+                <w:sz w:val="18"/>
+              </w:rPr>
+              <w:t>Highest</w:t>
+            </w:r>
+          </w:p>
+        </w:tc>
+        <w:tc>
+          <w:tcPr>
+            <w:tcW w:type="dxa" w:w="2880"/>
+          </w:tcPr>
+          <w:p>
+            <w:r>
+              <w:rPr>
+                <w:sz w:val="18"/>
+              </w:rPr>
+              <w:t>163,047</w:t>
+            </w:r>
+          </w:p>
+        </w:tc>
+        <w:tc>
+          <w:tcPr>
+            <w:tcW w:type="dxa" w:w="2880"/>
+          </w:tcPr>
+          <w:p>
+            <w:r>
+              <w:rPr>
+                <w:sz w:val="18"/>
+              </w:rPr>
+              <w:t>30.32%</w:t>
+            </w:r>
+          </w:p>
+        </w:tc>
+      </w:tr>
+    </w:tbl>
+    <w:p/>
+    <w:p>
+      <w:r>
+        <w:t xml:space="preserve">Facilities supporting more employment default </w:t>
+      </w:r>
+      <w:r>
+        <w:rPr>
+          <w:b/>
+        </w:rPr>
+        <w:t>substantially more</w:t>
+      </w:r>
+      <w:r>
+        <w:t xml:space="preserve"> — a spread of 19.5 percentage points.</w:t>
+      </w:r>
+    </w:p>
+    <w:p>
+      <w:r>
+        <w:rPr>
+          <w:b/>
+        </w:rPr>
+        <w:t>Read this as association, not cause.</w:t>
+      </w:r>
+      <w:r>
+        <w:t xml:space="preserve"> It is very likely confounded: facilities creating more jobs tend to be larger, newer, and more expansionary, and each of those independently raises credit risk. Establishing a causal relationship would require controls this study has not applied, and the claim is not made.</w:t>
+      </w:r>
+    </w:p>
+    <w:p>
+      <w:r>
+        <w:t xml:space="preserve">But if the association holds under proper controls, it has a direct implication for a state bank with a development mandate: </w:t>
+      </w:r>
+      <w:r>
+        <w:rPr>
+          <w:b/>
+        </w:rPr>
+        <w:t>the developmental objective and the credit objective may genuinely pull against each other.</w:t>
+      </w:r>
+      <w:r>
+        <w:t xml:space="preserve"> Development-oriented lending would then carry a real and measurable credit cost.</w:t>
+      </w:r>
+    </w:p>
+    <w:p>
+      <w:r>
+        <w:t>That is precisely the trade-off the dual-objective design exists to surface. A model that averaged the two into one figure would report a middling score and conceal the fact that the institution is being asked to choose.</w:t>
+      </w:r>
+    </w:p>
+    <w:p>
+      <w:pPr>
+        <w:pStyle w:val="Heading2"/>
+      </w:pPr>
+      <w:r>
+        <w:t>5.7 Limitations</w:t>
+      </w:r>
+    </w:p>
+    <w:p>
+      <w:r>
+        <w:rPr>
+          <w:b/>
+        </w:rPr>
+        <w:t>Jurisdiction.</w:t>
+      </w:r>
+      <w:r>
+        <w:t xml:space="preserve"> SBA data reflects U.S. government-guaranteed small-business lending. Sri Lankan SME credit differs in legal environment, collateral practice, and macroeconomic volatility. Nothing here transfers directly.</w:t>
+      </w:r>
+    </w:p>
+    <w:p>
+      <w:r>
+        <w:rPr>
+          <w:b/>
+        </w:rPr>
+        <w:t>The fuzzy layer is not exercised.</w:t>
+      </w:r>
+      <w:r>
+        <w:t xml:space="preserve"> Every SBA-observable criterion is quantitative, so each input enters as a degenerate triangular fuzzy number </w:t>
+      </w:r>
+      <w:r>
+        <w:rPr>
+          <w:rFonts w:ascii="Consolas" w:hAnsi="Consolas"/>
+          <w:sz w:val="19"/>
+        </w:rPr>
+        <w:t>[x,x,x]</w:t>
+      </w:r>
+      <w:r>
+        <w:t xml:space="preserve">. Centroid defuzzification returns </w:t>
+      </w:r>
+      <w:r>
+        <w:rPr>
+          <w:rFonts w:ascii="Consolas" w:hAnsi="Consolas"/>
+          <w:sz w:val="19"/>
+        </w:rPr>
+        <w:t>x</w:t>
+      </w:r>
+      <w:r>
+        <w:t xml:space="preserve">, and the fuzzy weighted average reduces exactly to an ordinary weighted mean. </w:t>
+      </w:r>
+      <w:r>
+        <w:rPr>
+          <w:b/>
+        </w:rPr>
+        <w:t>On this dataset the fuzzy machinery does no work.</w:t>
+      </w:r>
+      <w:r>
+        <w:t xml:space="preserve"> It is exercised only by qualitative criteria, which SBA data does not contain. What §5.3–5.6 validates is band mapping and weighted aggregation, not fuzzy inference.</w:t>
+      </w:r>
+    </w:p>
+    <w:p>
+      <w:r>
+        <w:rPr>
+          <w:b/>
+        </w:rPr>
+        <w:t>Maturity filtering biases composition.</w:t>
+      </w:r>
+      <w:r>
+        <w:t xml:space="preserve"> Restricting to fully-matured loans removes censoring but over-represents short-term facilities in later cohorts.</w:t>
+      </w:r>
+    </w:p>
+    <w:p>
+      <w:r>
+        <w:rPr>
+          <w:b/>
+        </w:rPr>
+        <w:t>Weights were placeholders.</w:t>
+      </w:r>
+      <w:r>
+        <w:t xml:space="preserve"> All results here use equal weights within each level, so they test structure rather than the elicited model. Section 5.6a bounds how much this matters: within ±25% perturbation the ranking is preserved (ρ ≈ 0.98) and ~94% of risk bands are unchanged. The limitation stands, but its magnitude is now measured rather than merely acknowledged.</w:t>
+      </w:r>
+    </w:p>
+    <w:p>
+      <w:r>
+        <w:rPr>
+          <w:b/>
+        </w:rPr>
+        <w:t>The independence test uses thin development proxies.</w:t>
+      </w:r>
+      <w:r>
+        <w:t xml:space="preserve"> SBA data carries employment only; five of the nine items in clause 5 have no counterpart. §5.6b tests the employment dimension of development impact, not the whole objective.</w:t>
+      </w:r>
+    </w:p>
+    <w:p>
+      <w:r>
+        <w:rPr>
+          <w:b/>
+        </w:rPr>
+        <w:t>The proposed model is not calibrated.</w:t>
+      </w:r>
+      <w:r>
+        <w:t xml:space="preserve"> It produces an ordinal risk band, not a probability of default. Section 5.5a shows that even trained probabilistic models lose calibration badly across time periods; the proposed model does not offer a probability to lose. It must not be used for pricing or provisioning.</w:t>
+      </w:r>
+    </w:p>
+    <w:p>
+      <w:r>
+        <w:rPr>
+          <w:b/>
+        </w:rPr>
+        <w:t>The sensitivity analysis uses a simulated population.</w:t>
+      </w:r>
+      <w:r>
+        <w:t xml:space="preserve"> It characterises the model's response to weight change; it says nothing about how real Sri Lankan SME applications are distributed, and the two must not be confused.</w:t>
+      </w:r>
+    </w:p>
+    <w:p>
+      <w:r>
+        <w:rPr>
+          <w:b/>
+        </w:rPr>
+        <w:t>The development objective is barely observable.</w:t>
+      </w:r>
+      <w:r>
+        <w:t xml:space="preserve"> Only </w:t>
+      </w:r>
+      <w:r>
+        <w:rPr>
+          <w:rFonts w:ascii="Consolas" w:hAnsi="Consolas"/>
+          <w:sz w:val="19"/>
+        </w:rPr>
+        <w:t>CreateJob</w:t>
+      </w:r>
+      <w:r>
+        <w:t xml:space="preserve"> and </w:t>
+      </w:r>
+      <w:r>
+        <w:rPr>
+          <w:rFonts w:ascii="Consolas" w:hAnsi="Consolas"/>
+          <w:sz w:val="19"/>
+        </w:rPr>
+        <w:t>RetainedJob</w:t>
+      </w:r>
+      <w:r>
+        <w:t xml:space="preserve"> proxy the development-impact objective. Five of the nine items in clause 5 of the People's Bank form — women's participation, local raw material usage, import substitution, value added, foreign exchange earnings — have no counterpart in SBA data. The development objective is a design contribution and is </w:t>
+      </w:r>
+      <w:r>
+        <w:rPr>
+          <w:b/>
+        </w:rPr>
+        <w:t>not</w:t>
+      </w:r>
+      <w:r>
+        <w:t xml:space="preserve"> empirically validated in this chapter.</w:t>
+      </w:r>
+    </w:p>
+    <w:p>
+      <w:r>
+        <w:rPr>
+          <w:b/>
+        </w:rPr>
+        <w:t>Novelty of the contamination finding is not fully established.</w:t>
+      </w:r>
+      <w:r>
+        <w:t xml:space="preserve"> A literature search found no published report of it, but that search was not exhaustive and cannot support a claim of priority. The finding is reported as one the author is not aware of having been documented, which is a weaker and defensible claim.</w:t>
+      </w:r>
+    </w:p>
+    <w:p>
+      <w:pPr>
+        <w:pStyle w:val="Heading2"/>
+      </w:pPr>
+      <w:r>
+        <w:t>5.8 Summary</w:t>
+      </w:r>
+    </w:p>
+    <w:p>
+      <w:pPr>
+        <w:pStyle w:val="ListNumber"/>
+      </w:pPr>
+      <w:r>
+        <w:rPr>
+          <w:rFonts w:ascii="Consolas" w:hAnsi="Consolas"/>
+          <w:sz w:val="19"/>
+        </w:rPr>
+        <w:t>Term</w:t>
+      </w:r>
+      <w:r>
+        <w:t xml:space="preserve"> in the SBA National dataset carries outcome information. Roundness</w:t>
+      </w:r>
+    </w:p>
+    <w:p>
+      <w:r>
+        <w:t>alone predicts default at AUC 0.889 overall and 0.859–0.900 within every approval year, despite having no economic meaning.</w:t>
+      </w:r>
+    </w:p>
+    <w:p>
+      <w:pPr>
+        <w:pStyle w:val="ListNumber"/>
+      </w:pPr>
+      <w:r>
+        <w:t>Excluding it drops gradient-boosting temporal AUC from 0.9461 to 0.6076.</w:t>
+      </w:r>
+    </w:p>
+    <w:p>
+      <w:pPr>
+        <w:pStyle w:val="ListNumber"/>
+      </w:pPr>
+      <w:r>
+        <w:t>Right-censoring is a separate and independent hazard: censored loans default</w:t>
+      </w:r>
+    </w:p>
+    <w:p>
+      <w:r>
+        <w:t>at 7.77% against 20.41% for matured loans.</w:t>
+      </w:r>
+    </w:p>
+    <w:p>
+      <w:pPr>
+        <w:pStyle w:val="ListNumber"/>
+      </w:pPr>
+      <w:r>
+        <w:t>Random splitting overstates performance by 0.182 AUC relative to temporal</w:t>
+      </w:r>
+    </w:p>
+    <w:p>
+      <w:r>
+        <w:t>validation; a linear scorecard fitted to a benign cycle ranks *backwards* under stress.</w:t>
+      </w:r>
+    </w:p>
+    <w:p>
+      <w:pPr>
+        <w:pStyle w:val="ListNumber"/>
+      </w:pPr>
+      <w:r>
+        <w:t>The a priori expert scorecard shows no discrimination on SBA-observable</w:t>
+      </w:r>
+    </w:p>
+    <w:p>
+      <w:r>
+        <w:t>proxies (AUC 0.41–0.53), supporting the conclusion that instrument-specific appraisal models require elicitation rather than proxy-dataset fitting.</w:t>
+      </w:r>
+    </w:p>
+    <w:p>
+      <w:pPr>
+        <w:pStyle w:val="ListNumber"/>
+      </w:pPr>
+      <w:r>
+        <w:t>The model is robust to weight perturbation within the range experts plausibly</w:t>
+      </w:r>
+    </w:p>
+    <w:p>
+      <w:r>
+        <w:t>disagree over (ρ ≈ 0.98 and ~94% band stability at ±25%), which bounds the distortion introduced by reporting under placeholder weights.</w:t>
+      </w:r>
+    </w:p>
+    <w:p>
+      <w:pPr>
+        <w:pStyle w:val="ListNumber"/>
+      </w:pPr>
+      <w:r>
+        <w:t>The criteria tree is structurally asymmetric: a development-impact criterion</w:t>
+      </w:r>
+    </w:p>
+    <w:p>
+      <w:r>
+        <w:t>carries four to seven times the leverage of a credit-risk criterion over its objective, a direct consequence of clause 5 being one section of the source form.</w:t>
+      </w:r>
+    </w:p>
+    <w:p>
+      <w:pPr>
+        <w:pStyle w:val="ListNumber"/>
+      </w:pPr>
+      <w:r>
+        <w:t xml:space="preserve">The two objectives are </w:t>
+      </w:r>
+      <w:r>
+        <w:rPr>
+          <w:b/>
+        </w:rPr>
+        <w:t>not</w:t>
+      </w:r>
+      <w:r>
+        <w:t xml:space="preserve"> independent on this population (r = +0.40, or</w:t>
+      </w:r>
+    </w:p>
+    <w:p>
+      <w:r>
+        <w:t>+0.36 with disjoint inputs), which partly contradicts the premise the non-aggregation design was justified on. They nonetheless band the same facility differently 88.2% of the time, which is the stronger argument for reporting them separately.</w:t>
+      </w:r>
+    </w:p>
+    <w:p>
+      <w:pPr>
+        <w:pStyle w:val="ListNumber"/>
+      </w:pPr>
+      <w:r>
+        <w:t>Development impact is positively associated with default (10.8% in the lowest</w:t>
+      </w:r>
+    </w:p>
+    <w:p>
+      <w:r>
+        <w:t>band against 30.3% in the highest). Reported as association, not cause; if it survives proper controls, a development mandate carries a measurable credit cost.</w:t>
+      </w:r>
+    </w:p>
+    <w:p>
+      <w:pPr>
+        <w:pStyle w:val="ListNumber"/>
+      </w:pPr>
+      <w:r>
+        <w:t>At realistic cost ratios under temporal validation, none of the models beats</w:t>
+      </w:r>
+    </w:p>
+    <w:p>
+      <w:r>
+        <w:t>the better fixed policy — discrimination at this level does not convert into economic value.</w:t>
+      </w:r>
+    </w:p>
+    <w:p>
+      <w:pPr>
+        <w:pStyle w:val="ListNumber"/>
+      </w:pPr>
+      <w:r>
+        <w:t>Calibration degrades far more sharply than discrimination across time periods:</w:t>
+      </w:r>
+    </w:p>
+    <w:p>
+      <w:r>
+        <w:t>gradient-boosting reliability worsens roughly 700-fold (0.00005 to 0.03705), with the model systematically under-predicting default — pricing an observed 45% risk at 20%. For a lender this is the more consequential failure, because it is less visible than a fall in discrimination.</w:t>
+      </w:r>
+    </w:p>
+    <w:p>
+      <w:r>
+        <w:t>Findings 1 and 5 are the contributions of this chapter. Finding 1 is a caution to users of a widely-adopted benchmark; finding 5 justifies the methodological design of the study.</w:t>
+      </w:r>
+    </w:p>
+    <w:p/>
+    <w:p>
+      <w:pPr>
+        <w:pStyle w:val="Heading3"/>
+      </w:pPr>
+      <w:r>
+        <w:t>References cited in this chapter</w:t>
+      </w:r>
+    </w:p>
+    <w:p>
+      <w:r>
+        <w:t>Li, M., Mickel, A. and Taylor, S. (2018) '"Should This Loan be Approved or Denied?": A Large Dataset with Class Assignment Guidelines', *Journal of Statistics Education*, 26(1), pp. 55–66. doi:10.1080/10691898.2018.1434342.</w:t>
+      </w:r>
+    </w:p>
+    <w:p>
+      <w:r>
+        <w:br w:type="page"/>
+      </w:r>
+    </w:p>
+    <w:p>
+      <w:pPr>
+        <w:pStyle w:val="Heading1"/>
+      </w:pPr>
+      <w:r>
+        <w:t>Chapter 6 — Discussion and Conclusion</w:t>
+      </w:r>
+    </w:p>
+    <w:p>
+      <w:pPr>
+        <w:pStyle w:val="Heading2"/>
+      </w:pPr>
+      <w:r>
+        <w:t>6.1 Weight elicitation: prepared, not administered</w:t>
+      </w:r>
+    </w:p>
+    <w:p>
+      <w:r>
+        <w:t xml:space="preserve">The methodology in §3.5 specifies weight elicitation by Best-Worst Method. </w:t>
+      </w:r>
+      <w:r>
+        <w:rPr>
+          <w:b/>
+        </w:rPr>
+        <w:t>That elicitation was not carried out.</w:t>
+      </w:r>
+      <w:r>
+        <w:t xml:space="preserve"> This section states plainly what was built, what was not done, and what follows.</w:t>
+      </w:r>
+    </w:p>
+    <w:p>
+      <w:pPr>
+        <w:pStyle w:val="Heading3"/>
+      </w:pPr>
+      <w:r>
+        <w:t>6.1.1 What exists</w:t>
+      </w:r>
+    </w:p>
+    <w:p>
+      <w:pPr>
+        <w:pStyle w:val="ListBullet"/>
+      </w:pPr>
+      <w:r>
+        <w:t>A web instrument implementing BWM across eight comparison levels — 86</w:t>
+      </w:r>
+    </w:p>
+    <w:p>
+      <w:r>
+        <w:t xml:space="preserve">comparisons, approximately fifteen minutes — with a participation and confidentiality notice, collecting a self-chosen participant code, years of experience, institution type and role, and </w:t>
+      </w:r>
+      <w:r>
+        <w:rPr>
+          <w:b/>
+        </w:rPr>
+        <w:t>no name or customer information</w:t>
+      </w:r>
+      <w:r>
+        <w:t>.</w:t>
+      </w:r>
+    </w:p>
+    <w:p>
+      <w:pPr>
+        <w:pStyle w:val="ListBullet"/>
+      </w:pPr>
+      <w:r>
+        <w:t>A linear BWM solver (Rezaei, 2016) verified against the published worked</w:t>
+      </w:r>
+    </w:p>
+    <w:p>
+      <w:r>
+        <w:t>example, reproducing its weights exactly (ξ\* = 0, CR = 0) and flagging a deliberately contradictory response at CR = 1.18.</w:t>
+      </w:r>
+    </w:p>
+    <w:p>
+      <w:pPr>
+        <w:pStyle w:val="ListBullet"/>
+      </w:pPr>
+      <w:r>
+        <w:t>An analysis pipeline computing per-respondent consistency ratios, excluding</w:t>
+      </w:r>
+    </w:p>
+    <w:p>
+      <w:r>
+        <w:t>responses above CR 0.25, and aggregating by geometric mean.</w:t>
+      </w:r>
+    </w:p>
+    <w:p>
+      <w:r>
+        <w:t xml:space="preserve">The pipeline was verified end to end with a synthetic respondent, which produced consistency ratios of 0.031–0.042 across the eight levels. </w:t>
+      </w:r>
+      <w:r>
+        <w:rPr>
+          <w:b/>
+        </w:rPr>
+        <w:t>That synthetic response was then deleted</w:t>
+      </w:r>
+      <w:r>
+        <w:t xml:space="preserve">, and the criteria model carries </w:t>
+      </w:r>
+      <w:r>
+        <w:rPr>
+          <w:rFonts w:ascii="Consolas" w:hAnsi="Consolas"/>
+          <w:sz w:val="19"/>
+        </w:rPr>
+        <w:t>weightStatus: PLACEHOLDER</w:t>
+      </w:r>
+      <w:r>
+        <w:t>.</w:t>
+      </w:r>
+    </w:p>
+    <w:p>
+      <w:pPr>
+        <w:pStyle w:val="Heading3"/>
+      </w:pPr>
+      <w:r>
+        <w:t>6.1.2 What was not done, and why</w:t>
+      </w:r>
+    </w:p>
+    <w:p>
+      <w:r>
+        <w:t>No practitioner responses were collected. Recruiting credit officers requires institutional access and participant time that were not secured within the study period.</w:t>
+      </w:r>
+    </w:p>
+    <w:p>
+      <w:r>
+        <w:t xml:space="preserve">The consequence is stated without softening: </w:t>
+      </w:r>
+      <w:r>
+        <w:rPr>
+          <w:b/>
+        </w:rPr>
+        <w:t>the original RQ2 — what weights practitioners assign — is unanswered by this study.</w:t>
+      </w:r>
+      <w:r>
+        <w:t xml:space="preserve"> The weights reported throughout are equal splits within each level, and every score computed from them is labelled accordingly. </w:t>
       </w:r>
       <w:r>
         <w:rPr>
@@ -10240,17 +10569,17 @@
         <w:t>derive_weights.py</w:t>
       </w:r>
       <w:r>
-        <w:t xml:space="preserve">; raw values in </w:t>
+        <w:t xml:space="preserve"> refuses to mark the model </w:t>
       </w:r>
       <w:r>
         <w:rPr>
           <w:rFonts w:ascii="Consolas" w:hAnsi="Consolas"/>
           <w:sz w:val="19"/>
         </w:rPr>
-        <w:t>research/outputs/tables/elicitation_consistency.csv</w:t>
-      </w:r>
-      <w:r>
-        <w:t>.</w:t>
+        <w:t>ELICITED</w:t>
+      </w:r>
+      <w:r>
+        <w:t xml:space="preserve"> without usable responses, so no analysis in this thesis can have silently treated placeholder weights as elicited ones.</w:t>
       </w:r>
     </w:p>
     <w:p>
@@ -10258,100 +10587,72 @@
         <w:pStyle w:val="Heading3"/>
       </w:pPr>
       <w:r>
-        <w:t>6.1.3 Derived weights</w:t>
-      </w:r>
-    </w:p>
-    <w:p>
-      <w:r>
-        <w:t>*To be completed* — aggregated by geometric mean over usable responses.</w:t>
-      </w:r>
-    </w:p>
-    <w:p>
-      <w:r>
-        <w:t>Two things to examine and report whichever way they fall:</w:t>
-      </w:r>
-    </w:p>
-    <w:p>
-      <w:pPr>
-        <w:pStyle w:val="ListBullet"/>
-      </w:pPr>
+        <w:t>6.1.3 What was done instead</w:t>
+      </w:r>
+    </w:p>
+    <w:p>
+      <w:r>
+        <w:t xml:space="preserve">Rather than leave the question open, the study asks a different one that is answerable without respondents and is arguably more useful: </w:t>
+      </w:r>
       <w:r>
         <w:rPr>
           <w:b/>
         </w:rPr>
-        <w:t>Where practitioners agree.</w:t>
-      </w:r>
-      <w:r>
-        <w:t xml:space="preserve"> Convergence across respondents is evidence that</w:t>
-      </w:r>
-    </w:p>
-    <w:p>
-      <w:r>
-        <w:t>the criterion carries a shared professional meaning.</w:t>
-      </w:r>
-    </w:p>
-    <w:p>
-      <w:pPr>
-        <w:pStyle w:val="ListBullet"/>
-      </w:pPr>
+        <w:t>how much does the model's output depend on its weights at all?</w:t>
+      </w:r>
+      <w:r>
+        <w:t xml:space="preserve"> That is the revised RQ2, and §5.6a answers it.</w:t>
+      </w:r>
+    </w:p>
+    <w:p>
+      <w:r>
+        <w:t>This is a genuine narrowing of scope, not a substitution of equivalent value. Elicited weights would tell us what Sri Lankan practitioners believe. The sensitivity analysis tells us only how much such beliefs would matter. Both are worth knowing; only the second was obtainable here.</w:t>
+      </w:r>
+    </w:p>
+    <w:p>
+      <w:pPr>
+        <w:pStyle w:val="Heading2"/>
+      </w:pPr>
+      <w:r>
+        <w:t>6.2 Answers to the research questions</w:t>
+      </w:r>
+    </w:p>
+    <w:p>
+      <w:pPr>
+        <w:pStyle w:val="Heading3"/>
+      </w:pPr>
+      <w:r>
+        <w:t>RQ1 — Can the instrument be formalised?</w:t>
+      </w:r>
+    </w:p>
+    <w:p>
       <w:r>
         <w:rPr>
           <w:b/>
         </w:rPr>
-        <w:t>Where they disagree.</w:t>
-      </w:r>
-      <w:r>
-        <w:t xml:space="preserve"> Wide dispersion is not a defect in the data. It is</w:t>
-      </w:r>
-    </w:p>
-    <w:p>
-      <w:r>
-        <w:t>evidence for the inconsistency this research is premised on, and it should be reported as a finding rather than smoothed away by the geometric mean.</w:t>
-      </w:r>
-    </w:p>
-    <w:p>
-      <w:pPr>
-        <w:pStyle w:val="Heading3"/>
-      </w:pPr>
-      <w:r>
-        <w:t>6.1.4 Comparison with Roy and Shaw (2021)</w:t>
-      </w:r>
-    </w:p>
-    <w:p>
-      <w:r>
-        <w:t>Roy and Shaw report credit history, cash liquidity and repayment period as the dominant criteria in SME lending, using the same weighting method in a different national context. Comparing the elicited weights here against theirs is a worthwhile external check: agreement suggests the criteria carry stable professional meaning across contexts, while divergence would be a substantive finding about Sri Lankan practice. *To be completed once weights exist.*</w:t>
-      </w:r>
-    </w:p>
-    <w:p>
-      <w:pPr>
-        <w:pStyle w:val="Heading2"/>
-      </w:pPr>
-      <w:r>
-        <w:t>6.2 Effect of elicited weights (RQ4)</w:t>
-      </w:r>
-    </w:p>
-    <w:p>
-      <w:r>
-        <w:t>*To be completed.* Rescore the case set under placeholder and elicited weights and report how far the two diverge — on scores, on risk bands, and on the gap between the credit-risk and development-impact objectives.</w:t>
-      </w:r>
-    </w:p>
-    <w:p>
-      <w:r>
-        <w:t xml:space="preserve">This is the direct evidence for RQ4. If elicited weights move the development objective independently of the credit objective, that supports the design decision not to aggregate them. If the two move together, the argument for separation weakens and </w:t>
+        <w:t>Yes, and the artefact demonstrates it.</w:t>
+      </w:r>
+      <w:r>
+        <w:t xml:space="preserve"> Forty-nine criteria across seven dimensions and two objectives, each traceable to a numbered clause of the People's Bank form. Twenty-eight quantitative criteria map through piecewise-linear bands; twenty-one qualitative criteria are captured on a five-point linguistic scale as triangular fuzzy numbers.</w:t>
+      </w:r>
+    </w:p>
+    <w:p>
+      <w:r>
+        <w:t>The working system scores, explains, and exports in the bank's own report format. Contributions decompose exactly to the score, so any recommendation is traceable to the clause that produced it.</w:t>
+      </w:r>
+    </w:p>
+    <w:p>
+      <w:r>
+        <w:t xml:space="preserve">What the formalisation does </w:t>
       </w:r>
       <w:r>
         <w:rPr>
           <w:b/>
         </w:rPr>
-        <w:t>the thesis should say so.</w:t>
-      </w:r>
-    </w:p>
-    <w:p>
-      <w:pPr>
-        <w:pStyle w:val="Heading2"/>
-      </w:pPr>
-      <w:r>
-        <w:t>6.3 Discussion</w:t>
+        <w:t>not</w:t>
+      </w:r>
+      <w:r>
+        <w:t xml:space="preserve"> do is preserve everything. Stein's (2002) distinction between hard and soft information implies that hardening a judgement loses something, and the fuzzy linguistic scale mitigates that loss rather than avoiding it.</w:t>
       </w:r>
     </w:p>
     <w:p>
@@ -10359,17 +10660,58 @@
         <w:pStyle w:val="Heading3"/>
       </w:pPr>
       <w:r>
-        <w:t>6.3.1 What the contamination finding means</w:t>
-      </w:r>
-    </w:p>
-    <w:p>
-      <w:r>
-        <w:t>The finding in §5.3 has consequences beyond this study.</w:t>
-      </w:r>
-    </w:p>
-    <w:p>
-      <w:r>
-        <w:t xml:space="preserve">The SBA National dataset is widely used in credit-scoring research and teaching. A model given </w:t>
+        <w:t>RQ2 — How much do the weights matter?</w:t>
+      </w:r>
+    </w:p>
+    <w:p>
+      <w:r>
+        <w:rPr>
+          <w:b/>
+        </w:rPr>
+        <w:t>Less than expected within realistic disagreement, and the answer is bounded.</w:t>
+      </w:r>
+      <w:r>
+        <w:t xml:space="preserve"> At ±25% weight perturbation — wider than practitioners plausibly differ — rank correlation with baseline is 0.982 (credit) and 0.989 (development), with 94.0% and 92.7% of facilities keeping their risk band. Degradation beyond that is gradual (§5.6a).</w:t>
+      </w:r>
+    </w:p>
+    <w:p>
+      <w:r>
+        <w:t>Two qualifications. The 6–7% of cases that change band at ±25% are real appraisals that would receive a different recommendation. And the criteria tree is structurally asymmetric: a development-impact criterion carries four to seven times the leverage of a credit-risk criterion, so elicitation error costs more on that side.</w:t>
+      </w:r>
+    </w:p>
+    <w:p>
+      <w:pPr>
+        <w:pStyle w:val="Heading3"/>
+      </w:pPr>
+      <w:r>
+        <w:t>RQ3 — What can be established from public data?</w:t>
+      </w:r>
+    </w:p>
+    <w:p>
+      <w:r>
+        <w:rPr>
+          <w:b/>
+        </w:rPr>
+        <w:t>Less than hoped, and the reasons are the contribution.</w:t>
+      </w:r>
+    </w:p>
+    <w:p>
+      <w:r>
+        <w:t xml:space="preserve">The scoring method could not be validated against the criteria tree, because no public dataset contains its variables. Substituting SBA-observable proxies produced a scorecard with </w:t>
+      </w:r>
+      <w:r>
+        <w:rPr>
+          <w:b/>
+        </w:rPr>
+        <w:t>no discrimination</w:t>
+      </w:r>
+      <w:r>
+        <w:t xml:space="preserve"> (AUC 0.4144 random, 0.5275 temporal) — a negative result reported as it occurred (§5.6).</w:t>
+      </w:r>
+    </w:p>
+    <w:p>
+      <w:r>
+        <w:t xml:space="preserve">The attempt surfaced something more useful. The SBA National dataset's </w:t>
       </w:r>
       <w:r>
         <w:rPr>
@@ -10379,7 +10721,91 @@
         <w:t>Term</w:t>
       </w:r>
       <w:r>
-        <w:t xml:space="preserve"> and free to split on its exact value inherits an artefact worth up to 0.34 AUC. The roundness probe — a single boolean with no economic content — reaches 0.887. Any published result on this dataset in that region, obtained from a tree ensemble with </w:t>
+        <w:t xml:space="preserve"> field carries outcome information: roundness alone predicts default at AUC 0.889 within every approval year, and excluding the field drops gradient-boosting temporal AUC from 0.9461 to 0.6076 (§5.3–5.4). Confidence intervals do not overlap and paired DeLong tests give p &lt; 0.001.</w:t>
+      </w:r>
+    </w:p>
+    <w:p>
+      <w:r>
+        <w:t>Two further hazards emerged. Calibration degrades roughly 700-fold across the temporal boundary, with models systematically under-predicting default (§5.5a). And at realistic cost ratios, none of the models beats a fixed policy on the stressed cohort (§5.5b).</w:t>
+      </w:r>
+    </w:p>
+    <w:p>
+      <w:pPr>
+        <w:pStyle w:val="Heading3"/>
+      </w:pPr>
+      <w:r>
+        <w:t>RQ4 — Are the objectives separable?</w:t>
+      </w:r>
+    </w:p>
+    <w:p>
+      <w:r>
+        <w:rPr>
+          <w:b/>
+        </w:rPr>
+        <w:t>Not independent, but they disagree constantly — and the second fact is what matters.</w:t>
+      </w:r>
+    </w:p>
+    <w:p>
+      <w:r>
+        <w:t xml:space="preserve">Across 652,284 facilities the two scores correlate at r = +0.40, or +0.36 with the shared-input confound removed. That is *moderate*, and it </w:t>
+      </w:r>
+      <w:r>
+        <w:rPr>
+          <w:b/>
+        </w:rPr>
+        <w:t>partly contradicts</w:t>
+      </w:r>
+      <w:r>
+        <w:t xml:space="preserve"> the Arvanitis et al. (2015) independence result the design was justified on (§5.6b.1).</w:t>
+      </w:r>
+    </w:p>
+    <w:p>
+      <w:r>
+        <w:t xml:space="preserve">The practical case survives by a different route. The two objectives place the same facility in different risk bands </w:t>
+      </w:r>
+      <w:r>
+        <w:rPr>
+          <w:b/>
+        </w:rPr>
+        <w:t>88.2% of the time</w:t>
+      </w:r>
+      <w:r>
+        <w:t>, and 38.4% differ by two bands or more. A correlation of 0.40 leaves enormous scatter, and it is per-facility disagreement — not average co-movement — that a combined score destroys.</w:t>
+      </w:r>
+    </w:p>
+    <w:p>
+      <w:r>
+        <w:t xml:space="preserve">Additionally, development impact is </w:t>
+      </w:r>
+      <w:r>
+        <w:rPr>
+          <w:b/>
+        </w:rPr>
+        <w:t>positively associated with default</w:t>
+      </w:r>
+      <w:r>
+        <w:t xml:space="preserve"> (10.8% in the lowest development band against 30.3% in the highest). Reported as association, not cause, and likely confounded by facility size and business age. If it survives proper controls, a development mandate carries a measurable credit cost — exactly the trade-off the dual-objective design exists to surface.</w:t>
+      </w:r>
+    </w:p>
+    <w:p>
+      <w:pPr>
+        <w:pStyle w:val="Heading2"/>
+      </w:pPr>
+      <w:r>
+        <w:t>6.3 Discussion</w:t>
+      </w:r>
+    </w:p>
+    <w:p>
+      <w:pPr>
+        <w:pStyle w:val="Heading3"/>
+      </w:pPr>
+      <w:r>
+        <w:t>6.3.1 What the contamination finding means</w:t>
+      </w:r>
+    </w:p>
+    <w:p>
+      <w:r>
+        <w:t xml:space="preserve">The SBA National dataset is widely used in credit-scoring research and teaching. A model given </w:t>
       </w:r>
       <w:r>
         <w:rPr>
@@ -10389,12 +10815,12 @@
         <w:t>Term</w:t>
       </w:r>
       <w:r>
-        <w:t xml:space="preserve"> included, is likely to be measuring the artefact rather than credit risk.</w:t>
-      </w:r>
-    </w:p>
-    <w:p>
-      <w:r>
-        <w:t xml:space="preserve">The general lesson is about </w:t>
+        <w:t xml:space="preserve"> and free to split on exact values inherits an artefact worth up to 0.34 AUC, and a meaningless roundness probe reaches 0.887 on its own.</w:t>
+      </w:r>
+    </w:p>
+    <w:p>
+      <w:r>
+        <w:t xml:space="preserve">The transferable lesson is about </w:t>
       </w:r>
       <w:r>
         <w:rPr>
@@ -10403,7 +10829,17 @@
         <w:t>how anomalies are treated</w:t>
       </w:r>
       <w:r>
-        <w:t>. The finding emerged only because an AUC of 0.97 was treated as a symptom rather than a success. Had it been reported as a result — which it easily could have been, since it exceeded every published benchmark — this thesis would contain a headline finding that was entirely an artefact. The methodological rule in §3.6.3 is the transferable part.</w:t>
+        <w:t>. The finding emerged only because an AUC of 0.9726 was investigated rather than reported. Had it been published it would have exceeded every benchmark it would have been compared against — which is precisely why it would not have been questioned.</w:t>
+      </w:r>
+    </w:p>
+    <w:p>
+      <w:r>
+        <w:t>Kapoor and Narayanan (2023) found leakage affecting 294 papers across seventeen fields. This case is harder to catch than the textbook forms: the offending field is documented as legitimate, is available at prediction time under its documented meaning, and is economically meaningful. It is caught only by noticing that the</w:t>
+      </w:r>
+    </w:p>
+    <w:p>
+      <w:r>
+        <w:t>*shape* of its relationship with the outcome is not one any economic mechanism could produce.</w:t>
       </w:r>
     </w:p>
     <w:p>
@@ -10416,28 +10852,34 @@
     </w:p>
     <w:p>
       <w:r>
-        <w:t>The expert scorecard failed to discriminate on SBA-observable proxies (AUC 0.41–0.53). Two explanations remain live and the evidence does not separate them: the proxies are inadequate, or the a priori bands are wrong.</w:t>
-      </w:r>
-    </w:p>
-    <w:p>
-      <w:r>
-        <w:t>Either way the methodological conclusion holds, and it is the useful one:</w:t>
-      </w:r>
-    </w:p>
-    <w:p>
+        <w:t>Substituting available proxies for the intended criteria tests the proxies, not the model. Institutions without clean historical default data cannot fit a scorecard, and this study shows they cannot borrow someone else's dataset to validate one either. Expert elicitation is not a second-best option in that situation; it is the only sound one — which makes §6.1's omission the more regrettable.</w:t>
+      </w:r>
+    </w:p>
+    <w:p>
+      <w:pPr>
+        <w:pStyle w:val="Heading3"/>
+      </w:pPr>
+      <w:r>
+        <w:t>6.3.3 What temporal validation reveals</w:t>
+      </w:r>
+    </w:p>
+    <w:p>
+      <w:r>
+        <w:t>Logistic regression scored 0.4565 temporally — below chance. Trained on cohorts defaulting at 9.1% and tested on cohorts defaulting at 35.9%, its ranking inverted.</w:t>
+      </w:r>
+    </w:p>
+    <w:p>
+      <w:r>
+        <w:t xml:space="preserve">Calibration degraded further than discrimination. For a lender that is the more dangerous failure: falling discrimination is visible and invites scrutiny, whereas a model that still ranks tolerably while pricing a 45% risk at 20% under-provisions by more than half and appears to be working. </w:t>
+      </w:r>
       <w:r>
         <w:rPr>
           <w:b/>
         </w:rPr>
-        <w:t>substituting available proxies for the intended criteria tests the proxies, not the model.</w:t>
-      </w:r>
-      <w:r>
-        <w:t xml:space="preserve"> This is why elicitation is a methodological requirement here rather than a fallback for missing data.</w:t>
-      </w:r>
-    </w:p>
-    <w:p>
-      <w:r>
-        <w:t>There is a broader point for practice. Institutions without clean historical default data cannot fit a scorecard, and this study shows they cannot borrow someone else's dataset to validate one either. Expert elicitation is not a second-best option in that situation; it is the only sound one.</w:t>
+        <w:t>Recalibration on recent outcomes is a separate requirement from revalidation of discrimination</w:t>
+      </w:r>
+      <w:r>
+        <w:t>, and the two are routinely conflated. Given Sri Lanka's recent macroeconomic volatility, this is the most directly actionable result in the thesis.</w:t>
       </w:r>
     </w:p>
     <w:p>
@@ -10445,39 +10887,7 @@
         <w:pStyle w:val="Heading3"/>
       </w:pPr>
       <w:r>
-        <w:t>6.3.3 On temporal validation</w:t>
-      </w:r>
-    </w:p>
-    <w:p>
-      <w:r>
-        <w:t xml:space="preserve">Under the clean specification, logistic regression scored 0.4565 on temporal validation — </w:t>
-      </w:r>
-      <w:r>
-        <w:rPr>
-          <w:b/>
-        </w:rPr>
-        <w:t>below chance</w:t>
-      </w:r>
-      <w:r>
-        <w:t>. Trained on 1990–2003 (9.1% default) and tested on 2004–2010 (35.9% default), the model did not merely lose accuracy; its ranking inverted.</w:t>
-      </w:r>
-    </w:p>
-    <w:p>
-      <w:r>
-        <w:t>For practice, this is the most immediately actionable result in the thesis. A linear scorecard fitted during benign conditions can rank borrowers *backwards* under stress. Given Sri Lanka's recent macroeconomic volatility, a scorecard calibrated on pre-crisis SME lending should not be assumed to hold, and temporal rather than random validation should be the default.</w:t>
-      </w:r>
-    </w:p>
-    <w:p>
-      <w:pPr>
-        <w:pStyle w:val="Heading3"/>
-      </w:pPr>
-      <w:r>
         <w:t>6.3.4 On the system</w:t>
-      </w:r>
-    </w:p>
-    <w:p>
-      <w:r>
-        <w:t>The system demonstrates that a narrative appraisal instrument can be formalised without discarding the judgement it encodes — 28 criteria computed from figures, 21 captured as structured linguistic judgements, every one traceable to a clause.</w:t>
       </w:r>
     </w:p>
     <w:p>
@@ -10496,7 +10906,7 @@
         <w:t>completeness gate</w:t>
       </w:r>
       <w:r>
-        <w:t xml:space="preserve"> (§4.5) arose from a real defect found in testing: a 14%-complete file produced a confident recommendation. The gate is a refusal to answer rather than a score adjustment, because a discounted score would have preserved the false impression that the system had an opinion.</w:t>
+        <w:t xml:space="preserve"> (§4.5) arose from a defect found in testing: a 14%-complete file produced a confident recommendation. Weight renormalisation keeps a sparse appraisal's score plausible while its evidential basis collapses. The gate is a refusal to answer rather than a score adjustment, because a discounted score would preserve the false impression that the system had an opinion.</w:t>
       </w:r>
     </w:p>
     <w:p>
@@ -10504,10 +10914,10 @@
         <w:rPr>
           <w:b/>
         </w:rPr>
-        <w:t>Storing the full result document and model version</w:t>
-      </w:r>
-      <w:r>
-        <w:t xml:space="preserve"> with each appraisal means recommendations remain reproducible after the model changes. Since the placeholder weights are due to be replaced, an appraisal signed under one model must still be explainable under it later.</w:t>
+        <w:t>Authenticated sign-off</w:t>
+      </w:r>
+      <w:r>
+        <w:t xml:space="preserve"> (§4.6a) replaced a typed name. An audit trail of self-declared signatories records nothing; the signatory is now the authenticated user and roles are enforced server-side.</w:t>
       </w:r>
     </w:p>
     <w:p>
@@ -10526,7 +10936,7 @@
         <w:t>Empirical validation is on a proxy dataset from another jurisdiction.</w:t>
       </w:r>
       <w:r>
-        <w:t xml:space="preserve"> SBA data reflects U.S. government-guaranteed lending. Nothing transfers directly to Sri Lankan SME credit.</w:t>
+        <w:t xml:space="preserve"> Nothing transfers directly to Sri Lankan SME credit.</w:t>
       </w:r>
     </w:p>
     <w:p>
@@ -10537,7 +10947,18 @@
         <w:t>The criteria tree is not empirically validated.</w:t>
       </w:r>
       <w:r>
-        <w:t xml:space="preserve"> No dataset contains its variables. Chapter 5 validates scoring machinery, not criteria.</w:t>
+        <w:t xml:space="preserve"> No dataset contains its variables.</w:t>
+      </w:r>
+    </w:p>
+    <w:p>
+      <w:r>
+        <w:rPr>
+          <w:b/>
+        </w:rPr>
+        <w:t>No weight elicitation was carried out</w:t>
+      </w:r>
+      <w:r>
+        <w:t xml:space="preserve"> (§6.1). RQ2 as originally posed is unanswered.</w:t>
       </w:r>
     </w:p>
     <w:p>
@@ -10548,7 +10969,7 @@
         <w:t>The fuzzy layer is not exercised by the validation.</w:t>
       </w:r>
       <w:r>
-        <w:t xml:space="preserve"> All SBA-observable criteria are quantitative and enter as degenerate triangular fuzzy numbers, under which the fuzzy weighted average reduces exactly to a weighted arithmetic mean. On that dataset the fuzzy machinery does no work.</w:t>
+        <w:t xml:space="preserve"> All SBA-observable criteria are quantitative and enter as degenerate fuzzy numbers, under which the fuzzy weighted average reduces exactly to a weighted arithmetic mean.</w:t>
       </w:r>
     </w:p>
     <w:p>
@@ -10556,10 +10977,10 @@
         <w:rPr>
           <w:b/>
         </w:rPr>
-        <w:t>The development objective is barely observable.</w:t>
-      </w:r>
-      <w:r>
-        <w:t xml:space="preserve"> Only job creation and retention proxy it; five of the nine items in clause 5 have no counterpart in the data. It is a design contribution, not an empirically validated one.</w:t>
+        <w:t>The development objective is thinly proxied.</w:t>
+      </w:r>
+      <w:r>
+        <w:t xml:space="preserve"> Only employment is observable; five of the nine clause-5 items have no counterpart. §5.6b tests the employment dimension, not the whole objective.</w:t>
       </w:r>
     </w:p>
     <w:p>
@@ -10567,10 +10988,10 @@
         <w:rPr>
           <w:b/>
         </w:rPr>
-        <w:t>Elicitation is small-n and purposive.</w:t>
-      </w:r>
-      <w:r>
-        <w:t xml:space="preserve"> Weights represent the respondents' judgement, not Sri Lankan credit practice.</w:t>
+        <w:t>The development–default association is uncontrolled.</w:t>
+      </w:r>
+      <w:r>
+        <w:t xml:space="preserve"> Facility size and business age are plausible confounders and were not adjusted for.</w:t>
       </w:r>
     </w:p>
     <w:p>
@@ -10578,10 +10999,10 @@
         <w:rPr>
           <w:b/>
         </w:rPr>
-        <w:t>No inter-rater reliability study was conducted.</w:t>
-      </w:r>
-      <w:r>
-        <w:t xml:space="preserve"> This is the most significant omission. The research is premised on manual appraisal being inconsistent, and that premise is argued rather than measured.</w:t>
+        <w:t>No inter-rater reliability study.</w:t>
+      </w:r>
+      <w:r>
+        <w:t xml:space="preserve"> The premise that manual appraisal is inconsistent is supported from the literature (Cortés et al., 2016) but not measured here. This remains the single most significant omission.</w:t>
       </w:r>
     </w:p>
     <w:p>
@@ -10589,10 +11010,10 @@
         <w:rPr>
           <w:b/>
         </w:rPr>
-        <w:t>No field evaluation.</w:t>
-      </w:r>
-      <w:r>
-        <w:t xml:space="preserve"> No officer has used the system on live applications; there is no usability or acceptance evidence.</w:t>
+        <w:t>No field evaluation and no fairness assessment.</w:t>
+      </w:r>
+      <w:r>
+        <w:t xml:space="preserve"> No officer has used the system on live applications, and no disparate-impact analysis has been performed. For a credit model the second is a serious gap, recorded in the model card.</w:t>
       </w:r>
     </w:p>
     <w:p>
@@ -10603,7 +11024,7 @@
         <w:t>Novelty of the contamination finding is not established as priority.</w:t>
       </w:r>
       <w:r>
-        <w:t xml:space="preserve"> A literature search found no prior report, but the search was not exhaustive.</w:t>
+        <w:t xml:space="preserve"> A literature search found no prior report, but was not exhaustive.</w:t>
       </w:r>
     </w:p>
     <w:p>
@@ -10622,7 +11043,29 @@
         <w:t>Measure the inconsistency.</w:t>
       </w:r>
       <w:r>
-        <w:t xml:space="preserve"> Have N officers appraise the same M files independently and compute inter-rater reliability, then repeat with the system. This directly tests the premise of the research and would be the strongest possible addition. It requires only practitioner time and constructed cases.</w:t>
+        <w:t xml:space="preserve"> Have N officers appraise the same M files independently, compute inter-rater reliability, then repeat with the system. This directly tests the premise the research rests on and requires only practitioner time and constructed cases.</w:t>
+      </w:r>
+    </w:p>
+    <w:p>
+      <w:r>
+        <w:rPr>
+          <w:b/>
+        </w:rPr>
+        <w:t>Complete the elicitation.</w:t>
+      </w:r>
+      <w:r>
+        <w:t xml:space="preserve"> The instrument and pipeline are built and verified; they need respondents.</w:t>
+      </w:r>
+    </w:p>
+    <w:p>
+      <w:r>
+        <w:rPr>
+          <w:b/>
+        </w:rPr>
+        <w:t>Control the development–default association.</w:t>
+      </w:r>
+      <w:r>
+        <w:t xml:space="preserve"> Adjust for facility size, business age and sector to determine whether the relationship in §5.6b.3 is causal. If it is, it has direct policy implications for development lending.</w:t>
       </w:r>
     </w:p>
     <w:p>
@@ -10643,7 +11086,7 @@
         <w:t>Term</w:t>
       </w:r>
       <w:r>
-        <w:t xml:space="preserve"> behaves as it does — through SBA data documentation or the agency itself — would convert a caution into a full account, and is publishable independently.</w:t>
+        <w:t xml:space="preserve"> behaves as it does — through SBA documentation or the agency itself — would convert a caution into a full account, and is publishable independently.</w:t>
       </w:r>
     </w:p>
     <w:p>
@@ -10658,17 +11101,6 @@
       </w:r>
     </w:p>
     <w:p>
-      <w:r>
-        <w:rPr>
-          <w:b/>
-        </w:rPr>
-        <w:t>Field evaluation.</w:t>
-      </w:r>
-      <w:r>
-        <w:t xml:space="preserve"> Deploy alongside the existing process and compare turnaround time, consistency and officer acceptance.</w:t>
-      </w:r>
-    </w:p>
-    <w:p>
       <w:pPr>
         <w:pStyle w:val="Heading2"/>
       </w:pPr>
@@ -10683,7 +11115,7 @@
     </w:p>
     <w:p>
       <w:r>
-        <w:t>The artefact was built. A 49-criterion model was derived clause by clause from the People's Bank appraisal form, implemented in a working system that scores credit risk and development impact separately, decomposes every score into per-criterion contributions, withholds a recommendation when too little has been assessed, and exports its output in the bank's own report format.</w:t>
+        <w:t>The artefact was built. A 49-criterion model was derived clause by clause from the People's Bank appraisal form and implemented in a working system that scores credit risk and development impact separately, decomposes every score into exact per-criterion contributions, withholds a recommendation when too little has been assessed, enforces the form's own sign-off chain, and exports its output in the bank's format.</w:t>
       </w:r>
     </w:p>
     <w:p>
@@ -10698,12 +11130,12 @@
         <w:t>Term</w:t>
       </w:r>
       <w:r>
-        <w:t xml:space="preserve"> field in the widely used SBA National dataset carries outcome information, inflating gradient-boosting performance by up to 0.34 AUC. Alongside it sits a negative result — an expert scorecard that failed to discriminate on proxy variables — from which follows the methodological point that instrument-specific appraisal models cannot be validated on datasets lacking their variables.</w:t>
-      </w:r>
-    </w:p>
-    <w:p>
-      <w:r>
-        <w:t>RQ1 is answered: the formalisation method is demonstrated and the artefact exists. RQ3 is answered narrowly and mostly in the negative, with the limits stated. RQ2 and RQ4 depend on elicitation data and are reported according to what was obtained.</w:t>
+        <w:t xml:space="preserve"> field in the widely used SBA National dataset carries outcome information, inflating gradient-boosting temporal discrimination by 0.34 AUC. Alongside it sit a negative result — an expert scorecard that failed to discriminate on proxy variables — and the methodological point that follows: instrument-specific appraisal models cannot be validated on datasets lacking their variables.</w:t>
+      </w:r>
+    </w:p>
+    <w:p>
+      <w:r>
+        <w:t>Two further findings emerged from asking questions the study could answer rather than the ones it could not. The model's output is robust to weight disagreement within the range experts plausibly exhibit, which bounds what the missing elicitation costs. And the two objectives, while moderately correlated, place the same facility in different bands 88.2% of the time — so reporting them separately preserves information that a combined score would destroy, even though the independence premise that originally justified the separation does not hold on this population.</w:t>
       </w:r>
     </w:p>
     <w:p>
@@ -10717,7 +11149,7 @@
         <w:t>not</w:t>
       </w:r>
       <w:r>
-        <w:t xml:space="preserve"> make is that a better credit scoring model has been built. The evidence does not support that, and Chapter 2 establishes that the methods used are not themselves new. What it offers instead is a transferable method for formalising institutional appraisal instruments, a working system that implements it, and two findings about evaluation that should change how others approach the same problem.</w:t>
+        <w:t xml:space="preserve"> make is that a better credit scoring model has been built. The evidence does not support it, and Chapter 2 establishes that the methods used are not themselves new. What it offers instead is a transferable method for formalising institutional appraisal instruments, a working artefact that implements it, and three findings about evaluation — contamination in a common benchmark, the limits of proxy validation, and the divergence between discrimination and calibration under temporal shift — that should change how others approach the same problem.</w:t>
       </w:r>
     </w:p>
     <w:p>
